--- a/거짓말 12종 도감.docx
+++ b/거짓말 12종 도감.docx
@@ -26,7 +26,7 @@
           <w:color w:val="6B6A65"/>
           <w:sz w:val="22"/>
         </w:rPr>
-        <w:t>현실에서 진짜로 마주치는 거짓말 · 비판적 독해 훈련 자료</w:t>
+        <w:t>책 요약문에 숨은 거짓말, 그리고 현실에서 만나는 같은 수법 · 비판적 독해 훈련 자료</w:t>
       </w:r>
     </w:p>
     <w:p>
@@ -53,7 +53,7 @@
           <w:color w:val="1B1A17"/>
           <w:sz w:val="30"/>
         </w:rPr>
-        <w:t>“이 말이 나한테 무엇을 하려는 거지?”</w:t>
+        <w:t>“이 문장이 본문의 무엇을 건드렸나?”</w:t>
       </w:r>
     </w:p>
     <w:p>
@@ -67,7 +67,7 @@
           <w:color w:val="6B6A65"/>
           <w:sz w:val="21"/>
         </w:rPr>
-        <w:t>유형을 먼저 고르지 마라. 이 질문에 먼저 답하면 12개가 3개로 줄어든다.</w:t>
+        <w:t>유형을 먼저 고르지 마라. 네 가지 중 무엇을 건드렸는지 정하면 12개가 3개로 줄어든다.</w:t>
       </w:r>
     </w:p>
     <w:p>
@@ -80,7 +80,7 @@
           <w:b/>
           <w:sz w:val="26"/>
         </w:rPr>
-        <w:t>무엇을 하려는 말인가</w:t>
+        <w:t>무엇을 건드린 말인가</w:t>
       </w:r>
     </w:p>
     <w:tbl>
@@ -128,7 +128,7 @@
                 <w:color w:val="FFFFFF"/>
                 <w:sz w:val="19"/>
               </w:rPr>
-              <w:t>하려는 것</w:t>
+              <w:t>건드리는 것</w:t>
             </w:r>
           </w:p>
         </w:tc>
@@ -182,7 +182,7 @@
                 <w:b w:val="0"/>
                 <w:sz w:val="18"/>
               </w:rPr>
-              <w:t>실제보다 크게 보이게 한다</w:t>
+              <w:t>말의 세기를 한 단계 올린다</w:t>
             </w:r>
           </w:p>
         </w:tc>
@@ -198,7 +198,7 @@
                 <w:b w:val="0"/>
                 <w:sz w:val="18"/>
               </w:rPr>
-              <w:t>말이 실제보다 세게 들린다</w:t>
+              <w:t>정리가 본문보다 세게 들린다</w:t>
             </w:r>
           </w:p>
         </w:tc>
@@ -234,7 +234,7 @@
                 <w:b w:val="0"/>
                 <w:sz w:val="18"/>
               </w:rPr>
-              <w:t>있는 것 중에서 유리한 것만 꺼낸다</w:t>
+              <w:t>있는 것 중 유리한 것만 남긴다</w:t>
             </w:r>
           </w:p>
         </w:tc>
@@ -286,7 +286,7 @@
                 <w:b w:val="0"/>
                 <w:sz w:val="18"/>
               </w:rPr>
-              <w:t>상관없는 것을 원인처럼 붙인다</w:t>
+              <w:t>원인과 이유를 손댄다</w:t>
             </w:r>
           </w:p>
         </w:tc>
@@ -302,7 +302,7 @@
                 <w:b w:val="0"/>
                 <w:sz w:val="18"/>
               </w:rPr>
-              <w:t>"그래서 그렇게 됐다"는 말이 너무 매끄럽다</w:t>
+              <w:t>「그래서 그렇게 됐다」가 너무 매끄럽다</w:t>
             </w:r>
           </w:p>
         </w:tc>
@@ -322,7 +322,7 @@
                 <w:color w:val="97401F"/>
                 <w:sz w:val="18"/>
               </w:rPr>
-              <w:t>4군 · 빌리고 얹기</w:t>
+              <w:t>4군 · 옮기고 얹기</w:t>
             </w:r>
           </w:p>
         </w:tc>
@@ -338,7 +338,7 @@
                 <w:b w:val="0"/>
                 <w:sz w:val="18"/>
               </w:rPr>
-              <w:t>남의 입을 빌리거나, 없던 말을 얹는다</w:t>
+              <w:t>주인을 바꾸거나 없던 말을 붙인다</w:t>
             </w:r>
           </w:p>
         </w:tc>
@@ -354,7 +354,7 @@
                 <w:b w:val="0"/>
                 <w:sz w:val="18"/>
               </w:rPr>
-              <w:t>말한 사람이 누구인지 끝까지 안 나온다</w:t>
+              <w:t>누구 이야기인지, 누가 한 말인지가 흐릿하다</w:t>
             </w:r>
           </w:p>
         </w:tc>
@@ -409,7 +409,7 @@
           <w:color w:val="6B6A65"/>
           <w:sz w:val="22"/>
         </w:rPr>
-        <w:t>실제보다 크게 보이게 한다</w:t>
+        <w:t>말의 세기를 한 단계 올린다</w:t>
       </w:r>
     </w:p>
     <w:p>
@@ -423,7 +423,7 @@
           <w:color w:val="6B6A65"/>
           <w:sz w:val="20"/>
         </w:rPr>
-        <w:t>이럴 때 의심한다 — 말이 실제보다 세게 들린다</w:t>
+        <w:t>이럴 때 의심한다 — 정리가 본문보다 세게 들린다</w:t>
       </w:r>
     </w:p>
     <w:p>
@@ -437,22 +437,179 @@
           <w:color w:val="8A5A12"/>
           <w:sz w:val="27"/>
         </w:rPr>
-        <w:t>① 낚시 제목</w:t>
+        <w:t>① 확신 올리기</w:t>
       </w:r>
     </w:p>
     <w:p>
       <w:pPr>
-        <w:spacing w:after="160" w:line="336" w:lineRule="auto"/>
+        <w:spacing w:after="120" w:line="336" w:lineRule="auto"/>
         <w:ind w:left="227"/>
       </w:pPr>
+      <w:r>
+        <w:rPr>
+          <w:rFonts w:ascii="맑은 고딕" w:hAnsi="맑은 고딕" w:eastAsia="맑은 고딕"/>
+          <w:b/>
+          <w:color w:val="7A766C"/>
+          <w:sz w:val="18"/>
+        </w:rPr>
+        <w:t xml:space="preserve">정의  </w:t>
+      </w:r>
       <w:r>
         <w:rPr>
           <w:rFonts w:ascii="맑은 고딕" w:hAnsi="맑은 고딕" w:eastAsia="맑은 고딕"/>
           <w:b w:val="0"/>
+          <w:sz w:val="20"/>
+        </w:rPr>
+        <w:t>주장의 확신 정도를 한 단계만 올린다. 정반대가 아니라 살짝만.</w:t>
+      </w:r>
+    </w:p>
+    <w:p>
+      <w:pPr>
+        <w:spacing w:after="120" w:line="336" w:lineRule="auto"/>
+        <w:ind w:left="227"/>
+      </w:pPr>
+      <w:r>
+        <w:rPr>
+          <w:rFonts w:ascii="맑은 고딕" w:hAnsi="맑은 고딕" w:eastAsia="맑은 고딕"/>
+          <w:b/>
+          <w:color w:val="7A766C"/>
+          <w:sz w:val="18"/>
+        </w:rPr>
+        <w:t xml:space="preserve">알아보는 법  </w:t>
+      </w:r>
+      <w:r>
+        <w:rPr>
+          <w:rFonts w:ascii="맑은 고딕" w:hAnsi="맑은 고딕" w:eastAsia="맑은 고딕"/>
+          <w:b w:val="0"/>
+          <w:sz w:val="20"/>
+        </w:rPr>
+        <w:t>본문은 「~일 수 있다 / ~로 보인다 / ~라고 추정된다」인데 정리는 「~이다 / ~임이 밝혀졌다」로 단정할 때. 단어 하나가 아니라 문장의 확신 온도를 비교해야 보인다.</w:t>
+      </w:r>
+    </w:p>
+    <w:p>
+      <w:pPr>
+        <w:spacing w:after="160" w:line="336" w:lineRule="auto"/>
+        <w:ind w:left="227"/>
+      </w:pPr>
+      <w:r>
+        <w:rPr>
+          <w:rFonts w:ascii="맑은 고딕" w:hAnsi="맑은 고딕" w:eastAsia="맑은 고딕"/>
+          <w:b/>
+          <w:color w:val="7A766C"/>
+          <w:sz w:val="18"/>
+        </w:rPr>
+        <w:t xml:space="preserve">왜 거짓인가  </w:t>
+      </w:r>
+      <w:r>
+        <w:rPr>
+          <w:rFonts w:ascii="맑은 고딕" w:hAnsi="맑은 고딕" w:eastAsia="맑은 고딕"/>
+          <w:b w:val="0"/>
+          <w:sz w:val="20"/>
+        </w:rPr>
+        <w:t>작가의 조심스러운 추측이 확정된 사실로 둔갑한다.</w:t>
+      </w:r>
+    </w:p>
+    <w:tbl>
+      <w:tblPr>
+        <w:tblStyle w:val="TableGrid"/>
+        <w:tblW w:type="auto" w:w="0"/>
+        <w:tblLook w:firstColumn="1" w:firstRow="1" w:lastColumn="0" w:lastRow="0" w:noHBand="0" w:noVBand="1" w:val="04A0"/>
+      </w:tblPr>
+      <w:tblGrid>
+        <w:gridCol w:w="4873"/>
+        <w:gridCol w:w="4873"/>
+      </w:tblGrid>
+      <w:tr>
+        <w:tc>
+          <w:tcPr>
+            <w:tcW w:type="dxa" w:w="1531"/>
+            <w:shd w:val="clear" w:fill="EAF3EC"/>
+          </w:tcPr>
+          <w:p>
+            <w:r/>
+            <w:r>
+              <w:rPr>
+                <w:rFonts w:ascii="맑은 고딕" w:hAnsi="맑은 고딕" w:eastAsia="맑은 고딕"/>
+                <w:b/>
+                <w:color w:val="2F6B4F"/>
+                <w:sz w:val="17"/>
+              </w:rPr>
+              <w:t>작가</w:t>
+            </w:r>
+          </w:p>
+        </w:tc>
+        <w:tc>
+          <w:tcPr>
+            <w:tcW w:type="dxa" w:w="8107"/>
+          </w:tcPr>
+          <w:p>
+            <w:r/>
+            <w:r>
+              <w:rPr>
+                <w:rFonts w:ascii="맑은 고딕" w:hAnsi="맑은 고딕" w:eastAsia="맑은 고딕"/>
+                <w:b w:val="0"/>
+                <w:sz w:val="20"/>
+              </w:rPr>
+              <w:t>결핍감이 4번 유형의 행동을 이끄는 요인일 수 있다</w:t>
+            </w:r>
+          </w:p>
+        </w:tc>
+      </w:tr>
+      <w:tr>
+        <w:tc>
+          <w:tcPr>
+            <w:tcW w:type="dxa" w:w="1531"/>
+            <w:shd w:val="clear" w:fill="FBEDEA"/>
+          </w:tcPr>
+          <w:p>
+            <w:r/>
+            <w:r>
+              <w:rPr>
+                <w:rFonts w:ascii="맑은 고딕" w:hAnsi="맑은 고딕" w:eastAsia="맑은 고딕"/>
+                <w:b/>
+                <w:color w:val="B5372B"/>
+                <w:sz w:val="17"/>
+              </w:rPr>
+              <w:t>정리</w:t>
+            </w:r>
+          </w:p>
+        </w:tc>
+        <w:tc>
+          <w:tcPr>
+            <w:tcW w:type="dxa" w:w="8107"/>
+          </w:tcPr>
+          <w:p>
+            <w:r/>
+            <w:r>
+              <w:rPr>
+                <w:rFonts w:ascii="맑은 고딕" w:hAnsi="맑은 고딕" w:eastAsia="맑은 고딕"/>
+                <w:b/>
+                <w:sz w:val="20"/>
+              </w:rPr>
+              <w:t>결핍감이 4번 유형의 행동을 이끄는 요인이다</w:t>
+            </w:r>
+          </w:p>
+        </w:tc>
+      </w:tr>
+    </w:tbl>
+    <w:p>
+      <w:pPr>
+        <w:spacing w:after="120" w:line="336" w:lineRule="auto"/>
+      </w:pPr>
+    </w:p>
+    <w:p>
+      <w:pPr>
+        <w:spacing w:after="80" w:line="336" w:lineRule="auto"/>
+        <w:ind w:left="227"/>
+      </w:pPr>
+      <w:r>
+        <w:rPr>
+          <w:rFonts w:ascii="맑은 고딕" w:hAnsi="맑은 고딕" w:eastAsia="맑은 고딕"/>
+          <w:b/>
           <w:color w:val="6B6A65"/>
-          <w:sz w:val="19"/>
+          <w:sz w:val="18"/>
         </w:rPr>
-        <w:t>이런 데서 만난다 — 유튜브 썸네일 · 뉴스 기사 제목 · 커뮤니티 글 제목</w:t>
+        <w:t>현실에서 같은 수법 — 유튜브 썸네일 · 뉴스 제목 · 건강 정보 글</w:t>
       </w:r>
     </w:p>
     <w:tbl>
@@ -564,53 +721,7 @@
           <w:color w:val="8A5A12"/>
           <w:sz w:val="23"/>
         </w:rPr>
-        <w:t>“제목이 말한 걸 본문이 정말로 말하고 있나?”</w:t>
-      </w:r>
-    </w:p>
-    <w:p>
-      <w:pPr>
-        <w:spacing w:after="120" w:line="336" w:lineRule="auto"/>
-        <w:ind w:left="227"/>
-      </w:pPr>
-      <w:r>
-        <w:rPr>
-          <w:rFonts w:ascii="맑은 고딕" w:hAnsi="맑은 고딕" w:eastAsia="맑은 고딕"/>
-          <w:b/>
-          <w:color w:val="7A766C"/>
-          <w:sz w:val="18"/>
-        </w:rPr>
-        <w:t xml:space="preserve">왜 속나  </w:t>
-      </w:r>
-      <w:r>
-        <w:rPr>
-          <w:rFonts w:ascii="맑은 고딕" w:hAnsi="맑은 고딕" w:eastAsia="맑은 고딕"/>
-          <w:b w:val="0"/>
-          <w:sz w:val="20"/>
-        </w:rPr>
-        <w:t>제목은 공짜로 읽히고 본문은 힘이 든다. 그래서 제목만 기억에 남고, 본문을 읽은 뒤에도 제목이 준 인상이 그대로 남는다.</w:t>
-      </w:r>
-    </w:p>
-    <w:p>
-      <w:pPr>
-        <w:spacing w:after="120" w:line="336" w:lineRule="auto"/>
-        <w:ind w:left="227"/>
-      </w:pPr>
-      <w:r>
-        <w:rPr>
-          <w:rFonts w:ascii="맑은 고딕" w:hAnsi="맑은 고딕" w:eastAsia="맑은 고딕"/>
-          <w:b/>
-          <w:color w:val="7A766C"/>
-          <w:sz w:val="18"/>
-        </w:rPr>
-        <w:t xml:space="preserve">글에서는  </w:t>
-      </w:r>
-      <w:r>
-        <w:rPr>
-          <w:rFonts w:ascii="맑은 고딕" w:hAnsi="맑은 고딕" w:eastAsia="맑은 고딕"/>
-          <w:b w:val="0"/>
-          <w:sz w:val="20"/>
-        </w:rPr>
-        <w:t>요약의 첫 문장만 유독 세다. 뒤 문장들이 첫 문장을 뒷받침하지 못하고 겉돈다.</w:t>
+        <w:t>“본문이 정말 그렇게까지 말했나?”</w:t>
       </w:r>
     </w:p>
     <w:p>
@@ -633,7 +744,7 @@
           <w:b w:val="0"/>
           <w:sz w:val="20"/>
         </w:rPr>
-        <w:t>③ 숫자로 꼬시기와 헷갈리면 — 부풀리는 도구가 숫자면 ③, 표현이면 ①.</w:t>
+        <w:t>④ 조건 제거와 헷갈리면 — 사라진 말이 「확신을 낮추는 말」이면 ①, 「상황을 한정하는 말」이면 ④.</w:t>
       </w:r>
     </w:p>
     <w:p>
@@ -647,22 +758,500 @@
           <w:color w:val="8A5A12"/>
           <w:sz w:val="27"/>
         </w:rPr>
-        <w:t>② 최고라고 말하기</w:t>
+        <w:t>② 수량 부풀리기</w:t>
       </w:r>
     </w:p>
     <w:p>
       <w:pPr>
-        <w:spacing w:after="160" w:line="336" w:lineRule="auto"/>
+        <w:spacing w:after="120" w:line="336" w:lineRule="auto"/>
         <w:ind w:left="227"/>
       </w:pPr>
+      <w:r>
+        <w:rPr>
+          <w:rFonts w:ascii="맑은 고딕" w:hAnsi="맑은 고딕" w:eastAsia="맑은 고딕"/>
+          <w:b/>
+          <w:color w:val="7A766C"/>
+          <w:sz w:val="18"/>
+        </w:rPr>
+        <w:t xml:space="preserve">정의  </w:t>
+      </w:r>
       <w:r>
         <w:rPr>
           <w:rFonts w:ascii="맑은 고딕" w:hAnsi="맑은 고딕" w:eastAsia="맑은 고딕"/>
           <w:b w:val="0"/>
+          <w:sz w:val="20"/>
+        </w:rPr>
+        <w:t>얼마나 많은지를 나타내는 말을 한 단계 위로 올린다.</w:t>
+      </w:r>
+    </w:p>
+    <w:p>
+      <w:pPr>
+        <w:spacing w:after="120" w:line="336" w:lineRule="auto"/>
+        <w:ind w:left="227"/>
+      </w:pPr>
+      <w:r>
+        <w:rPr>
+          <w:rFonts w:ascii="맑은 고딕" w:hAnsi="맑은 고딕" w:eastAsia="맑은 고딕"/>
+          <w:b/>
+          <w:color w:val="7A766C"/>
+          <w:sz w:val="18"/>
+        </w:rPr>
+        <w:t xml:space="preserve">알아보는 법  </w:t>
+      </w:r>
+      <w:r>
+        <w:rPr>
+          <w:rFonts w:ascii="맑은 고딕" w:hAnsi="맑은 고딕" w:eastAsia="맑은 고딕"/>
+          <w:b w:val="0"/>
+          <w:sz w:val="20"/>
+        </w:rPr>
+        <w:t>본문의 수량어(일부·여럿·절반쯤·때때로)와 정리의 수량어(대체로·흔히·자주·거의)를 나란히 놓고 센다. 퍼센트가 나오면 분모가 본문에 있는지 찾는다.</w:t>
+      </w:r>
+    </w:p>
+    <w:p>
+      <w:pPr>
+        <w:spacing w:after="160" w:line="336" w:lineRule="auto"/>
+        <w:ind w:left="227"/>
+      </w:pPr>
+      <w:r>
+        <w:rPr>
+          <w:rFonts w:ascii="맑은 고딕" w:hAnsi="맑은 고딕" w:eastAsia="맑은 고딕"/>
+          <w:b/>
+          <w:color w:val="7A766C"/>
+          <w:sz w:val="18"/>
+        </w:rPr>
+        <w:t xml:space="preserve">왜 거짓인가  </w:t>
+      </w:r>
+      <w:r>
+        <w:rPr>
+          <w:rFonts w:ascii="맑은 고딕" w:hAnsi="맑은 고딕" w:eastAsia="맑은 고딕"/>
+          <w:b w:val="0"/>
+          <w:sz w:val="20"/>
+        </w:rPr>
+        <w:t>몇몇의 이야기가 대다수의 이야기로 바뀌면, 읽는 사람이 자기도 거기 속한다고 느낀다.</w:t>
+      </w:r>
+    </w:p>
+    <w:tbl>
+      <w:tblPr>
+        <w:tblStyle w:val="TableGrid"/>
+        <w:tblW w:type="auto" w:w="0"/>
+        <w:tblLook w:firstColumn="1" w:firstRow="1" w:lastColumn="0" w:lastRow="0" w:noHBand="0" w:noVBand="1" w:val="04A0"/>
+      </w:tblPr>
+      <w:tblGrid>
+        <w:gridCol w:w="4873"/>
+        <w:gridCol w:w="4873"/>
+      </w:tblGrid>
+      <w:tr>
+        <w:tc>
+          <w:tcPr>
+            <w:tcW w:type="dxa" w:w="1531"/>
+            <w:shd w:val="clear" w:fill="EAF3EC"/>
+          </w:tcPr>
+          <w:p>
+            <w:r/>
+            <w:r>
+              <w:rPr>
+                <w:rFonts w:ascii="맑은 고딕" w:hAnsi="맑은 고딕" w:eastAsia="맑은 고딕"/>
+                <w:b/>
+                <w:color w:val="2F6B4F"/>
+                <w:sz w:val="17"/>
+              </w:rPr>
+              <w:t>작가</w:t>
+            </w:r>
+          </w:p>
+        </w:tc>
+        <w:tc>
+          <w:tcPr>
+            <w:tcW w:type="dxa" w:w="8107"/>
+          </w:tcPr>
+          <w:p>
+            <w:r/>
+            <w:r>
+              <w:rPr>
+                <w:rFonts w:ascii="맑은 고딕" w:hAnsi="맑은 고딕" w:eastAsia="맑은 고딕"/>
+                <w:b w:val="0"/>
+                <w:sz w:val="20"/>
+              </w:rPr>
+              <w:t>4번 유형 중 일부는 남의 관심을 부담스러워한다</w:t>
+            </w:r>
+          </w:p>
+        </w:tc>
+      </w:tr>
+      <w:tr>
+        <w:tc>
+          <w:tcPr>
+            <w:tcW w:type="dxa" w:w="1531"/>
+            <w:shd w:val="clear" w:fill="FBEDEA"/>
+          </w:tcPr>
+          <w:p>
+            <w:r/>
+            <w:r>
+              <w:rPr>
+                <w:rFonts w:ascii="맑은 고딕" w:hAnsi="맑은 고딕" w:eastAsia="맑은 고딕"/>
+                <w:b/>
+                <w:color w:val="B5372B"/>
+                <w:sz w:val="17"/>
+              </w:rPr>
+              <w:t>정리</w:t>
+            </w:r>
+          </w:p>
+        </w:tc>
+        <w:tc>
+          <w:tcPr>
+            <w:tcW w:type="dxa" w:w="8107"/>
+          </w:tcPr>
+          <w:p>
+            <w:r/>
+            <w:r>
+              <w:rPr>
+                <w:rFonts w:ascii="맑은 고딕" w:hAnsi="맑은 고딕" w:eastAsia="맑은 고딕"/>
+                <w:b/>
+                <w:sz w:val="20"/>
+              </w:rPr>
+              <w:t>4번 유형은 대체로 남의 관심을 부담스러워한다</w:t>
+            </w:r>
+          </w:p>
+        </w:tc>
+      </w:tr>
+    </w:tbl>
+    <w:p>
+      <w:pPr>
+        <w:spacing w:after="120" w:line="336" w:lineRule="auto"/>
+      </w:pPr>
+    </w:p>
+    <w:p>
+      <w:pPr>
+        <w:spacing w:after="80" w:line="336" w:lineRule="auto"/>
+        <w:ind w:left="227"/>
+      </w:pPr>
+      <w:r>
+        <w:rPr>
+          <w:rFonts w:ascii="맑은 고딕" w:hAnsi="맑은 고딕" w:eastAsia="맑은 고딕"/>
+          <w:b/>
           <w:color w:val="6B6A65"/>
-          <w:sz w:val="19"/>
+          <w:sz w:val="18"/>
         </w:rPr>
-        <w:t>이런 데서 만난다 — 학원 광고 · 제품 상세페이지 · 자기소개서</w:t>
+        <w:t>현실에서 같은 수법 — 광고 배너 · 통계 인용 기사 · 친구가 전하는 말</w:t>
+      </w:r>
+    </w:p>
+    <w:tbl>
+      <w:tblPr>
+        <w:tblStyle w:val="TableGrid"/>
+        <w:tblW w:type="auto" w:w="0"/>
+        <w:tblLook w:firstColumn="1" w:firstRow="1" w:lastColumn="0" w:lastRow="0" w:noHBand="0" w:noVBand="1" w:val="04A0"/>
+      </w:tblPr>
+      <w:tblGrid>
+        <w:gridCol w:w="4873"/>
+        <w:gridCol w:w="4873"/>
+      </w:tblGrid>
+      <w:tr>
+        <w:tc>
+          <w:tcPr>
+            <w:tcW w:type="dxa" w:w="1531"/>
+            <w:shd w:val="clear" w:fill="FBEDEA"/>
+          </w:tcPr>
+          <w:p>
+            <w:r/>
+            <w:r>
+              <w:rPr>
+                <w:rFonts w:ascii="맑은 고딕" w:hAnsi="맑은 고딕" w:eastAsia="맑은 고딕"/>
+                <w:b/>
+                <w:color w:val="B5372B"/>
+                <w:sz w:val="17"/>
+              </w:rPr>
+              <w:t>이렇게 말한다</w:t>
+            </w:r>
+          </w:p>
+        </w:tc>
+        <w:tc>
+          <w:tcPr>
+            <w:tcW w:type="dxa" w:w="8107"/>
+          </w:tcPr>
+          <w:p>
+            <w:r/>
+            <w:r>
+              <w:rPr>
+                <w:rFonts w:ascii="맑은 고딕" w:hAnsi="맑은 고딕" w:eastAsia="맑은 고딕"/>
+                <w:b/>
+                <w:sz w:val="20"/>
+              </w:rPr>
+              <w:t>무려 90%가 효과를 봤습니다</w:t>
+            </w:r>
+          </w:p>
+        </w:tc>
+      </w:tr>
+      <w:tr>
+        <w:tc>
+          <w:tcPr>
+            <w:tcW w:type="dxa" w:w="1531"/>
+            <w:shd w:val="clear" w:fill="EAF3EC"/>
+          </w:tcPr>
+          <w:p>
+            <w:r/>
+            <w:r>
+              <w:rPr>
+                <w:rFonts w:ascii="맑은 고딕" w:hAnsi="맑은 고딕" w:eastAsia="맑은 고딕"/>
+                <w:b/>
+                <w:color w:val="2F6B4F"/>
+                <w:sz w:val="17"/>
+              </w:rPr>
+              <w:t>실제로는</w:t>
+            </w:r>
+          </w:p>
+        </w:tc>
+        <w:tc>
+          <w:tcPr>
+            <w:tcW w:type="dxa" w:w="8107"/>
+          </w:tcPr>
+          <w:p>
+            <w:r/>
+            <w:r>
+              <w:rPr>
+                <w:rFonts w:ascii="맑은 고딕" w:hAnsi="맑은 고딕" w:eastAsia="맑은 고딕"/>
+                <w:b w:val="0"/>
+                <w:sz w:val="20"/>
+              </w:rPr>
+              <w:t>몇 명 중 90%인지 없다. 열 명 중 아홉일 수도 있다</w:t>
+            </w:r>
+          </w:p>
+        </w:tc>
+      </w:tr>
+    </w:tbl>
+    <w:p>
+      <w:pPr>
+        <w:spacing w:after="120" w:line="336" w:lineRule="auto"/>
+      </w:pPr>
+    </w:p>
+    <w:p>
+      <w:pPr>
+        <w:spacing w:after="160" w:line="336" w:lineRule="auto"/>
+        <w:ind w:left="227"/>
+      </w:pPr>
+      <w:r>
+        <w:rPr>
+          <w:rFonts w:ascii="맑은 고딕" w:hAnsi="맑은 고딕" w:eastAsia="맑은 고딕"/>
+          <w:b/>
+          <w:color w:val="6B6A65"/>
+          <w:sz w:val="17"/>
+        </w:rPr>
+        <w:t xml:space="preserve">되받아치는 질문   </w:t>
+      </w:r>
+      <w:r>
+        <w:rPr>
+          <w:rFonts w:ascii="맑은 고딕" w:hAnsi="맑은 고딕" w:eastAsia="맑은 고딕"/>
+          <w:b/>
+          <w:color w:val="8A5A12"/>
+          <w:sz w:val="23"/>
+        </w:rPr>
+        <w:t>“몇 명 중에 몇 명이지? 그건 누가 세었지?”</w:t>
+      </w:r>
+    </w:p>
+    <w:p>
+      <w:pPr>
+        <w:spacing w:after="320" w:line="336" w:lineRule="auto"/>
+        <w:ind w:left="227"/>
+      </w:pPr>
+      <w:r>
+        <w:rPr>
+          <w:rFonts w:ascii="맑은 고딕" w:hAnsi="맑은 고딕" w:eastAsia="맑은 고딕"/>
+          <w:b/>
+          <w:color w:val="7A766C"/>
+          <w:sz w:val="18"/>
+        </w:rPr>
+        <w:t xml:space="preserve">헷갈리지 않기  </w:t>
+      </w:r>
+      <w:r>
+        <w:rPr>
+          <w:rFonts w:ascii="맑은 고딕" w:hAnsi="맑은 고딕" w:eastAsia="맑은 고딕"/>
+          <w:b w:val="0"/>
+          <w:sz w:val="20"/>
+        </w:rPr>
+        <w:t>① 확신 올리기와 헷갈리면 — 「얼마나 확실한가」가 바뀌면 ①, 「얼마나 많은가」가 바뀌면 ②.</w:t>
+      </w:r>
+    </w:p>
+    <w:p>
+      <w:pPr>
+        <w:spacing w:after="60" w:line="336" w:lineRule="auto"/>
+      </w:pPr>
+      <w:r>
+        <w:rPr>
+          <w:rFonts w:ascii="맑은 고딕" w:hAnsi="맑은 고딕" w:eastAsia="맑은 고딕"/>
+          <w:b/>
+          <w:color w:val="8A5A12"/>
+          <w:sz w:val="27"/>
+        </w:rPr>
+        <w:t>③ 비교 대상 지우기</w:t>
+      </w:r>
+    </w:p>
+    <w:p>
+      <w:pPr>
+        <w:spacing w:after="120" w:line="336" w:lineRule="auto"/>
+        <w:ind w:left="227"/>
+      </w:pPr>
+      <w:r>
+        <w:rPr>
+          <w:rFonts w:ascii="맑은 고딕" w:hAnsi="맑은 고딕" w:eastAsia="맑은 고딕"/>
+          <w:b/>
+          <w:color w:val="7A766C"/>
+          <w:sz w:val="18"/>
+        </w:rPr>
+        <w:t xml:space="preserve">정의  </w:t>
+      </w:r>
+      <w:r>
+        <w:rPr>
+          <w:rFonts w:ascii="맑은 고딕" w:hAnsi="맑은 고딕" w:eastAsia="맑은 고딕"/>
+          <w:b w:val="0"/>
+          <w:sz w:val="20"/>
+        </w:rPr>
+        <w:t>「B보다 A가 낫다」는 비교 주장에서 비교 대상 B를 빼고 「A가 좋다」는 절대 주장으로 만든다.</w:t>
+      </w:r>
+    </w:p>
+    <w:p>
+      <w:pPr>
+        <w:spacing w:after="120" w:line="336" w:lineRule="auto"/>
+        <w:ind w:left="227"/>
+      </w:pPr>
+      <w:r>
+        <w:rPr>
+          <w:rFonts w:ascii="맑은 고딕" w:hAnsi="맑은 고딕" w:eastAsia="맑은 고딕"/>
+          <w:b/>
+          <w:color w:val="7A766C"/>
+          <w:sz w:val="18"/>
+        </w:rPr>
+        <w:t xml:space="preserve">알아보는 법  </w:t>
+      </w:r>
+      <w:r>
+        <w:rPr>
+          <w:rFonts w:ascii="맑은 고딕" w:hAnsi="맑은 고딕" w:eastAsia="맑은 고딕"/>
+          <w:b w:val="0"/>
+          <w:sz w:val="20"/>
+        </w:rPr>
+        <w:t>정리에 「좋다 / 낫다 / 더 / 가장 / 유일한」 같은 평가가 있으면, 본문에서 「무엇과 비교해서」인지를 찾는다. 비교 대상이 본문에만 있고 정리에 없으면 이 유형.</w:t>
+      </w:r>
+    </w:p>
+    <w:p>
+      <w:pPr>
+        <w:spacing w:after="160" w:line="336" w:lineRule="auto"/>
+        <w:ind w:left="227"/>
+      </w:pPr>
+      <w:r>
+        <w:rPr>
+          <w:rFonts w:ascii="맑은 고딕" w:hAnsi="맑은 고딕" w:eastAsia="맑은 고딕"/>
+          <w:b/>
+          <w:color w:val="7A766C"/>
+          <w:sz w:val="18"/>
+        </w:rPr>
+        <w:t xml:space="preserve">왜 거짓인가  </w:t>
+      </w:r>
+      <w:r>
+        <w:rPr>
+          <w:rFonts w:ascii="맑은 고딕" w:hAnsi="맑은 고딕" w:eastAsia="맑은 고딕"/>
+          <w:b w:val="0"/>
+          <w:sz w:val="20"/>
+        </w:rPr>
+        <w:t>'둘 중 나은 것'이 '그냥 좋은 것'으로 둔갑한다.</w:t>
+      </w:r>
+    </w:p>
+    <w:tbl>
+      <w:tblPr>
+        <w:tblStyle w:val="TableGrid"/>
+        <w:tblW w:type="auto" w:w="0"/>
+        <w:tblLook w:firstColumn="1" w:firstRow="1" w:lastColumn="0" w:lastRow="0" w:noHBand="0" w:noVBand="1" w:val="04A0"/>
+      </w:tblPr>
+      <w:tblGrid>
+        <w:gridCol w:w="4873"/>
+        <w:gridCol w:w="4873"/>
+      </w:tblGrid>
+      <w:tr>
+        <w:tc>
+          <w:tcPr>
+            <w:tcW w:type="dxa" w:w="1531"/>
+            <w:shd w:val="clear" w:fill="EAF3EC"/>
+          </w:tcPr>
+          <w:p>
+            <w:r/>
+            <w:r>
+              <w:rPr>
+                <w:rFonts w:ascii="맑은 고딕" w:hAnsi="맑은 고딕" w:eastAsia="맑은 고딕"/>
+                <w:b/>
+                <w:color w:val="2F6B4F"/>
+                <w:sz w:val="17"/>
+              </w:rPr>
+              <w:t>작가</w:t>
+            </w:r>
+          </w:p>
+        </w:tc>
+        <w:tc>
+          <w:tcPr>
+            <w:tcW w:type="dxa" w:w="8107"/>
+          </w:tcPr>
+          <w:p>
+            <w:r/>
+            <w:r>
+              <w:rPr>
+                <w:rFonts w:ascii="맑은 고딕" w:hAnsi="맑은 고딕" w:eastAsia="맑은 고딕"/>
+                <w:b w:val="0"/>
+                <w:sz w:val="20"/>
+              </w:rPr>
+              <w:t>4번 유형은 3번 유형보다 감정의 결을 세밀하게 느낀다</w:t>
+            </w:r>
+          </w:p>
+        </w:tc>
+      </w:tr>
+      <w:tr>
+        <w:tc>
+          <w:tcPr>
+            <w:tcW w:type="dxa" w:w="1531"/>
+            <w:shd w:val="clear" w:fill="FBEDEA"/>
+          </w:tcPr>
+          <w:p>
+            <w:r/>
+            <w:r>
+              <w:rPr>
+                <w:rFonts w:ascii="맑은 고딕" w:hAnsi="맑은 고딕" w:eastAsia="맑은 고딕"/>
+                <w:b/>
+                <w:color w:val="B5372B"/>
+                <w:sz w:val="17"/>
+              </w:rPr>
+              <w:t>정리</w:t>
+            </w:r>
+          </w:p>
+        </w:tc>
+        <w:tc>
+          <w:tcPr>
+            <w:tcW w:type="dxa" w:w="8107"/>
+          </w:tcPr>
+          <w:p>
+            <w:r/>
+            <w:r>
+              <w:rPr>
+                <w:rFonts w:ascii="맑은 고딕" w:hAnsi="맑은 고딕" w:eastAsia="맑은 고딕"/>
+                <w:b/>
+                <w:sz w:val="20"/>
+              </w:rPr>
+              <w:t>4번 유형은 감정의 결을 세밀하게 느낀다</w:t>
+            </w:r>
+          </w:p>
+        </w:tc>
+      </w:tr>
+    </w:tbl>
+    <w:p>
+      <w:pPr>
+        <w:spacing w:after="120" w:line="336" w:lineRule="auto"/>
+      </w:pPr>
+    </w:p>
+    <w:p>
+      <w:pPr>
+        <w:spacing w:after="80" w:line="336" w:lineRule="auto"/>
+        <w:ind w:left="227"/>
+      </w:pPr>
+      <w:r>
+        <w:rPr>
+          <w:rFonts w:ascii="맑은 고딕" w:hAnsi="맑은 고딕" w:eastAsia="맑은 고딕"/>
+          <w:b/>
+          <w:color w:val="6B6A65"/>
+          <w:sz w:val="18"/>
+        </w:rPr>
+        <w:t>현실에서 같은 수법 — 학원 광고 · 제품 상세페이지 · 자기소개</w:t>
       </w:r>
     </w:p>
     <w:tbl>
@@ -742,7 +1331,7 @@
                 <w:b w:val="0"/>
                 <w:sz w:val="20"/>
               </w:rPr>
-              <w:t>무엇 중에 1등인지, 누가 그렇게 정했는지는 어디에도 없다</w:t>
+              <w:t>무엇 중에 1등인지, 누가 그렇게 정했는지가 없다</w:t>
             </w:r>
           </w:p>
         </w:tc>
@@ -779,52 +1368,6 @@
     </w:p>
     <w:p>
       <w:pPr>
-        <w:spacing w:after="120" w:line="336" w:lineRule="auto"/>
-        <w:ind w:left="227"/>
-      </w:pPr>
-      <w:r>
-        <w:rPr>
-          <w:rFonts w:ascii="맑은 고딕" w:hAnsi="맑은 고딕" w:eastAsia="맑은 고딕"/>
-          <w:b/>
-          <w:color w:val="7A766C"/>
-          <w:sz w:val="18"/>
-        </w:rPr>
-        <w:t xml:space="preserve">왜 속나  </w:t>
-      </w:r>
-      <w:r>
-        <w:rPr>
-          <w:rFonts w:ascii="맑은 고딕" w:hAnsi="맑은 고딕" w:eastAsia="맑은 고딕"/>
-          <w:b w:val="0"/>
-          <w:sz w:val="20"/>
-        </w:rPr>
-        <w:t>비교 대상이 없으면 반박할 대상도 없다. 따질 것이 안 보이니 그냥 넘어가게 된다.</w:t>
-      </w:r>
-    </w:p>
-    <w:p>
-      <w:pPr>
-        <w:spacing w:after="120" w:line="336" w:lineRule="auto"/>
-        <w:ind w:left="227"/>
-      </w:pPr>
-      <w:r>
-        <w:rPr>
-          <w:rFonts w:ascii="맑은 고딕" w:hAnsi="맑은 고딕" w:eastAsia="맑은 고딕"/>
-          <w:b/>
-          <w:color w:val="7A766C"/>
-          <w:sz w:val="18"/>
-        </w:rPr>
-        <w:t xml:space="preserve">글에서는  </w:t>
-      </w:r>
-      <w:r>
-        <w:rPr>
-          <w:rFonts w:ascii="맑은 고딕" w:hAnsi="맑은 고딕" w:eastAsia="맑은 고딕"/>
-          <w:b w:val="0"/>
-          <w:sz w:val="20"/>
-        </w:rPr>
-        <w:t>「더 / 가장 / 유일한 / 뛰어난」이 있는데 정작 「~보다」가 안 보인다.</w:t>
-      </w:r>
-    </w:p>
-    <w:p>
-      <w:pPr>
         <w:spacing w:after="320" w:line="336" w:lineRule="auto"/>
         <w:ind w:left="227"/>
       </w:pPr>
@@ -843,36 +1386,240 @@
           <w:b w:val="0"/>
           <w:sz w:val="20"/>
         </w:rPr>
-        <w:t>⑩ 권위 빌리기와 헷갈리면 — 순위를 매긴 사람이 등장하면 ⑩, 아무도 없으면 ②.</w:t>
+        <w:t>⑥ 불리한 항목 빼기와 헷갈리면 — 사라진 것이 「비교 대상」이면 ③, 「나란히 있던 다른 사실」이면 ⑥.</w:t>
       </w:r>
     </w:p>
     <w:p>
-      <w:pPr>
-        <w:spacing w:after="60" w:line="336" w:lineRule="auto"/>
+      <w:r>
+        <w:br w:type="page"/>
+      </w:r>
+    </w:p>
+    <w:p>
+      <w:pPr>
+        <w:spacing w:after="40" w:line="336" w:lineRule="auto"/>
       </w:pPr>
       <w:r>
         <w:rPr>
           <w:rFonts w:ascii="맑은 고딕" w:hAnsi="맑은 고딕" w:eastAsia="맑은 고딕"/>
           <w:b/>
-          <w:color w:val="8A5A12"/>
-          <w:sz w:val="27"/>
+          <w:color w:val="14685A"/>
+          <w:sz w:val="34"/>
         </w:rPr>
-        <w:t>③ 숫자로 꼬시기</w:t>
+        <w:t>2군 · 골라 보여주기</w:t>
       </w:r>
     </w:p>
     <w:p>
       <w:pPr>
-        <w:spacing w:after="160" w:line="336" w:lineRule="auto"/>
-        <w:ind w:left="227"/>
+        <w:spacing w:after="40" w:line="336" w:lineRule="auto"/>
+      </w:pPr>
+      <w:r>
+        <w:rPr>
+          <w:rFonts w:ascii="맑은 고딕" w:hAnsi="맑은 고딕" w:eastAsia="맑은 고딕"/>
+          <w:b/>
+          <w:color w:val="6B6A65"/>
+          <w:sz w:val="22"/>
+        </w:rPr>
+        <w:t>있는 것 중 유리한 것만 남긴다</w:t>
+      </w:r>
+    </w:p>
+    <w:p>
+      <w:pPr>
+        <w:spacing w:after="240" w:line="336" w:lineRule="auto"/>
       </w:pPr>
       <w:r>
         <w:rPr>
           <w:rFonts w:ascii="맑은 고딕" w:hAnsi="맑은 고딕" w:eastAsia="맑은 고딕"/>
           <w:b w:val="0"/>
           <w:color w:val="6B6A65"/>
-          <w:sz w:val="19"/>
+          <w:sz w:val="20"/>
         </w:rPr>
-        <w:t>이런 데서 만난다 — 광고 배너 · 건강 정보 글 · 통계를 인용한 뉴스</w:t>
+        <w:t>이럴 때 의심한다 — 말한 건 다 사실인데 뭔가 허전하다</w:t>
+      </w:r>
+    </w:p>
+    <w:p>
+      <w:pPr>
+        <w:spacing w:after="60" w:line="336" w:lineRule="auto"/>
+      </w:pPr>
+      <w:r>
+        <w:rPr>
+          <w:rFonts w:ascii="맑은 고딕" w:hAnsi="맑은 고딕" w:eastAsia="맑은 고딕"/>
+          <w:b/>
+          <w:color w:val="14685A"/>
+          <w:sz w:val="27"/>
+        </w:rPr>
+        <w:t>④ 조건 제거</w:t>
+      </w:r>
+    </w:p>
+    <w:p>
+      <w:pPr>
+        <w:spacing w:after="120" w:line="336" w:lineRule="auto"/>
+        <w:ind w:left="227"/>
+      </w:pPr>
+      <w:r>
+        <w:rPr>
+          <w:rFonts w:ascii="맑은 고딕" w:hAnsi="맑은 고딕" w:eastAsia="맑은 고딕"/>
+          <w:b/>
+          <w:color w:val="7A766C"/>
+          <w:sz w:val="18"/>
+        </w:rPr>
+        <w:t xml:space="preserve">정의  </w:t>
+      </w:r>
+      <w:r>
+        <w:rPr>
+          <w:rFonts w:ascii="맑은 고딕" w:hAnsi="맑은 고딕" w:eastAsia="맑은 고딕"/>
+          <w:b w:val="0"/>
+          <w:sz w:val="20"/>
+        </w:rPr>
+        <w:t>「X 상황에서는 Y이다」에서 조건 X를 빼서 무조건 주장으로 만든다.</w:t>
+      </w:r>
+    </w:p>
+    <w:p>
+      <w:pPr>
+        <w:spacing w:after="120" w:line="336" w:lineRule="auto"/>
+        <w:ind w:left="227"/>
+      </w:pPr>
+      <w:r>
+        <w:rPr>
+          <w:rFonts w:ascii="맑은 고딕" w:hAnsi="맑은 고딕" w:eastAsia="맑은 고딕"/>
+          <w:b/>
+          <w:color w:val="7A766C"/>
+          <w:sz w:val="18"/>
+        </w:rPr>
+        <w:t xml:space="preserve">알아보는 법  </w:t>
+      </w:r>
+      <w:r>
+        <w:rPr>
+          <w:rFonts w:ascii="맑은 고딕" w:hAnsi="맑은 고딕" w:eastAsia="맑은 고딕"/>
+          <w:b w:val="0"/>
+          <w:sz w:val="20"/>
+        </w:rPr>
+        <w:t>정리가 매끈하게 단정적인데 본문에는 「만약 / ~하는 경우 / ~할 때 / ~에 한해」가 붙어 있을 때.</w:t>
+      </w:r>
+    </w:p>
+    <w:p>
+      <w:pPr>
+        <w:spacing w:after="160" w:line="336" w:lineRule="auto"/>
+        <w:ind w:left="227"/>
+      </w:pPr>
+      <w:r>
+        <w:rPr>
+          <w:rFonts w:ascii="맑은 고딕" w:hAnsi="맑은 고딕" w:eastAsia="맑은 고딕"/>
+          <w:b/>
+          <w:color w:val="7A766C"/>
+          <w:sz w:val="18"/>
+        </w:rPr>
+        <w:t xml:space="preserve">왜 거짓인가  </w:t>
+      </w:r>
+      <w:r>
+        <w:rPr>
+          <w:rFonts w:ascii="맑은 고딕" w:hAnsi="맑은 고딕" w:eastAsia="맑은 고딕"/>
+          <w:b w:val="0"/>
+          <w:sz w:val="20"/>
+        </w:rPr>
+        <w:t>특정 상황에서만 맞는 말이 항상 맞는 진리로 둔갑한다.</w:t>
+      </w:r>
+    </w:p>
+    <w:tbl>
+      <w:tblPr>
+        <w:tblStyle w:val="TableGrid"/>
+        <w:tblW w:type="auto" w:w="0"/>
+        <w:tblLook w:firstColumn="1" w:firstRow="1" w:lastColumn="0" w:lastRow="0" w:noHBand="0" w:noVBand="1" w:val="04A0"/>
+      </w:tblPr>
+      <w:tblGrid>
+        <w:gridCol w:w="4873"/>
+        <w:gridCol w:w="4873"/>
+      </w:tblGrid>
+      <w:tr>
+        <w:tc>
+          <w:tcPr>
+            <w:tcW w:type="dxa" w:w="1531"/>
+            <w:shd w:val="clear" w:fill="EAF3EC"/>
+          </w:tcPr>
+          <w:p>
+            <w:r/>
+            <w:r>
+              <w:rPr>
+                <w:rFonts w:ascii="맑은 고딕" w:hAnsi="맑은 고딕" w:eastAsia="맑은 고딕"/>
+                <w:b/>
+                <w:color w:val="2F6B4F"/>
+                <w:sz w:val="17"/>
+              </w:rPr>
+              <w:t>작가</w:t>
+            </w:r>
+          </w:p>
+        </w:tc>
+        <w:tc>
+          <w:tcPr>
+            <w:tcW w:type="dxa" w:w="8107"/>
+          </w:tcPr>
+          <w:p>
+            <w:r/>
+            <w:r>
+              <w:rPr>
+                <w:rFonts w:ascii="맑은 고딕" w:hAnsi="맑은 고딕" w:eastAsia="맑은 고딕"/>
+                <w:b w:val="0"/>
+                <w:sz w:val="20"/>
+              </w:rPr>
+              <w:t>결핍감이 커질 때 4번 유형은 자기 세계로 물러난다</w:t>
+            </w:r>
+          </w:p>
+        </w:tc>
+      </w:tr>
+      <w:tr>
+        <w:tc>
+          <w:tcPr>
+            <w:tcW w:type="dxa" w:w="1531"/>
+            <w:shd w:val="clear" w:fill="FBEDEA"/>
+          </w:tcPr>
+          <w:p>
+            <w:r/>
+            <w:r>
+              <w:rPr>
+                <w:rFonts w:ascii="맑은 고딕" w:hAnsi="맑은 고딕" w:eastAsia="맑은 고딕"/>
+                <w:b/>
+                <w:color w:val="B5372B"/>
+                <w:sz w:val="17"/>
+              </w:rPr>
+              <w:t>정리</w:t>
+            </w:r>
+          </w:p>
+        </w:tc>
+        <w:tc>
+          <w:tcPr>
+            <w:tcW w:type="dxa" w:w="8107"/>
+          </w:tcPr>
+          <w:p>
+            <w:r/>
+            <w:r>
+              <w:rPr>
+                <w:rFonts w:ascii="맑은 고딕" w:hAnsi="맑은 고딕" w:eastAsia="맑은 고딕"/>
+                <w:b/>
+                <w:sz w:val="20"/>
+              </w:rPr>
+              <w:t>4번 유형은 자기 세계로 물러난다</w:t>
+            </w:r>
+          </w:p>
+        </w:tc>
+      </w:tr>
+    </w:tbl>
+    <w:p>
+      <w:pPr>
+        <w:spacing w:after="120" w:line="336" w:lineRule="auto"/>
+      </w:pPr>
+    </w:p>
+    <w:p>
+      <w:pPr>
+        <w:spacing w:after="80" w:line="336" w:lineRule="auto"/>
+        <w:ind w:left="227"/>
+      </w:pPr>
+      <w:r>
+        <w:rPr>
+          <w:rFonts w:ascii="맑은 고딕" w:hAnsi="맑은 고딕" w:eastAsia="맑은 고딕"/>
+          <w:b/>
+          <w:color w:val="6B6A65"/>
+          <w:sz w:val="18"/>
+        </w:rPr>
+        <w:t>현실에서 같은 수법 — 작은 글씨 약관 · 이벤트 배너 · 부모님과의 약속</w:t>
       </w:r>
     </w:p>
     <w:tbl>
@@ -916,7 +1663,7 @@
                 <w:b/>
                 <w:sz w:val="20"/>
               </w:rPr>
-              <w:t>무려 90%가 효과를 봤습니다</w:t>
+              <w:t>지금 신청하면 무료!</w:t>
             </w:r>
           </w:p>
         </w:tc>
@@ -952,7 +1699,7 @@
                 <w:b w:val="0"/>
                 <w:sz w:val="20"/>
               </w:rPr>
-              <w:t>몇 명 중 90%인지, 누가 조사했는지가 없다. 열 명 중 아홉일 수도 있다</w:t>
+              <w:t>별표 아래 작은 글씨에 「첫 달만, 3개월 약정 시」가 붙어 있다</w:t>
             </w:r>
           </w:p>
         </w:tc>
@@ -981,56 +1728,10 @@
         <w:rPr>
           <w:rFonts w:ascii="맑은 고딕" w:hAnsi="맑은 고딕" w:eastAsia="맑은 고딕"/>
           <w:b/>
-          <w:color w:val="8A5A12"/>
+          <w:color w:val="14685A"/>
           <w:sz w:val="23"/>
         </w:rPr>
-        <w:t>“몇 명 중에 몇 명이지? 그건 누가 세었지?”</w:t>
-      </w:r>
-    </w:p>
-    <w:p>
-      <w:pPr>
-        <w:spacing w:after="120" w:line="336" w:lineRule="auto"/>
-        <w:ind w:left="227"/>
-      </w:pPr>
-      <w:r>
-        <w:rPr>
-          <w:rFonts w:ascii="맑은 고딕" w:hAnsi="맑은 고딕" w:eastAsia="맑은 고딕"/>
-          <w:b/>
-          <w:color w:val="7A766C"/>
-          <w:sz w:val="18"/>
-        </w:rPr>
-        <w:t xml:space="preserve">왜 속나  </w:t>
-      </w:r>
-      <w:r>
-        <w:rPr>
-          <w:rFonts w:ascii="맑은 고딕" w:hAnsi="맑은 고딕" w:eastAsia="맑은 고딕"/>
-          <w:b w:val="0"/>
-          <w:sz w:val="20"/>
-        </w:rPr>
-        <w:t>숫자는 이미 누가 확인해 둔 사실처럼 보인다. 퍼센트는 특히 그렇다.</w:t>
-      </w:r>
-    </w:p>
-    <w:p>
-      <w:pPr>
-        <w:spacing w:after="120" w:line="336" w:lineRule="auto"/>
-        <w:ind w:left="227"/>
-      </w:pPr>
-      <w:r>
-        <w:rPr>
-          <w:rFonts w:ascii="맑은 고딕" w:hAnsi="맑은 고딕" w:eastAsia="맑은 고딕"/>
-          <w:b/>
-          <w:color w:val="7A766C"/>
-          <w:sz w:val="18"/>
-        </w:rPr>
-        <w:t xml:space="preserve">글에서는  </w:t>
-      </w:r>
-      <w:r>
-        <w:rPr>
-          <w:rFonts w:ascii="맑은 고딕" w:hAnsi="맑은 고딕" w:eastAsia="맑은 고딕"/>
-          <w:b w:val="0"/>
-          <w:sz w:val="20"/>
-        </w:rPr>
-        <w:t>퍼센트나 「대부분 / 대다수 / 흔히」가 나오는데, 원래 몇이었는지가 없다.</w:t>
+        <w:t>“언제, 누구한테, 어떤 경우에만 해당하지?”</w:t>
       </w:r>
     </w:p>
     <w:p>
@@ -1053,54 +1754,7 @@
           <w:b w:val="0"/>
           <w:sz w:val="20"/>
         </w:rPr>
-        <w:t>⑥ 불리한 항목 빼기와 헷갈리면 — 분모 자체가 없으면 ③, 분모는 있는데 나쁜 쪽만 빠졌으면 ⑥.</w:t>
-      </w:r>
-    </w:p>
-    <w:p>
-      <w:r>
-        <w:br w:type="page"/>
-      </w:r>
-    </w:p>
-    <w:p>
-      <w:pPr>
-        <w:spacing w:after="40" w:line="336" w:lineRule="auto"/>
-      </w:pPr>
-      <w:r>
-        <w:rPr>
-          <w:rFonts w:ascii="맑은 고딕" w:hAnsi="맑은 고딕" w:eastAsia="맑은 고딕"/>
-          <w:b/>
-          <w:color w:val="14685A"/>
-          <w:sz w:val="34"/>
-        </w:rPr>
-        <w:t>2군 · 골라 보여주기</w:t>
-      </w:r>
-    </w:p>
-    <w:p>
-      <w:pPr>
-        <w:spacing w:after="40" w:line="336" w:lineRule="auto"/>
-      </w:pPr>
-      <w:r>
-        <w:rPr>
-          <w:rFonts w:ascii="맑은 고딕" w:hAnsi="맑은 고딕" w:eastAsia="맑은 고딕"/>
-          <w:b/>
-          <w:color w:val="6B6A65"/>
-          <w:sz w:val="22"/>
-        </w:rPr>
-        <w:t>있는 것 중에서 유리한 것만 꺼낸다</w:t>
-      </w:r>
-    </w:p>
-    <w:p>
-      <w:pPr>
-        <w:spacing w:after="240" w:line="336" w:lineRule="auto"/>
-      </w:pPr>
-      <w:r>
-        <w:rPr>
-          <w:rFonts w:ascii="맑은 고딕" w:hAnsi="맑은 고딕" w:eastAsia="맑은 고딕"/>
-          <w:b w:val="0"/>
-          <w:color w:val="6B6A65"/>
-          <w:sz w:val="20"/>
-        </w:rPr>
-        <w:t>이럴 때 의심한다 — 말한 건 다 사실인데 뭔가 허전하다</w:t>
+        <w:t>⑤ 반례 무시와 헷갈리면 — 빠진 것이 「성립하는 상황」이면 ④, 「반대 사례」면 ⑤.</w:t>
       </w:r>
     </w:p>
     <w:p>
@@ -1114,22 +1768,179 @@
           <w:color w:val="14685A"/>
           <w:sz w:val="27"/>
         </w:rPr>
-        <w:t>④ 성공한 사람만 보여주기</w:t>
+        <w:t>⑤ 반례 무시</w:t>
       </w:r>
     </w:p>
     <w:p>
       <w:pPr>
-        <w:spacing w:after="160" w:line="336" w:lineRule="auto"/>
+        <w:spacing w:after="120" w:line="336" w:lineRule="auto"/>
         <w:ind w:left="227"/>
       </w:pPr>
+      <w:r>
+        <w:rPr>
+          <w:rFonts w:ascii="맑은 고딕" w:hAnsi="맑은 고딕" w:eastAsia="맑은 고딕"/>
+          <w:b/>
+          <w:color w:val="7A766C"/>
+          <w:sz w:val="18"/>
+        </w:rPr>
+        <w:t xml:space="preserve">정의  </w:t>
+      </w:r>
       <w:r>
         <w:rPr>
           <w:rFonts w:ascii="맑은 고딕" w:hAnsi="맑은 고딕" w:eastAsia="맑은 고딕"/>
           <w:b w:val="0"/>
+          <w:sz w:val="20"/>
+        </w:rPr>
+        <w:t>작가가 강조한 예외·반례·단서를 정리에서 빼버린다.</w:t>
+      </w:r>
+    </w:p>
+    <w:p>
+      <w:pPr>
+        <w:spacing w:after="120" w:line="336" w:lineRule="auto"/>
+        <w:ind w:left="227"/>
+      </w:pPr>
+      <w:r>
+        <w:rPr>
+          <w:rFonts w:ascii="맑은 고딕" w:hAnsi="맑은 고딕" w:eastAsia="맑은 고딕"/>
+          <w:b/>
+          <w:color w:val="7A766C"/>
+          <w:sz w:val="18"/>
+        </w:rPr>
+        <w:t xml:space="preserve">알아보는 법  </w:t>
+      </w:r>
+      <w:r>
+        <w:rPr>
+          <w:rFonts w:ascii="맑은 고딕" w:hAnsi="맑은 고딕" w:eastAsia="맑은 고딕"/>
+          <w:b w:val="0"/>
+          <w:sz w:val="20"/>
+        </w:rPr>
+        <w:t>정리는 깔끔한데 본문에 「다만 / 하지만 / 예외적으로 / 물론 ~한 경우도 있다」가 있을 때. 빠진 것을 찾는 일이라 가장 안 보인다.</w:t>
+      </w:r>
+    </w:p>
+    <w:p>
+      <w:pPr>
+        <w:spacing w:after="160" w:line="336" w:lineRule="auto"/>
+        <w:ind w:left="227"/>
+      </w:pPr>
+      <w:r>
+        <w:rPr>
+          <w:rFonts w:ascii="맑은 고딕" w:hAnsi="맑은 고딕" w:eastAsia="맑은 고딕"/>
+          <w:b/>
+          <w:color w:val="7A766C"/>
+          <w:sz w:val="18"/>
+        </w:rPr>
+        <w:t xml:space="preserve">왜 거짓인가  </w:t>
+      </w:r>
+      <w:r>
+        <w:rPr>
+          <w:rFonts w:ascii="맑은 고딕" w:hAnsi="맑은 고딕" w:eastAsia="맑은 고딕"/>
+          <w:b w:val="0"/>
+          <w:sz w:val="20"/>
+        </w:rPr>
+        <w:t>작가가 균형을 위해 넣은 반쪽이 사라져 그림이 한쪽으로 기운다.</w:t>
+      </w:r>
+    </w:p>
+    <w:tbl>
+      <w:tblPr>
+        <w:tblStyle w:val="TableGrid"/>
+        <w:tblW w:type="auto" w:w="0"/>
+        <w:tblLook w:firstColumn="1" w:firstRow="1" w:lastColumn="0" w:lastRow="0" w:noHBand="0" w:noVBand="1" w:val="04A0"/>
+      </w:tblPr>
+      <w:tblGrid>
+        <w:gridCol w:w="4873"/>
+        <w:gridCol w:w="4873"/>
+      </w:tblGrid>
+      <w:tr>
+        <w:tc>
+          <w:tcPr>
+            <w:tcW w:type="dxa" w:w="1531"/>
+            <w:shd w:val="clear" w:fill="EAF3EC"/>
+          </w:tcPr>
+          <w:p>
+            <w:r/>
+            <w:r>
+              <w:rPr>
+                <w:rFonts w:ascii="맑은 고딕" w:hAnsi="맑은 고딕" w:eastAsia="맑은 고딕"/>
+                <w:b/>
+                <w:color w:val="2F6B4F"/>
+                <w:sz w:val="17"/>
+              </w:rPr>
+              <w:t>작가</w:t>
+            </w:r>
+          </w:p>
+        </w:tc>
+        <w:tc>
+          <w:tcPr>
+            <w:tcW w:type="dxa" w:w="8107"/>
+          </w:tcPr>
+          <w:p>
+            <w:r/>
+            <w:r>
+              <w:rPr>
+                <w:rFonts w:ascii="맑은 고딕" w:hAnsi="맑은 고딕" w:eastAsia="맑은 고딕"/>
+                <w:b w:val="0"/>
+                <w:sz w:val="20"/>
+              </w:rPr>
+              <w:t>이 물러남은 대체로 회복으로 이어지지만, 길어지면 고립이 되기도 한다</w:t>
+            </w:r>
+          </w:p>
+        </w:tc>
+      </w:tr>
+      <w:tr>
+        <w:tc>
+          <w:tcPr>
+            <w:tcW w:type="dxa" w:w="1531"/>
+            <w:shd w:val="clear" w:fill="FBEDEA"/>
+          </w:tcPr>
+          <w:p>
+            <w:r/>
+            <w:r>
+              <w:rPr>
+                <w:rFonts w:ascii="맑은 고딕" w:hAnsi="맑은 고딕" w:eastAsia="맑은 고딕"/>
+                <w:b/>
+                <w:color w:val="B5372B"/>
+                <w:sz w:val="17"/>
+              </w:rPr>
+              <w:t>정리</w:t>
+            </w:r>
+          </w:p>
+        </w:tc>
+        <w:tc>
+          <w:tcPr>
+            <w:tcW w:type="dxa" w:w="8107"/>
+          </w:tcPr>
+          <w:p>
+            <w:r/>
+            <w:r>
+              <w:rPr>
+                <w:rFonts w:ascii="맑은 고딕" w:hAnsi="맑은 고딕" w:eastAsia="맑은 고딕"/>
+                <w:b/>
+                <w:sz w:val="20"/>
+              </w:rPr>
+              <w:t>이 물러남은 회복으로 이어진다</w:t>
+            </w:r>
+          </w:p>
+        </w:tc>
+      </w:tr>
+    </w:tbl>
+    <w:p>
+      <w:pPr>
+        <w:spacing w:after="120" w:line="336" w:lineRule="auto"/>
+      </w:pPr>
+    </w:p>
+    <w:p>
+      <w:pPr>
+        <w:spacing w:after="80" w:line="336" w:lineRule="auto"/>
+        <w:ind w:left="227"/>
+      </w:pPr>
+      <w:r>
+        <w:rPr>
+          <w:rFonts w:ascii="맑은 고딕" w:hAnsi="맑은 고딕" w:eastAsia="맑은 고딕"/>
+          <w:b/>
           <w:color w:val="6B6A65"/>
-          <w:sz w:val="19"/>
+          <w:sz w:val="18"/>
         </w:rPr>
-        <w:t>이런 데서 만난다 — 학원 벽의 합격증 · 쇼핑몰 후기 · SNS 피드</w:t>
+        <w:t>현실에서 같은 수법 — 학원 벽의 합격증 · 쇼핑몰 후기 · 성공 사례 모음</w:t>
       </w:r>
     </w:p>
     <w:tbl>
@@ -1241,53 +2052,7 @@
           <w:color w:val="14685A"/>
           <w:sz w:val="23"/>
         </w:rPr>
-        <w:t>“안 된 사람은 어디 갔지?”</w:t>
-      </w:r>
-    </w:p>
-    <w:p>
-      <w:pPr>
-        <w:spacing w:after="120" w:line="336" w:lineRule="auto"/>
-        <w:ind w:left="227"/>
-      </w:pPr>
-      <w:r>
-        <w:rPr>
-          <w:rFonts w:ascii="맑은 고딕" w:hAnsi="맑은 고딕" w:eastAsia="맑은 고딕"/>
-          <w:b/>
-          <w:color w:val="7A766C"/>
-          <w:sz w:val="18"/>
-        </w:rPr>
-        <w:t xml:space="preserve">왜 속나  </w:t>
-      </w:r>
-      <w:r>
-        <w:rPr>
-          <w:rFonts w:ascii="맑은 고딕" w:hAnsi="맑은 고딕" w:eastAsia="맑은 고딕"/>
-          <w:b w:val="0"/>
-          <w:sz w:val="20"/>
-        </w:rPr>
-        <w:t>눈에 보이는 것만으로 판단한다. 안 보이는 쪽은 아예 없는 것처럼 느껴진다.</w:t>
-      </w:r>
-    </w:p>
-    <w:p>
-      <w:pPr>
-        <w:spacing w:after="120" w:line="336" w:lineRule="auto"/>
-        <w:ind w:left="227"/>
-      </w:pPr>
-      <w:r>
-        <w:rPr>
-          <w:rFonts w:ascii="맑은 고딕" w:hAnsi="맑은 고딕" w:eastAsia="맑은 고딕"/>
-          <w:b/>
-          <w:color w:val="7A766C"/>
-          <w:sz w:val="18"/>
-        </w:rPr>
-        <w:t xml:space="preserve">글에서는  </w:t>
-      </w:r>
-      <w:r>
-        <w:rPr>
-          <w:rFonts w:ascii="맑은 고딕" w:hAnsi="맑은 고딕" w:eastAsia="맑은 고딕"/>
-          <w:b w:val="0"/>
-          <w:sz w:val="20"/>
-        </w:rPr>
-        <w:t>효과를 본 사례만 이어지고, 예외나 실패가 한 번도 나오지 않는다.</w:t>
+        <w:t>“안 된 쪽, 반대쪽 이야기는 어디 갔지?”</w:t>
       </w:r>
     </w:p>
     <w:p>
@@ -1310,7 +2075,7 @@
           <w:b w:val="0"/>
           <w:sz w:val="20"/>
         </w:rPr>
-        <w:t>⑥ 불리한 항목 빼기와 헷갈리면 — 여러 사람 중에서 고른 것이면 ④, 한 대상 안에서 항목을 고른 것이면 ⑥.</w:t>
+        <w:t>④ 조건 제거와 헷갈리면 — 빠진 것이 「반대 사례」면 ⑤, 「성립 조건」이면 ④.</w:t>
       </w:r>
     </w:p>
     <w:p>
@@ -1324,22 +2089,76 @@
           <w:color w:val="14685A"/>
           <w:sz w:val="27"/>
         </w:rPr>
-        <w:t>⑤ 조건 숨기기</w:t>
+        <w:t>⑥ 불리한 항목 빼기</w:t>
       </w:r>
     </w:p>
     <w:p>
       <w:pPr>
-        <w:spacing w:after="160" w:line="336" w:lineRule="auto"/>
+        <w:spacing w:after="120" w:line="336" w:lineRule="auto"/>
         <w:ind w:left="227"/>
       </w:pPr>
+      <w:r>
+        <w:rPr>
+          <w:rFonts w:ascii="맑은 고딕" w:hAnsi="맑은 고딕" w:eastAsia="맑은 고딕"/>
+          <w:b/>
+          <w:color w:val="7A766C"/>
+          <w:sz w:val="18"/>
+        </w:rPr>
+        <w:t xml:space="preserve">정의  </w:t>
+      </w:r>
       <w:r>
         <w:rPr>
           <w:rFonts w:ascii="맑은 고딕" w:hAnsi="맑은 고딕" w:eastAsia="맑은 고딕"/>
           <w:b w:val="0"/>
-          <w:color w:val="6B6A65"/>
-          <w:sz w:val="19"/>
+          <w:sz w:val="20"/>
         </w:rPr>
-        <w:t>이런 데서 만난다 — 작은 글씨 약관 · 이벤트 배너 · 부모님과의 약속</w:t>
+        <w:t>한 대상에 대해 나란히 있던 여러 사실 중, 유리한 항목만 남기고 불리한 항목을 뺀다.</w:t>
+      </w:r>
+    </w:p>
+    <w:p>
+      <w:pPr>
+        <w:spacing w:after="120" w:line="336" w:lineRule="auto"/>
+        <w:ind w:left="227"/>
+      </w:pPr>
+      <w:r>
+        <w:rPr>
+          <w:rFonts w:ascii="맑은 고딕" w:hAnsi="맑은 고딕" w:eastAsia="맑은 고딕"/>
+          <w:b/>
+          <w:color w:val="7A766C"/>
+          <w:sz w:val="18"/>
+        </w:rPr>
+        <w:t xml:space="preserve">알아보는 법  </w:t>
+      </w:r>
+      <w:r>
+        <w:rPr>
+          <w:rFonts w:ascii="맑은 고딕" w:hAnsi="맑은 고딕" w:eastAsia="맑은 고딕"/>
+          <w:b w:val="0"/>
+          <w:sz w:val="20"/>
+        </w:rPr>
+        <w:t>말한 내용은 전부 사실이라 반박할 데가 없다. 본문에서 같은 대상을 설명한 문장을 모두 모은 다음, 정리에 빠진 항목이 있는지 센다.</w:t>
+      </w:r>
+    </w:p>
+    <w:p>
+      <w:pPr>
+        <w:spacing w:after="160" w:line="336" w:lineRule="auto"/>
+        <w:ind w:left="227"/>
+      </w:pPr>
+      <w:r>
+        <w:rPr>
+          <w:rFonts w:ascii="맑은 고딕" w:hAnsi="맑은 고딕" w:eastAsia="맑은 고딕"/>
+          <w:b/>
+          <w:color w:val="7A766C"/>
+          <w:sz w:val="18"/>
+        </w:rPr>
+        <w:t xml:space="preserve">왜 거짓인가  </w:t>
+      </w:r>
+      <w:r>
+        <w:rPr>
+          <w:rFonts w:ascii="맑은 고딕" w:hAnsi="맑은 고딕" w:eastAsia="맑은 고딕"/>
+          <w:b w:val="0"/>
+          <w:sz w:val="20"/>
+        </w:rPr>
+        <w:t>거짓말한 문장이 하나도 없는데 전체 인상은 사실과 다르다. 그래서 방심하게 된다.</w:t>
       </w:r>
     </w:p>
     <w:tbl>
@@ -1356,6 +2175,42 @@
         <w:tc>
           <w:tcPr>
             <w:tcW w:type="dxa" w:w="1531"/>
+            <w:shd w:val="clear" w:fill="EAF3EC"/>
+          </w:tcPr>
+          <w:p>
+            <w:r/>
+            <w:r>
+              <w:rPr>
+                <w:rFonts w:ascii="맑은 고딕" w:hAnsi="맑은 고딕" w:eastAsia="맑은 고딕"/>
+                <w:b/>
+                <w:color w:val="2F6B4F"/>
+                <w:sz w:val="17"/>
+              </w:rPr>
+              <w:t>작가</w:t>
+            </w:r>
+          </w:p>
+        </w:tc>
+        <w:tc>
+          <w:tcPr>
+            <w:tcW w:type="dxa" w:w="8107"/>
+          </w:tcPr>
+          <w:p>
+            <w:r/>
+            <w:r>
+              <w:rPr>
+                <w:rFonts w:ascii="맑은 고딕" w:hAnsi="맑은 고딕" w:eastAsia="맑은 고딕"/>
+                <w:b w:val="0"/>
+                <w:sz w:val="20"/>
+              </w:rPr>
+              <w:t>이 성향은 창의성을 높이지만, 관계에서는 오해를 자주 부른다</w:t>
+            </w:r>
+          </w:p>
+        </w:tc>
+      </w:tr>
+      <w:tr>
+        <w:tc>
+          <w:tcPr>
+            <w:tcW w:type="dxa" w:w="1531"/>
             <w:shd w:val="clear" w:fill="FBEDEA"/>
           </w:tcPr>
           <w:p>
@@ -1367,7 +2222,7 @@
                 <w:color w:val="B5372B"/>
                 <w:sz w:val="17"/>
               </w:rPr>
-              <w:t>이렇게 말한다</w:t>
+              <w:t>정리</w:t>
             </w:r>
           </w:p>
         </w:tc>
@@ -1383,43 +2238,7 @@
                 <w:b/>
                 <w:sz w:val="20"/>
               </w:rPr>
-              <w:t>지금 신청하면 무료!</w:t>
-            </w:r>
-          </w:p>
-        </w:tc>
-      </w:tr>
-      <w:tr>
-        <w:tc>
-          <w:tcPr>
-            <w:tcW w:type="dxa" w:w="1531"/>
-            <w:shd w:val="clear" w:fill="EAF3EC"/>
-          </w:tcPr>
-          <w:p>
-            <w:r/>
-            <w:r>
-              <w:rPr>
-                <w:rFonts w:ascii="맑은 고딕" w:hAnsi="맑은 고딕" w:eastAsia="맑은 고딕"/>
-                <w:b/>
-                <w:color w:val="2F6B4F"/>
-                <w:sz w:val="17"/>
-              </w:rPr>
-              <w:t>실제로는</w:t>
-            </w:r>
-          </w:p>
-        </w:tc>
-        <w:tc>
-          <w:tcPr>
-            <w:tcW w:type="dxa" w:w="8107"/>
-          </w:tcPr>
-          <w:p>
-            <w:r/>
-            <w:r>
-              <w:rPr>
-                <w:rFonts w:ascii="맑은 고딕" w:hAnsi="맑은 고딕" w:eastAsia="맑은 고딕"/>
-                <w:b w:val="0"/>
-                <w:sz w:val="20"/>
-              </w:rPr>
-              <w:t>별표 아래 작은 글씨에 「첫 달만, 3개월 약정 시」가 붙어 있다</w:t>
+              <w:t>이 성향은 창의성을 높인다</w:t>
             </w:r>
           </w:p>
         </w:tc>
@@ -1432,7 +2251,7 @@
     </w:p>
     <w:p>
       <w:pPr>
-        <w:spacing w:after="160" w:line="336" w:lineRule="auto"/>
+        <w:spacing w:after="80" w:line="336" w:lineRule="auto"/>
         <w:ind w:left="227"/>
       </w:pPr>
       <w:r>
@@ -1440,116 +2259,9 @@
           <w:rFonts w:ascii="맑은 고딕" w:hAnsi="맑은 고딕" w:eastAsia="맑은 고딕"/>
           <w:b/>
           <w:color w:val="6B6A65"/>
-          <w:sz w:val="17"/>
-        </w:rPr>
-        <w:t xml:space="preserve">되받아치는 질문   </w:t>
-      </w:r>
-      <w:r>
-        <w:rPr>
-          <w:rFonts w:ascii="맑은 고딕" w:hAnsi="맑은 고딕" w:eastAsia="맑은 고딕"/>
-          <w:b/>
-          <w:color w:val="14685A"/>
-          <w:sz w:val="23"/>
-        </w:rPr>
-        <w:t>“언제까지, 누구한테, 어떤 경우에만 해당하는 거지?”</w:t>
-      </w:r>
-    </w:p>
-    <w:p>
-      <w:pPr>
-        <w:spacing w:after="120" w:line="336" w:lineRule="auto"/>
-        <w:ind w:left="227"/>
-      </w:pPr>
-      <w:r>
-        <w:rPr>
-          <w:rFonts w:ascii="맑은 고딕" w:hAnsi="맑은 고딕" w:eastAsia="맑은 고딕"/>
-          <w:b/>
-          <w:color w:val="7A766C"/>
           <w:sz w:val="18"/>
         </w:rPr>
-        <w:t xml:space="preserve">왜 속나  </w:t>
-      </w:r>
-      <w:r>
-        <w:rPr>
-          <w:rFonts w:ascii="맑은 고딕" w:hAnsi="맑은 고딕" w:eastAsia="맑은 고딕"/>
-          <w:b w:val="0"/>
-          <w:sz w:val="20"/>
-        </w:rPr>
-        <w:t>조건은 늘 나중에, 작게 나온다. 결정을 이미 내린 뒤에 읽게 되므로 되돌리기 어렵다.</w:t>
-      </w:r>
-    </w:p>
-    <w:p>
-      <w:pPr>
-        <w:spacing w:after="120" w:line="336" w:lineRule="auto"/>
-        <w:ind w:left="227"/>
-      </w:pPr>
-      <w:r>
-        <w:rPr>
-          <w:rFonts w:ascii="맑은 고딕" w:hAnsi="맑은 고딕" w:eastAsia="맑은 고딕"/>
-          <w:b/>
-          <w:color w:val="7A766C"/>
-          <w:sz w:val="18"/>
-        </w:rPr>
-        <w:t xml:space="preserve">글에서는  </w:t>
-      </w:r>
-      <w:r>
-        <w:rPr>
-          <w:rFonts w:ascii="맑은 고딕" w:hAnsi="맑은 고딕" w:eastAsia="맑은 고딕"/>
-          <w:b w:val="0"/>
-          <w:sz w:val="20"/>
-        </w:rPr>
-        <w:t>원문에 있던 「~할 때 / ~인 경우 / 다만 / 하지만」이 요약에서 사라져 무조건인 문장이 됐다.</w:t>
-      </w:r>
-    </w:p>
-    <w:p>
-      <w:pPr>
-        <w:spacing w:after="320" w:line="336" w:lineRule="auto"/>
-        <w:ind w:left="227"/>
-      </w:pPr>
-      <w:r>
-        <w:rPr>
-          <w:rFonts w:ascii="맑은 고딕" w:hAnsi="맑은 고딕" w:eastAsia="맑은 고딕"/>
-          <w:b/>
-          <w:color w:val="7A766C"/>
-          <w:sz w:val="18"/>
-        </w:rPr>
-        <w:t xml:space="preserve">헷갈리지 않기  </w:t>
-      </w:r>
-      <w:r>
-        <w:rPr>
-          <w:rFonts w:ascii="맑은 고딕" w:hAnsi="맑은 고딕" w:eastAsia="맑은 고딕"/>
-          <w:b w:val="0"/>
-          <w:sz w:val="20"/>
-        </w:rPr>
-        <w:t>④ 성공한 사람만 보여주기와 헷갈리면 — 빠진 것이 「어떤 경우에만」이면 ⑤, 「누구」면 ④.</w:t>
-      </w:r>
-    </w:p>
-    <w:p>
-      <w:pPr>
-        <w:spacing w:after="60" w:line="336" w:lineRule="auto"/>
-      </w:pPr>
-      <w:r>
-        <w:rPr>
-          <w:rFonts w:ascii="맑은 고딕" w:hAnsi="맑은 고딕" w:eastAsia="맑은 고딕"/>
-          <w:b/>
-          <w:color w:val="14685A"/>
-          <w:sz w:val="27"/>
-        </w:rPr>
-        <w:t>⑥ 불리한 항목 빼기</w:t>
-      </w:r>
-    </w:p>
-    <w:p>
-      <w:pPr>
-        <w:spacing w:after="160" w:line="336" w:lineRule="auto"/>
-        <w:ind w:left="227"/>
-      </w:pPr>
-      <w:r>
-        <w:rPr>
-          <w:rFonts w:ascii="맑은 고딕" w:hAnsi="맑은 고딕" w:eastAsia="맑은 고딕"/>
-          <w:b w:val="0"/>
-          <w:color w:val="6B6A65"/>
-          <w:sz w:val="19"/>
-        </w:rPr>
-        <w:t>이런 데서 만난다 — 제품 포장 앞면 · 성적표 설명 · 잘못을 설명할 때</w:t>
+        <w:t>현실에서 같은 수법 — 제품 포장 앞면 · 성적표 설명 · 잘못을 설명할 때</w:t>
       </w:r>
     </w:p>
     <w:tbl>
@@ -1629,7 +2341,7 @@
                 <w:b w:val="0"/>
                 <w:sz w:val="20"/>
               </w:rPr>
-              <w:t>설탕은 정말 없다. 대신 지방이 다른 과자의 두 배인데 그건 말하지 않는다</w:t>
+              <w:t>설탕은 정말 없다. 대신 지방이 두 배인데 그건 말하지 않는다</w:t>
             </w:r>
           </w:p>
         </w:tc>
@@ -1661,53 +2373,7 @@
           <w:color w:val="14685A"/>
           <w:sz w:val="23"/>
         </w:rPr>
-        <w:t>“이 하나 말고, 같이 봐야 할 다른 항목은 뭐지?”</w:t>
-      </w:r>
-    </w:p>
-    <w:p>
-      <w:pPr>
-        <w:spacing w:after="120" w:line="336" w:lineRule="auto"/>
-        <w:ind w:left="227"/>
-      </w:pPr>
-      <w:r>
-        <w:rPr>
-          <w:rFonts w:ascii="맑은 고딕" w:hAnsi="맑은 고딕" w:eastAsia="맑은 고딕"/>
-          <w:b/>
-          <w:color w:val="7A766C"/>
-          <w:sz w:val="18"/>
-        </w:rPr>
-        <w:t xml:space="preserve">왜 속나  </w:t>
-      </w:r>
-      <w:r>
-        <w:rPr>
-          <w:rFonts w:ascii="맑은 고딕" w:hAnsi="맑은 고딕" w:eastAsia="맑은 고딕"/>
-          <w:b w:val="0"/>
-          <w:sz w:val="20"/>
-        </w:rPr>
-        <w:t>말한 내용이 전부 사실이면 거짓말이라고 느끼지 못한다. 그래서 방심한다.</w:t>
-      </w:r>
-    </w:p>
-    <w:p>
-      <w:pPr>
-        <w:spacing w:after="120" w:line="336" w:lineRule="auto"/>
-        <w:ind w:left="227"/>
-      </w:pPr>
-      <w:r>
-        <w:rPr>
-          <w:rFonts w:ascii="맑은 고딕" w:hAnsi="맑은 고딕" w:eastAsia="맑은 고딕"/>
-          <w:b/>
-          <w:color w:val="7A766C"/>
-          <w:sz w:val="18"/>
-        </w:rPr>
-        <w:t xml:space="preserve">글에서는  </w:t>
-      </w:r>
-      <w:r>
-        <w:rPr>
-          <w:rFonts w:ascii="맑은 고딕" w:hAnsi="맑은 고딕" w:eastAsia="맑은 고딕"/>
-          <w:b w:val="0"/>
-          <w:sz w:val="20"/>
-        </w:rPr>
-        <w:t>한 측면만 반복해서 강조되고, 원문에 함께 있던 다른 측면이 요약에는 없다.</w:t>
+        <w:t>“이것 말고 같이 봐야 할 항목은 뭐지?”</w:t>
       </w:r>
     </w:p>
     <w:p>
@@ -1730,7 +2396,7 @@
           <w:b w:val="0"/>
           <w:sz w:val="20"/>
         </w:rPr>
-        <w:t>⑤ 조건 숨기기와 헷갈리면 — 빠진 것이 「조건」이면 ⑤, 「나란히 있던 다른 사실」이면 ⑥.</w:t>
+        <w:t>⑤ 반례 무시와 헷갈리면 — 지운 것이 「예외 사례」면 ⑤, 「같은 대상의 다른 성질」이면 ⑥.</w:t>
       </w:r>
     </w:p>
     <w:p>
@@ -1763,7 +2429,7 @@
           <w:color w:val="6B6A65"/>
           <w:sz w:val="22"/>
         </w:rPr>
-        <w:t>상관없는 것을 원인처럼 붙인다</w:t>
+        <w:t>원인과 이유를 손댄다</w:t>
       </w:r>
     </w:p>
     <w:p>
@@ -1777,7 +2443,7 @@
           <w:color w:val="6B6A65"/>
           <w:sz w:val="20"/>
         </w:rPr>
-        <w:t>이럴 때 의심한다 — "그래서 그렇게 됐다"는 말이 너무 매끄럽다</w:t>
+        <w:t>이럴 때 의심한다 — 「그래서 그렇게 됐다」가 너무 매끄럽다</w:t>
       </w:r>
     </w:p>
     <w:p>
@@ -1791,22 +2457,179 @@
           <w:color w:val="3B3585"/>
           <w:sz w:val="27"/>
         </w:rPr>
-        <w:t>⑦ 같이 일어난 걸 원인이라 하기</w:t>
+        <w:t>⑦ 상관-인과 둔갑</w:t>
       </w:r>
     </w:p>
     <w:p>
       <w:pPr>
-        <w:spacing w:after="160" w:line="336" w:lineRule="auto"/>
+        <w:spacing w:after="120" w:line="336" w:lineRule="auto"/>
         <w:ind w:left="227"/>
       </w:pPr>
+      <w:r>
+        <w:rPr>
+          <w:rFonts w:ascii="맑은 고딕" w:hAnsi="맑은 고딕" w:eastAsia="맑은 고딕"/>
+          <w:b/>
+          <w:color w:val="7A766C"/>
+          <w:sz w:val="18"/>
+        </w:rPr>
+        <w:t xml:space="preserve">정의  </w:t>
+      </w:r>
       <w:r>
         <w:rPr>
           <w:rFonts w:ascii="맑은 고딕" w:hAnsi="맑은 고딕" w:eastAsia="맑은 고딕"/>
           <w:b w:val="0"/>
+          <w:sz w:val="20"/>
+        </w:rPr>
+        <w:t>작가가 「같이 나타난다」고만 한 것을 「하나가 다른 하나를 일으킨다」로 바꾼다.</w:t>
+      </w:r>
+    </w:p>
+    <w:p>
+      <w:pPr>
+        <w:spacing w:after="120" w:line="336" w:lineRule="auto"/>
+        <w:ind w:left="227"/>
+      </w:pPr>
+      <w:r>
+        <w:rPr>
+          <w:rFonts w:ascii="맑은 고딕" w:hAnsi="맑은 고딕" w:eastAsia="맑은 고딕"/>
+          <w:b/>
+          <w:color w:val="7A766C"/>
+          <w:sz w:val="18"/>
+        </w:rPr>
+        <w:t xml:space="preserve">알아보는 법  </w:t>
+      </w:r>
+      <w:r>
+        <w:rPr>
+          <w:rFonts w:ascii="맑은 고딕" w:hAnsi="맑은 고딕" w:eastAsia="맑은 고딕"/>
+          <w:b w:val="0"/>
+          <w:sz w:val="20"/>
+        </w:rPr>
+        <w:t>본문이 「~와 관련이 있다 / 함께 나타난다 / 동시에 증가했다」인데 정리가 「~때문에 / ~가 ~를 만든다」일 때.</w:t>
+      </w:r>
+    </w:p>
+    <w:p>
+      <w:pPr>
+        <w:spacing w:after="160" w:line="336" w:lineRule="auto"/>
+        <w:ind w:left="227"/>
+      </w:pPr>
+      <w:r>
+        <w:rPr>
+          <w:rFonts w:ascii="맑은 고딕" w:hAnsi="맑은 고딕" w:eastAsia="맑은 고딕"/>
+          <w:b/>
+          <w:color w:val="7A766C"/>
+          <w:sz w:val="18"/>
+        </w:rPr>
+        <w:t xml:space="preserve">왜 거짓인가  </w:t>
+      </w:r>
+      <w:r>
+        <w:rPr>
+          <w:rFonts w:ascii="맑은 고딕" w:hAnsi="맑은 고딕" w:eastAsia="맑은 고딕"/>
+          <w:b w:val="0"/>
+          <w:sz w:val="20"/>
+        </w:rPr>
+        <w:t>함께 나타나는 것과 원인인 것은 완전히 다른 주장이다. 작가가 일부러 피한 단정을 작가 입에 욱여넣는 셈이다.</w:t>
+      </w:r>
+    </w:p>
+    <w:tbl>
+      <w:tblPr>
+        <w:tblStyle w:val="TableGrid"/>
+        <w:tblW w:type="auto" w:w="0"/>
+        <w:tblLook w:firstColumn="1" w:firstRow="1" w:lastColumn="0" w:lastRow="0" w:noHBand="0" w:noVBand="1" w:val="04A0"/>
+      </w:tblPr>
+      <w:tblGrid>
+        <w:gridCol w:w="4873"/>
+        <w:gridCol w:w="4873"/>
+      </w:tblGrid>
+      <w:tr>
+        <w:tc>
+          <w:tcPr>
+            <w:tcW w:type="dxa" w:w="1531"/>
+            <w:shd w:val="clear" w:fill="EAF3EC"/>
+          </w:tcPr>
+          <w:p>
+            <w:r/>
+            <w:r>
+              <w:rPr>
+                <w:rFonts w:ascii="맑은 고딕" w:hAnsi="맑은 고딕" w:eastAsia="맑은 고딕"/>
+                <w:b/>
+                <w:color w:val="2F6B4F"/>
+                <w:sz w:val="17"/>
+              </w:rPr>
+              <w:t>작가</w:t>
+            </w:r>
+          </w:p>
+        </w:tc>
+        <w:tc>
+          <w:tcPr>
+            <w:tcW w:type="dxa" w:w="8107"/>
+          </w:tcPr>
+          <w:p>
+            <w:r/>
+            <w:r>
+              <w:rPr>
+                <w:rFonts w:ascii="맑은 고딕" w:hAnsi="맑은 고딕" w:eastAsia="맑은 고딕"/>
+                <w:b w:val="0"/>
+                <w:sz w:val="20"/>
+              </w:rPr>
+              <w:t>결핍감이 강한 사람에게서 예술적 표현 욕구가 함께 관찰된다</w:t>
+            </w:r>
+          </w:p>
+        </w:tc>
+      </w:tr>
+      <w:tr>
+        <w:tc>
+          <w:tcPr>
+            <w:tcW w:type="dxa" w:w="1531"/>
+            <w:shd w:val="clear" w:fill="FBEDEA"/>
+          </w:tcPr>
+          <w:p>
+            <w:r/>
+            <w:r>
+              <w:rPr>
+                <w:rFonts w:ascii="맑은 고딕" w:hAnsi="맑은 고딕" w:eastAsia="맑은 고딕"/>
+                <w:b/>
+                <w:color w:val="B5372B"/>
+                <w:sz w:val="17"/>
+              </w:rPr>
+              <w:t>정리</w:t>
+            </w:r>
+          </w:p>
+        </w:tc>
+        <w:tc>
+          <w:tcPr>
+            <w:tcW w:type="dxa" w:w="8107"/>
+          </w:tcPr>
+          <w:p>
+            <w:r/>
+            <w:r>
+              <w:rPr>
+                <w:rFonts w:ascii="맑은 고딕" w:hAnsi="맑은 고딕" w:eastAsia="맑은 고딕"/>
+                <w:b/>
+                <w:sz w:val="20"/>
+              </w:rPr>
+              <w:t>결핍감이 예술적 표현 욕구를 만들어 낸다</w:t>
+            </w:r>
+          </w:p>
+        </w:tc>
+      </w:tr>
+    </w:tbl>
+    <w:p>
+      <w:pPr>
+        <w:spacing w:after="120" w:line="336" w:lineRule="auto"/>
+      </w:pPr>
+    </w:p>
+    <w:p>
+      <w:pPr>
+        <w:spacing w:after="80" w:line="336" w:lineRule="auto"/>
+        <w:ind w:left="227"/>
+      </w:pPr>
+      <w:r>
+        <w:rPr>
+          <w:rFonts w:ascii="맑은 고딕" w:hAnsi="맑은 고딕" w:eastAsia="맑은 고딕"/>
+          <w:b/>
           <w:color w:val="6B6A65"/>
-          <w:sz w:val="19"/>
+          <w:sz w:val="18"/>
         </w:rPr>
-        <w:t>이런 데서 만난다 — 건강 기사 · 공부법 조언 · 어른들의 훈계</w:t>
+        <w:t>현실에서 같은 수법 — 건강 기사 · 공부법 조언 · 어른들의 훈계</w:t>
       </w:r>
     </w:p>
     <w:tbl>
@@ -1918,53 +2741,7 @@
           <w:color w:val="3B3585"/>
           <w:sz w:val="23"/>
         </w:rPr>
-        <w:t>“정말 이것 때문일까, 아니면 둘 다 다른 것 때문일까?”</w:t>
-      </w:r>
-    </w:p>
-    <w:p>
-      <w:pPr>
-        <w:spacing w:after="120" w:line="336" w:lineRule="auto"/>
-        <w:ind w:left="227"/>
-      </w:pPr>
-      <w:r>
-        <w:rPr>
-          <w:rFonts w:ascii="맑은 고딕" w:hAnsi="맑은 고딕" w:eastAsia="맑은 고딕"/>
-          <w:b/>
-          <w:color w:val="7A766C"/>
-          <w:sz w:val="18"/>
-        </w:rPr>
-        <w:t xml:space="preserve">왜 속나  </w:t>
-      </w:r>
-      <w:r>
-        <w:rPr>
-          <w:rFonts w:ascii="맑은 고딕" w:hAnsi="맑은 고딕" w:eastAsia="맑은 고딕"/>
-          <w:b w:val="0"/>
-          <w:sz w:val="20"/>
-        </w:rPr>
-        <w:t>두 가지가 같이 보이면 뇌가 알아서 화살표를 그린다. 그리는 줄도 모르고 그린다.</w:t>
-      </w:r>
-    </w:p>
-    <w:p>
-      <w:pPr>
-        <w:spacing w:after="120" w:line="336" w:lineRule="auto"/>
-        <w:ind w:left="227"/>
-      </w:pPr>
-      <w:r>
-        <w:rPr>
-          <w:rFonts w:ascii="맑은 고딕" w:hAnsi="맑은 고딕" w:eastAsia="맑은 고딕"/>
-          <w:b/>
-          <w:color w:val="7A766C"/>
-          <w:sz w:val="18"/>
-        </w:rPr>
-        <w:t xml:space="preserve">글에서는  </w:t>
-      </w:r>
-      <w:r>
-        <w:rPr>
-          <w:rFonts w:ascii="맑은 고딕" w:hAnsi="맑은 고딕" w:eastAsia="맑은 고딕"/>
-          <w:b w:val="0"/>
-          <w:sz w:val="20"/>
-        </w:rPr>
-        <w:t>원문이 「함께 나타난다 / 관련이 있다」인데 요약이 「때문이다 / 만든다」로 바뀌었다.</w:t>
+        <w:t>“정말 이것 때문일까, 둘 다 다른 것 때문일까?”</w:t>
       </w:r>
     </w:p>
     <w:p>
@@ -1987,7 +2764,7 @@
           <w:b w:val="0"/>
           <w:sz w:val="20"/>
         </w:rPr>
-        <w:t>⑧ 앞뒤 뒤집기와 헷갈리면 — 원문에 화살표가 아예 없었으면 ⑦, 있었는데 방향만 반대면 ⑧.</w:t>
+        <w:t>⑧ 인과 뒤집기와 헷갈리면 — 본문에 화살표가 아예 없었으면 ⑦, 있었는데 방향만 반대면 ⑧.</w:t>
       </w:r>
     </w:p>
     <w:p>
@@ -2001,22 +2778,179 @@
           <w:color w:val="3B3585"/>
           <w:sz w:val="27"/>
         </w:rPr>
-        <w:t>⑧ 앞뒤 뒤집기</w:t>
+        <w:t>⑧ 인과 뒤집기</w:t>
       </w:r>
     </w:p>
     <w:p>
       <w:pPr>
-        <w:spacing w:after="160" w:line="336" w:lineRule="auto"/>
+        <w:spacing w:after="120" w:line="336" w:lineRule="auto"/>
         <w:ind w:left="227"/>
       </w:pPr>
+      <w:r>
+        <w:rPr>
+          <w:rFonts w:ascii="맑은 고딕" w:hAnsi="맑은 고딕" w:eastAsia="맑은 고딕"/>
+          <w:b/>
+          <w:color w:val="7A766C"/>
+          <w:sz w:val="18"/>
+        </w:rPr>
+        <w:t xml:space="preserve">정의  </w:t>
+      </w:r>
       <w:r>
         <w:rPr>
           <w:rFonts w:ascii="맑은 고딕" w:hAnsi="맑은 고딕" w:eastAsia="맑은 고딕"/>
           <w:b w:val="0"/>
+          <w:sz w:val="20"/>
+        </w:rPr>
+        <w:t>A가 B를 일으킨다는 걸 B가 A를 일으킨다로 뒤집는다. 쓰인 단어는 하나도 바뀌지 않는다.</w:t>
+      </w:r>
+    </w:p>
+    <w:p>
+      <w:pPr>
+        <w:spacing w:after="120" w:line="336" w:lineRule="auto"/>
+        <w:ind w:left="227"/>
+      </w:pPr>
+      <w:r>
+        <w:rPr>
+          <w:rFonts w:ascii="맑은 고딕" w:hAnsi="맑은 고딕" w:eastAsia="맑은 고딕"/>
+          <w:b/>
+          <w:color w:val="7A766C"/>
+          <w:sz w:val="18"/>
+        </w:rPr>
+        <w:t xml:space="preserve">알아보는 법  </w:t>
+      </w:r>
+      <w:r>
+        <w:rPr>
+          <w:rFonts w:ascii="맑은 고딕" w:hAnsi="맑은 고딕" w:eastAsia="맑은 고딕"/>
+          <w:b w:val="0"/>
+          <w:sz w:val="20"/>
+        </w:rPr>
+        <w:t>「~때문에 / ~로 인해 / 그래서」 앞뒤에 놓인 두 가지에 동그라미를 치고, 본문과 순서를 대조한다. 화살표를 직접 그려야 잡힌다.</w:t>
+      </w:r>
+    </w:p>
+    <w:p>
+      <w:pPr>
+        <w:spacing w:after="160" w:line="336" w:lineRule="auto"/>
+        <w:ind w:left="227"/>
+      </w:pPr>
+      <w:r>
+        <w:rPr>
+          <w:rFonts w:ascii="맑은 고딕" w:hAnsi="맑은 고딕" w:eastAsia="맑은 고딕"/>
+          <w:b/>
+          <w:color w:val="7A766C"/>
+          <w:sz w:val="18"/>
+        </w:rPr>
+        <w:t xml:space="preserve">왜 거짓인가  </w:t>
+      </w:r>
+      <w:r>
+        <w:rPr>
+          <w:rFonts w:ascii="맑은 고딕" w:hAnsi="맑은 고딕" w:eastAsia="맑은 고딕"/>
+          <w:b w:val="0"/>
+          <w:sz w:val="20"/>
+        </w:rPr>
+        <w:t>원인이 바뀌면 해결책도 정반대가 된다.</w:t>
+      </w:r>
+    </w:p>
+    <w:tbl>
+      <w:tblPr>
+        <w:tblStyle w:val="TableGrid"/>
+        <w:tblW w:type="auto" w:w="0"/>
+        <w:tblLook w:firstColumn="1" w:firstRow="1" w:lastColumn="0" w:lastRow="0" w:noHBand="0" w:noVBand="1" w:val="04A0"/>
+      </w:tblPr>
+      <w:tblGrid>
+        <w:gridCol w:w="4873"/>
+        <w:gridCol w:w="4873"/>
+      </w:tblGrid>
+      <w:tr>
+        <w:tc>
+          <w:tcPr>
+            <w:tcW w:type="dxa" w:w="1531"/>
+            <w:shd w:val="clear" w:fill="EAF3EC"/>
+          </w:tcPr>
+          <w:p>
+            <w:r/>
+            <w:r>
+              <w:rPr>
+                <w:rFonts w:ascii="맑은 고딕" w:hAnsi="맑은 고딕" w:eastAsia="맑은 고딕"/>
+                <w:b/>
+                <w:color w:val="2F6B4F"/>
+                <w:sz w:val="17"/>
+              </w:rPr>
+              <w:t>작가</w:t>
+            </w:r>
+          </w:p>
+        </w:tc>
+        <w:tc>
+          <w:tcPr>
+            <w:tcW w:type="dxa" w:w="8107"/>
+          </w:tcPr>
+          <w:p>
+            <w:r/>
+            <w:r>
+              <w:rPr>
+                <w:rFonts w:ascii="맑은 고딕" w:hAnsi="맑은 고딕" w:eastAsia="맑은 고딕"/>
+                <w:b w:val="0"/>
+                <w:sz w:val="20"/>
+              </w:rPr>
+              <w:t>채워지지 않은 결핍감 때문에 특별함에 집착하게 된다</w:t>
+            </w:r>
+          </w:p>
+        </w:tc>
+      </w:tr>
+      <w:tr>
+        <w:tc>
+          <w:tcPr>
+            <w:tcW w:type="dxa" w:w="1531"/>
+            <w:shd w:val="clear" w:fill="FBEDEA"/>
+          </w:tcPr>
+          <w:p>
+            <w:r/>
+            <w:r>
+              <w:rPr>
+                <w:rFonts w:ascii="맑은 고딕" w:hAnsi="맑은 고딕" w:eastAsia="맑은 고딕"/>
+                <w:b/>
+                <w:color w:val="B5372B"/>
+                <w:sz w:val="17"/>
+              </w:rPr>
+              <w:t>정리</w:t>
+            </w:r>
+          </w:p>
+        </w:tc>
+        <w:tc>
+          <w:tcPr>
+            <w:tcW w:type="dxa" w:w="8107"/>
+          </w:tcPr>
+          <w:p>
+            <w:r/>
+            <w:r>
+              <w:rPr>
+                <w:rFonts w:ascii="맑은 고딕" w:hAnsi="맑은 고딕" w:eastAsia="맑은 고딕"/>
+                <w:b/>
+                <w:sz w:val="20"/>
+              </w:rPr>
+              <w:t>특별함에 대한 집착 때문에 결핍감이 생긴다</w:t>
+            </w:r>
+          </w:p>
+        </w:tc>
+      </w:tr>
+    </w:tbl>
+    <w:p>
+      <w:pPr>
+        <w:spacing w:after="120" w:line="336" w:lineRule="auto"/>
+      </w:pPr>
+    </w:p>
+    <w:p>
+      <w:pPr>
+        <w:spacing w:after="80" w:line="336" w:lineRule="auto"/>
+        <w:ind w:left="227"/>
+      </w:pPr>
+      <w:r>
+        <w:rPr>
+          <w:rFonts w:ascii="맑은 고딕" w:hAnsi="맑은 고딕" w:eastAsia="맑은 고딕"/>
+          <w:b/>
           <w:color w:val="6B6A65"/>
-          <w:sz w:val="19"/>
+          <w:sz w:val="18"/>
         </w:rPr>
-        <w:t>이런 데서 만난다 — 혼날 때 · 뉴스 해설 · 친구 사이의 다툼</w:t>
+        <w:t>현실에서 같은 수법 — 혼날 때 · 뉴스 해설 · 친구 사이의 다툼</w:t>
       </w:r>
     </w:p>
     <w:tbl>
@@ -2133,52 +3067,6 @@
     </w:p>
     <w:p>
       <w:pPr>
-        <w:spacing w:after="120" w:line="336" w:lineRule="auto"/>
-        <w:ind w:left="227"/>
-      </w:pPr>
-      <w:r>
-        <w:rPr>
-          <w:rFonts w:ascii="맑은 고딕" w:hAnsi="맑은 고딕" w:eastAsia="맑은 고딕"/>
-          <w:b/>
-          <w:color w:val="7A766C"/>
-          <w:sz w:val="18"/>
-        </w:rPr>
-        <w:t xml:space="preserve">왜 속나  </w:t>
-      </w:r>
-      <w:r>
-        <w:rPr>
-          <w:rFonts w:ascii="맑은 고딕" w:hAnsi="맑은 고딕" w:eastAsia="맑은 고딕"/>
-          <w:b w:val="0"/>
-          <w:sz w:val="20"/>
-        </w:rPr>
-        <w:t>쓰인 단어가 하나도 바뀌지 않아서, 읽어서는 절대 안 잡힌다.</w:t>
-      </w:r>
-    </w:p>
-    <w:p>
-      <w:pPr>
-        <w:spacing w:after="120" w:line="336" w:lineRule="auto"/>
-        <w:ind w:left="227"/>
-      </w:pPr>
-      <w:r>
-        <w:rPr>
-          <w:rFonts w:ascii="맑은 고딕" w:hAnsi="맑은 고딕" w:eastAsia="맑은 고딕"/>
-          <w:b/>
-          <w:color w:val="7A766C"/>
-          <w:sz w:val="18"/>
-        </w:rPr>
-        <w:t xml:space="preserve">글에서는  </w:t>
-      </w:r>
-      <w:r>
-        <w:rPr>
-          <w:rFonts w:ascii="맑은 고딕" w:hAnsi="맑은 고딕" w:eastAsia="맑은 고딕"/>
-          <w:b w:val="0"/>
-          <w:sz w:val="20"/>
-        </w:rPr>
-        <w:t>「때문에 / 그래서」 앞뒤에 놓인 두 가지가 원문과 자리가 바뀌어 있다.</w:t>
-      </w:r>
-    </w:p>
-    <w:p>
-      <w:pPr>
         <w:spacing w:after="320" w:line="336" w:lineRule="auto"/>
         <w:ind w:left="227"/>
       </w:pPr>
@@ -2197,7 +3085,7 @@
           <w:b w:val="0"/>
           <w:sz w:val="20"/>
         </w:rPr>
-        <w:t>읽어서는 못 잡는다. 두 가지에 동그라미 치고 화살표를 직접 그려 방향을 맞춰 봐야 한다.</w:t>
+        <w:t>⑩ 주체 바꾸기와 헷갈리면 — 바뀐 것이 「원인과 결과의 순서」면 ⑧, 「행동의 주인」이면 ⑩.</w:t>
       </w:r>
     </w:p>
     <w:p>
@@ -2211,22 +3099,179 @@
           <w:color w:val="3B3585"/>
           <w:sz w:val="27"/>
         </w:rPr>
-        <w:t>⑨ 진짜 이유 감추기</w:t>
+        <w:t>⑨ 근거 바꿔치기</w:t>
       </w:r>
     </w:p>
     <w:p>
       <w:pPr>
-        <w:spacing w:after="160" w:line="336" w:lineRule="auto"/>
+        <w:spacing w:after="120" w:line="336" w:lineRule="auto"/>
         <w:ind w:left="227"/>
       </w:pPr>
+      <w:r>
+        <w:rPr>
+          <w:rFonts w:ascii="맑은 고딕" w:hAnsi="맑은 고딕" w:eastAsia="맑은 고딕"/>
+          <w:b/>
+          <w:color w:val="7A766C"/>
+          <w:sz w:val="18"/>
+        </w:rPr>
+        <w:t xml:space="preserve">정의  </w:t>
+      </w:r>
       <w:r>
         <w:rPr>
           <w:rFonts w:ascii="맑은 고딕" w:hAnsi="맑은 고딕" w:eastAsia="맑은 고딕"/>
           <w:b w:val="0"/>
+          <w:sz w:val="20"/>
+        </w:rPr>
+        <w:t>주장은 그대로 두고, 그 주장을 받치는 근거나 이유를 다른 것으로 갈아끼운다.</w:t>
+      </w:r>
+    </w:p>
+    <w:p>
+      <w:pPr>
+        <w:spacing w:after="120" w:line="336" w:lineRule="auto"/>
+        <w:ind w:left="227"/>
+      </w:pPr>
+      <w:r>
+        <w:rPr>
+          <w:rFonts w:ascii="맑은 고딕" w:hAnsi="맑은 고딕" w:eastAsia="맑은 고딕"/>
+          <w:b/>
+          <w:color w:val="7A766C"/>
+          <w:sz w:val="18"/>
+        </w:rPr>
+        <w:t xml:space="preserve">알아보는 법  </w:t>
+      </w:r>
+      <w:r>
+        <w:rPr>
+          <w:rFonts w:ascii="맑은 고딕" w:hAnsi="맑은 고딕" w:eastAsia="맑은 고딕"/>
+          <w:b w:val="0"/>
+          <w:sz w:val="20"/>
+        </w:rPr>
+        <w:t>결론만 보면 맞다. 결론에 동그라미를 치고, 「왜냐하면」 뒤만 따로 떼어 본문과 대조해야 잡힌다. 주장이 맞으니 그냥 통과시키기 쉽다.</w:t>
+      </w:r>
+    </w:p>
+    <w:p>
+      <w:pPr>
+        <w:spacing w:after="160" w:line="336" w:lineRule="auto"/>
+        <w:ind w:left="227"/>
+      </w:pPr>
+      <w:r>
+        <w:rPr>
+          <w:rFonts w:ascii="맑은 고딕" w:hAnsi="맑은 고딕" w:eastAsia="맑은 고딕"/>
+          <w:b/>
+          <w:color w:val="7A766C"/>
+          <w:sz w:val="18"/>
+        </w:rPr>
+        <w:t xml:space="preserve">왜 거짓인가  </w:t>
+      </w:r>
+      <w:r>
+        <w:rPr>
+          <w:rFonts w:ascii="맑은 고딕" w:hAnsi="맑은 고딕" w:eastAsia="맑은 고딕"/>
+          <w:b w:val="0"/>
+          <w:sz w:val="20"/>
+        </w:rPr>
+        <w:t>틀린 이유로 맞는 결론을 믿으면, 다음 판단에서 반드시 틀리게 된다.</w:t>
+      </w:r>
+    </w:p>
+    <w:tbl>
+      <w:tblPr>
+        <w:tblStyle w:val="TableGrid"/>
+        <w:tblW w:type="auto" w:w="0"/>
+        <w:tblLook w:firstColumn="1" w:firstRow="1" w:lastColumn="0" w:lastRow="0" w:noHBand="0" w:noVBand="1" w:val="04A0"/>
+      </w:tblPr>
+      <w:tblGrid>
+        <w:gridCol w:w="4873"/>
+        <w:gridCol w:w="4873"/>
+      </w:tblGrid>
+      <w:tr>
+        <w:tc>
+          <w:tcPr>
+            <w:tcW w:type="dxa" w:w="1531"/>
+            <w:shd w:val="clear" w:fill="EAF3EC"/>
+          </w:tcPr>
+          <w:p>
+            <w:r/>
+            <w:r>
+              <w:rPr>
+                <w:rFonts w:ascii="맑은 고딕" w:hAnsi="맑은 고딕" w:eastAsia="맑은 고딕"/>
+                <w:b/>
+                <w:color w:val="2F6B4F"/>
+                <w:sz w:val="17"/>
+              </w:rPr>
+              <w:t>작가</w:t>
+            </w:r>
+          </w:p>
+        </w:tc>
+        <w:tc>
+          <w:tcPr>
+            <w:tcW w:type="dxa" w:w="8107"/>
+          </w:tcPr>
+          <w:p>
+            <w:r/>
+            <w:r>
+              <w:rPr>
+                <w:rFonts w:ascii="맑은 고딕" w:hAnsi="맑은 고딕" w:eastAsia="맑은 고딕"/>
+                <w:b w:val="0"/>
+                <w:sz w:val="20"/>
+              </w:rPr>
+              <w:t>4번 유형이 평범함을 견디지 못하는 것은 자기 정체성이 흔들리기 때문이다</w:t>
+            </w:r>
+          </w:p>
+        </w:tc>
+      </w:tr>
+      <w:tr>
+        <w:tc>
+          <w:tcPr>
+            <w:tcW w:type="dxa" w:w="1531"/>
+            <w:shd w:val="clear" w:fill="FBEDEA"/>
+          </w:tcPr>
+          <w:p>
+            <w:r/>
+            <w:r>
+              <w:rPr>
+                <w:rFonts w:ascii="맑은 고딕" w:hAnsi="맑은 고딕" w:eastAsia="맑은 고딕"/>
+                <w:b/>
+                <w:color w:val="B5372B"/>
+                <w:sz w:val="17"/>
+              </w:rPr>
+              <w:t>정리</w:t>
+            </w:r>
+          </w:p>
+        </w:tc>
+        <w:tc>
+          <w:tcPr>
+            <w:tcW w:type="dxa" w:w="8107"/>
+          </w:tcPr>
+          <w:p>
+            <w:r/>
+            <w:r>
+              <w:rPr>
+                <w:rFonts w:ascii="맑은 고딕" w:hAnsi="맑은 고딕" w:eastAsia="맑은 고딕"/>
+                <w:b/>
+                <w:sz w:val="20"/>
+              </w:rPr>
+              <w:t>4번 유형이 평범함을 견디지 못하는 것은 남보다 앞서고 싶기 때문이다</w:t>
+            </w:r>
+          </w:p>
+        </w:tc>
+      </w:tr>
+    </w:tbl>
+    <w:p>
+      <w:pPr>
+        <w:spacing w:after="120" w:line="336" w:lineRule="auto"/>
+      </w:pPr>
+    </w:p>
+    <w:p>
+      <w:pPr>
+        <w:spacing w:after="80" w:line="336" w:lineRule="auto"/>
+        <w:ind w:left="227"/>
+      </w:pPr>
+      <w:r>
+        <w:rPr>
+          <w:rFonts w:ascii="맑은 고딕" w:hAnsi="맑은 고딕" w:eastAsia="맑은 고딕"/>
+          <w:b/>
           <w:color w:val="6B6A65"/>
-          <w:sz w:val="19"/>
+          <w:sz w:val="18"/>
         </w:rPr>
-        <w:t>이런 데서 만난다 — 약속을 어겼을 때 · 거절할 때 · 사과문</w:t>
+        <w:t>현실에서 같은 수법 — 약속을 어겼을 때 · 거절할 때 · 사과문</w:t>
       </w:r>
     </w:p>
     <w:tbl>
@@ -2343,52 +3388,6 @@
     </w:p>
     <w:p>
       <w:pPr>
-        <w:spacing w:after="120" w:line="336" w:lineRule="auto"/>
-        <w:ind w:left="227"/>
-      </w:pPr>
-      <w:r>
-        <w:rPr>
-          <w:rFonts w:ascii="맑은 고딕" w:hAnsi="맑은 고딕" w:eastAsia="맑은 고딕"/>
-          <w:b/>
-          <w:color w:val="7A766C"/>
-          <w:sz w:val="18"/>
-        </w:rPr>
-        <w:t xml:space="preserve">왜 속나  </w:t>
-      </w:r>
-      <w:r>
-        <w:rPr>
-          <w:rFonts w:ascii="맑은 고딕" w:hAnsi="맑은 고딕" w:eastAsia="맑은 고딕"/>
-          <w:b w:val="0"/>
-          <w:sz w:val="20"/>
-        </w:rPr>
-        <w:t>대는 이유가 사실이면 반박하기 어렵다. 사실이지만 진짜 이유가 아닐 뿐이다.</w:t>
-      </w:r>
-    </w:p>
-    <w:p>
-      <w:pPr>
-        <w:spacing w:after="120" w:line="336" w:lineRule="auto"/>
-        <w:ind w:left="227"/>
-      </w:pPr>
-      <w:r>
-        <w:rPr>
-          <w:rFonts w:ascii="맑은 고딕" w:hAnsi="맑은 고딕" w:eastAsia="맑은 고딕"/>
-          <w:b/>
-          <w:color w:val="7A766C"/>
-          <w:sz w:val="18"/>
-        </w:rPr>
-        <w:t xml:space="preserve">글에서는  </w:t>
-      </w:r>
-      <w:r>
-        <w:rPr>
-          <w:rFonts w:ascii="맑은 고딕" w:hAnsi="맑은 고딕" w:eastAsia="맑은 고딕"/>
-          <w:b w:val="0"/>
-          <w:sz w:val="20"/>
-        </w:rPr>
-        <w:t>결론은 원문 그대로인데 그 앞의 이유만 다른 것으로 바뀌어 있다.</w:t>
-      </w:r>
-    </w:p>
-    <w:p>
-      <w:pPr>
         <w:spacing w:after="320" w:line="336" w:lineRule="auto"/>
         <w:ind w:left="227"/>
       </w:pPr>
@@ -2407,7 +3406,7 @@
           <w:b w:val="0"/>
           <w:sz w:val="20"/>
         </w:rPr>
-        <w:t>⑫ 없던 결론 얹기와 헷갈리면 — 결론이 원문에 있던 것이면 ⑨, 결론 자체가 새로 생겼으면 ⑫.</w:t>
+        <w:t>⑫ 결론 비약과 헷갈리면 — 결론이 본문에 있던 것이면 ⑨, 결론 자체가 새로 생겼으면 ⑫.</w:t>
       </w:r>
     </w:p>
     <w:p>
@@ -2426,7 +3425,7 @@
           <w:color w:val="97401F"/>
           <w:sz w:val="34"/>
         </w:rPr>
-        <w:t>4군 · 빌리고 얹기</w:t>
+        <w:t>4군 · 옮기고 얹기</w:t>
       </w:r>
     </w:p>
     <w:p>
@@ -2440,7 +3439,7 @@
           <w:color w:val="6B6A65"/>
           <w:sz w:val="22"/>
         </w:rPr>
-        <w:t>남의 입을 빌리거나, 없던 말을 얹는다</w:t>
+        <w:t>주인을 바꾸거나 없던 말을 붙인다</w:t>
       </w:r>
     </w:p>
     <w:p>
@@ -2454,7 +3453,7 @@
           <w:color w:val="6B6A65"/>
           <w:sz w:val="20"/>
         </w:rPr>
-        <w:t>이럴 때 의심한다 — 말한 사람이 누구인지 끝까지 안 나온다</w:t>
+        <w:t>이럴 때 의심한다 — 누구 이야기인지, 누가 한 말인지가 흐릿하다</w:t>
       </w:r>
     </w:p>
     <w:p>
@@ -2468,22 +3467,179 @@
           <w:color w:val="97401F"/>
           <w:sz w:val="27"/>
         </w:rPr>
-        <w:t>⑩ 권위 빌리기</w:t>
+        <w:t>⑩ 주체 바꾸기</w:t>
       </w:r>
     </w:p>
     <w:p>
       <w:pPr>
-        <w:spacing w:after="160" w:line="336" w:lineRule="auto"/>
+        <w:spacing w:after="120" w:line="336" w:lineRule="auto"/>
         <w:ind w:left="227"/>
       </w:pPr>
+      <w:r>
+        <w:rPr>
+          <w:rFonts w:ascii="맑은 고딕" w:hAnsi="맑은 고딕" w:eastAsia="맑은 고딕"/>
+          <w:b/>
+          <w:color w:val="7A766C"/>
+          <w:sz w:val="18"/>
+        </w:rPr>
+        <w:t xml:space="preserve">정의  </w:t>
+      </w:r>
       <w:r>
         <w:rPr>
           <w:rFonts w:ascii="맑은 고딕" w:hAnsi="맑은 고딕" w:eastAsia="맑은 고딕"/>
           <w:b w:val="0"/>
+          <w:sz w:val="20"/>
+        </w:rPr>
+        <w:t>행위자나 책임의 주인을 슬쩍 다른 대상으로 옮긴다.</w:t>
+      </w:r>
+    </w:p>
+    <w:p>
+      <w:pPr>
+        <w:spacing w:after="120" w:line="336" w:lineRule="auto"/>
+        <w:ind w:left="227"/>
+      </w:pPr>
+      <w:r>
+        <w:rPr>
+          <w:rFonts w:ascii="맑은 고딕" w:hAnsi="맑은 고딕" w:eastAsia="맑은 고딕"/>
+          <w:b/>
+          <w:color w:val="7A766C"/>
+          <w:sz w:val="18"/>
+        </w:rPr>
+        <w:t xml:space="preserve">알아보는 법  </w:t>
+      </w:r>
+      <w:r>
+        <w:rPr>
+          <w:rFonts w:ascii="맑은 고딕" w:hAnsi="맑은 고딕" w:eastAsia="맑은 고딕"/>
+          <w:b w:val="0"/>
+          <w:sz w:val="20"/>
+        </w:rPr>
+        <w:t>「누가」 하는 일인지를 본문과 대조한다. 내용은 같아 보여도 주어가 다르면 완전히 다른 주장이다.</w:t>
+      </w:r>
+    </w:p>
+    <w:p>
+      <w:pPr>
+        <w:spacing w:after="160" w:line="336" w:lineRule="auto"/>
+        <w:ind w:left="227"/>
+      </w:pPr>
+      <w:r>
+        <w:rPr>
+          <w:rFonts w:ascii="맑은 고딕" w:hAnsi="맑은 고딕" w:eastAsia="맑은 고딕"/>
+          <w:b/>
+          <w:color w:val="7A766C"/>
+          <w:sz w:val="18"/>
+        </w:rPr>
+        <w:t xml:space="preserve">왜 거짓인가  </w:t>
+      </w:r>
+      <w:r>
+        <w:rPr>
+          <w:rFonts w:ascii="맑은 고딕" w:hAnsi="맑은 고딕" w:eastAsia="맑은 고딕"/>
+          <w:b w:val="0"/>
+          <w:sz w:val="20"/>
+        </w:rPr>
+        <w:t>책임 소재가 바뀌면 해결의 방향이 통째로 달라진다.</w:t>
+      </w:r>
+    </w:p>
+    <w:tbl>
+      <w:tblPr>
+        <w:tblStyle w:val="TableGrid"/>
+        <w:tblW w:type="auto" w:w="0"/>
+        <w:tblLook w:firstColumn="1" w:firstRow="1" w:lastColumn="0" w:lastRow="0" w:noHBand="0" w:noVBand="1" w:val="04A0"/>
+      </w:tblPr>
+      <w:tblGrid>
+        <w:gridCol w:w="4873"/>
+        <w:gridCol w:w="4873"/>
+      </w:tblGrid>
+      <w:tr>
+        <w:tc>
+          <w:tcPr>
+            <w:tcW w:type="dxa" w:w="1531"/>
+            <w:shd w:val="clear" w:fill="EAF3EC"/>
+          </w:tcPr>
+          <w:p>
+            <w:r/>
+            <w:r>
+              <w:rPr>
+                <w:rFonts w:ascii="맑은 고딕" w:hAnsi="맑은 고딕" w:eastAsia="맑은 고딕"/>
+                <w:b/>
+                <w:color w:val="2F6B4F"/>
+                <w:sz w:val="17"/>
+              </w:rPr>
+              <w:t>작가</w:t>
+            </w:r>
+          </w:p>
+        </w:tc>
+        <w:tc>
+          <w:tcPr>
+            <w:tcW w:type="dxa" w:w="8107"/>
+          </w:tcPr>
+          <w:p>
+            <w:r/>
+            <w:r>
+              <w:rPr>
+                <w:rFonts w:ascii="맑은 고딕" w:hAnsi="맑은 고딕" w:eastAsia="맑은 고딕"/>
+                <w:b w:val="0"/>
+                <w:sz w:val="20"/>
+              </w:rPr>
+              <w:t>4번 유형은 상대가 자기를 알아봐 주기를 기다린다</w:t>
+            </w:r>
+          </w:p>
+        </w:tc>
+      </w:tr>
+      <w:tr>
+        <w:tc>
+          <w:tcPr>
+            <w:tcW w:type="dxa" w:w="1531"/>
+            <w:shd w:val="clear" w:fill="FBEDEA"/>
+          </w:tcPr>
+          <w:p>
+            <w:r/>
+            <w:r>
+              <w:rPr>
+                <w:rFonts w:ascii="맑은 고딕" w:hAnsi="맑은 고딕" w:eastAsia="맑은 고딕"/>
+                <w:b/>
+                <w:color w:val="B5372B"/>
+                <w:sz w:val="17"/>
+              </w:rPr>
+              <w:t>정리</w:t>
+            </w:r>
+          </w:p>
+        </w:tc>
+        <w:tc>
+          <w:tcPr>
+            <w:tcW w:type="dxa" w:w="8107"/>
+          </w:tcPr>
+          <w:p>
+            <w:r/>
+            <w:r>
+              <w:rPr>
+                <w:rFonts w:ascii="맑은 고딕" w:hAnsi="맑은 고딕" w:eastAsia="맑은 고딕"/>
+                <w:b/>
+                <w:sz w:val="20"/>
+              </w:rPr>
+              <w:t>4번 유형은 상대를 먼저 알아봐 주려고 한다</w:t>
+            </w:r>
+          </w:p>
+        </w:tc>
+      </w:tr>
+    </w:tbl>
+    <w:p>
+      <w:pPr>
+        <w:spacing w:after="120" w:line="336" w:lineRule="auto"/>
+      </w:pPr>
+    </w:p>
+    <w:p>
+      <w:pPr>
+        <w:spacing w:after="80" w:line="336" w:lineRule="auto"/>
+        <w:ind w:left="227"/>
+      </w:pPr>
+      <w:r>
+        <w:rPr>
+          <w:rFonts w:ascii="맑은 고딕" w:hAnsi="맑은 고딕" w:eastAsia="맑은 고딕"/>
+          <w:b/>
           <w:color w:val="6B6A65"/>
-          <w:sz w:val="19"/>
+          <w:sz w:val="18"/>
         </w:rPr>
-        <w:t>이런 데서 만난다 — 광고 문구 · 단톡방 · 설득하려는 어른의 말</w:t>
+        <w:t>현실에서 같은 수법 — 책임을 따질 때 · 뉴스 논평 · 사과문</w:t>
       </w:r>
     </w:p>
     <w:tbl>
@@ -2527,7 +3683,7 @@
                 <w:b/>
                 <w:sz w:val="20"/>
               </w:rPr>
-              <w:t>전문가들이 다 그렇게 말해. 요즘은 다들 이렇게 한대</w:t>
+              <w:t>소비자가 정보를 꼼꼼히 확인해야 합니다</w:t>
             </w:r>
           </w:p>
         </w:tc>
@@ -2563,7 +3719,7 @@
                 <w:b w:val="0"/>
                 <w:sz w:val="20"/>
               </w:rPr>
-              <w:t>그 전문가가 누구인지, 다들이 몇 명인지는 끝까지 나오지 않는다</w:t>
+              <w:t>원래 기사는 기업이 정보를 투명하게 공개해야 한다고 했다</w:t>
             </w:r>
           </w:p>
         </w:tc>
@@ -2595,53 +3751,7 @@
           <w:color w:val="97401F"/>
           <w:sz w:val="23"/>
         </w:rPr>
-        <w:t>“그 전문가가 누구지? 다들이 정확히 누구지?”</w:t>
-      </w:r>
-    </w:p>
-    <w:p>
-      <w:pPr>
-        <w:spacing w:after="120" w:line="336" w:lineRule="auto"/>
-        <w:ind w:left="227"/>
-      </w:pPr>
-      <w:r>
-        <w:rPr>
-          <w:rFonts w:ascii="맑은 고딕" w:hAnsi="맑은 고딕" w:eastAsia="맑은 고딕"/>
-          <w:b/>
-          <w:color w:val="7A766C"/>
-          <w:sz w:val="18"/>
-        </w:rPr>
-        <w:t xml:space="preserve">왜 속나  </w:t>
-      </w:r>
-      <w:r>
-        <w:rPr>
-          <w:rFonts w:ascii="맑은 고딕" w:hAnsi="맑은 고딕" w:eastAsia="맑은 고딕"/>
-          <w:b w:val="0"/>
-          <w:sz w:val="20"/>
-        </w:rPr>
-        <w:t>이름 없는 다수에게는 물어볼 수가 없다. 물어볼 데가 없으면 그냥 믿게 된다.</w:t>
-      </w:r>
-    </w:p>
-    <w:p>
-      <w:pPr>
-        <w:spacing w:after="120" w:line="336" w:lineRule="auto"/>
-        <w:ind w:left="227"/>
-      </w:pPr>
-      <w:r>
-        <w:rPr>
-          <w:rFonts w:ascii="맑은 고딕" w:hAnsi="맑은 고딕" w:eastAsia="맑은 고딕"/>
-          <w:b/>
-          <w:color w:val="7A766C"/>
-          <w:sz w:val="18"/>
-        </w:rPr>
-        <w:t xml:space="preserve">글에서는  </w:t>
-      </w:r>
-      <w:r>
-        <w:rPr>
-          <w:rFonts w:ascii="맑은 고딕" w:hAnsi="맑은 고딕" w:eastAsia="맑은 고딕"/>
-          <w:b w:val="0"/>
-          <w:sz w:val="20"/>
-        </w:rPr>
-        <w:t>「연구에 따르면 / 알려져 있다 / 흔히 말한다」가 붙었는데 원문에는 그런 출처가 없다.</w:t>
+        <w:t>“이 일을 하는 사람이 누구지? 책임은 누구한테 있지?”</w:t>
       </w:r>
     </w:p>
     <w:p>
@@ -2664,7 +3774,7 @@
           <w:b w:val="0"/>
           <w:sz w:val="20"/>
         </w:rPr>
-        <w:t>⑫ 없던 결론 얹기와 헷갈리면 — 덧붙은 것이 「누가 말했다」면 ⑩, 「그래서 어떻다」면 ⑫.</w:t>
+        <w:t>⑪ 범위 이동과 헷갈리면 — 아예 다른 대상으로 옮겨 갔으면 ⑩, 같은 대상의 범위가 커졌으면 ⑪.</w:t>
       </w:r>
     </w:p>
     <w:p>
@@ -2678,22 +3788,179 @@
           <w:color w:val="97401F"/>
           <w:sz w:val="27"/>
         </w:rPr>
-        <w:t>⑪ 건너 들은 말</w:t>
+        <w:t>⑪ 범위 이동</w:t>
       </w:r>
     </w:p>
     <w:p>
       <w:pPr>
-        <w:spacing w:after="160" w:line="336" w:lineRule="auto"/>
+        <w:spacing w:after="120" w:line="336" w:lineRule="auto"/>
         <w:ind w:left="227"/>
       </w:pPr>
+      <w:r>
+        <w:rPr>
+          <w:rFonts w:ascii="맑은 고딕" w:hAnsi="맑은 고딕" w:eastAsia="맑은 고딕"/>
+          <w:b/>
+          <w:color w:val="7A766C"/>
+          <w:sz w:val="18"/>
+        </w:rPr>
+        <w:t xml:space="preserve">정의  </w:t>
+      </w:r>
       <w:r>
         <w:rPr>
           <w:rFonts w:ascii="맑은 고딕" w:hAnsi="맑은 고딕" w:eastAsia="맑은 고딕"/>
           <w:b w:val="0"/>
+          <w:sz w:val="20"/>
+        </w:rPr>
+        <w:t>주장이 적용되는 대상의 범위를 옆으로 살짝 옮긴다. 넓히는 게 아니라 슬쩍 이동.</w:t>
+      </w:r>
+    </w:p>
+    <w:p>
+      <w:pPr>
+        <w:spacing w:after="120" w:line="336" w:lineRule="auto"/>
+        <w:ind w:left="227"/>
+      </w:pPr>
+      <w:r>
+        <w:rPr>
+          <w:rFonts w:ascii="맑은 고딕" w:hAnsi="맑은 고딕" w:eastAsia="맑은 고딕"/>
+          <w:b/>
+          <w:color w:val="7A766C"/>
+          <w:sz w:val="18"/>
+        </w:rPr>
+        <w:t xml:space="preserve">알아보는 법  </w:t>
+      </w:r>
+      <w:r>
+        <w:rPr>
+          <w:rFonts w:ascii="맑은 고딕" w:hAnsi="맑은 고딕" w:eastAsia="맑은 고딕"/>
+          <w:b w:val="0"/>
+          <w:sz w:val="20"/>
+        </w:rPr>
+        <w:t>「누구에 대한 / 무엇에 대한」 이야기인지를 본문과 대조한다. 본문은 '4번 유형'인데 정리는 '사람들', 본문은 '어린 시절'인데 정리는 '평생'.</w:t>
+      </w:r>
+    </w:p>
+    <w:p>
+      <w:pPr>
+        <w:spacing w:after="160" w:line="336" w:lineRule="auto"/>
+        <w:ind w:left="227"/>
+      </w:pPr>
+      <w:r>
+        <w:rPr>
+          <w:rFonts w:ascii="맑은 고딕" w:hAnsi="맑은 고딕" w:eastAsia="맑은 고딕"/>
+          <w:b/>
+          <w:color w:val="7A766C"/>
+          <w:sz w:val="18"/>
+        </w:rPr>
+        <w:t xml:space="preserve">왜 거짓인가  </w:t>
+      </w:r>
+      <w:r>
+        <w:rPr>
+          <w:rFonts w:ascii="맑은 고딕" w:hAnsi="맑은 고딕" w:eastAsia="맑은 고딕"/>
+          <w:b w:val="0"/>
+          <w:sz w:val="20"/>
+        </w:rPr>
+        <w:t>검증된 범위 밖으로 주장이 슬그머니 확장된다.</w:t>
+      </w:r>
+    </w:p>
+    <w:tbl>
+      <w:tblPr>
+        <w:tblStyle w:val="TableGrid"/>
+        <w:tblW w:type="auto" w:w="0"/>
+        <w:tblLook w:firstColumn="1" w:firstRow="1" w:lastColumn="0" w:lastRow="0" w:noHBand="0" w:noVBand="1" w:val="04A0"/>
+      </w:tblPr>
+      <w:tblGrid>
+        <w:gridCol w:w="4873"/>
+        <w:gridCol w:w="4873"/>
+      </w:tblGrid>
+      <w:tr>
+        <w:tc>
+          <w:tcPr>
+            <w:tcW w:type="dxa" w:w="1531"/>
+            <w:shd w:val="clear" w:fill="EAF3EC"/>
+          </w:tcPr>
+          <w:p>
+            <w:r/>
+            <w:r>
+              <w:rPr>
+                <w:rFonts w:ascii="맑은 고딕" w:hAnsi="맑은 고딕" w:eastAsia="맑은 고딕"/>
+                <w:b/>
+                <w:color w:val="2F6B4F"/>
+                <w:sz w:val="17"/>
+              </w:rPr>
+              <w:t>작가</w:t>
+            </w:r>
+          </w:p>
+        </w:tc>
+        <w:tc>
+          <w:tcPr>
+            <w:tcW w:type="dxa" w:w="8107"/>
+          </w:tcPr>
+          <w:p>
+            <w:r/>
+            <w:r>
+              <w:rPr>
+                <w:rFonts w:ascii="맑은 고딕" w:hAnsi="맑은 고딕" w:eastAsia="맑은 고딕"/>
+                <w:b w:val="0"/>
+                <w:sz w:val="20"/>
+              </w:rPr>
+              <w:t>4번 유형은 남과 다르다는 감각에서 자기를 확인한다</w:t>
+            </w:r>
+          </w:p>
+        </w:tc>
+      </w:tr>
+      <w:tr>
+        <w:tc>
+          <w:tcPr>
+            <w:tcW w:type="dxa" w:w="1531"/>
+            <w:shd w:val="clear" w:fill="FBEDEA"/>
+          </w:tcPr>
+          <w:p>
+            <w:r/>
+            <w:r>
+              <w:rPr>
+                <w:rFonts w:ascii="맑은 고딕" w:hAnsi="맑은 고딕" w:eastAsia="맑은 고딕"/>
+                <w:b/>
+                <w:color w:val="B5372B"/>
+                <w:sz w:val="17"/>
+              </w:rPr>
+              <w:t>정리</w:t>
+            </w:r>
+          </w:p>
+        </w:tc>
+        <w:tc>
+          <w:tcPr>
+            <w:tcW w:type="dxa" w:w="8107"/>
+          </w:tcPr>
+          <w:p>
+            <w:r/>
+            <w:r>
+              <w:rPr>
+                <w:rFonts w:ascii="맑은 고딕" w:hAnsi="맑은 고딕" w:eastAsia="맑은 고딕"/>
+                <w:b/>
+                <w:sz w:val="20"/>
+              </w:rPr>
+              <w:t>사람은 남과 다르다는 감각에서 자기를 확인한다</w:t>
+            </w:r>
+          </w:p>
+        </w:tc>
+      </w:tr>
+    </w:tbl>
+    <w:p>
+      <w:pPr>
+        <w:spacing w:after="120" w:line="336" w:lineRule="auto"/>
+      </w:pPr>
+    </w:p>
+    <w:p>
+      <w:pPr>
+        <w:spacing w:after="80" w:line="336" w:lineRule="auto"/>
+        <w:ind w:left="227"/>
+      </w:pPr>
+      <w:r>
+        <w:rPr>
+          <w:rFonts w:ascii="맑은 고딕" w:hAnsi="맑은 고딕" w:eastAsia="맑은 고딕"/>
+          <w:b/>
           <w:color w:val="6B6A65"/>
-          <w:sz w:val="19"/>
+          <w:sz w:val="18"/>
         </w:rPr>
-        <w:t>이런 데서 만난다 — 카톡 전달 · 친구가 전해 준 말 · 소문</w:t>
+        <w:t>현실에서 같은 수법 — 연구 인용 기사 · 일반화하는 말 · 단톡방 소문</w:t>
       </w:r>
     </w:p>
     <w:tbl>
@@ -2737,7 +4004,7 @@
                 <w:b/>
                 <w:sz w:val="20"/>
               </w:rPr>
-              <w:t>쟤가 너 욕했대</w:t>
+              <w:t>이 방법은 효과가 확인되었습니다</w:t>
             </w:r>
           </w:p>
         </w:tc>
@@ -2773,7 +4040,7 @@
                 <w:b w:val="0"/>
                 <w:sz w:val="20"/>
               </w:rPr>
-              <w:t>세 사람을 건너오는 동안 「좀 서운했나 봐」가 「욕했대」가 됐다</w:t>
+              <w:t>원래 논문은 쥐에게서 효과를 확인했다고 적었다</w:t>
             </w:r>
           </w:p>
         </w:tc>
@@ -2805,53 +4072,7 @@
           <w:color w:val="97401F"/>
           <w:sz w:val="23"/>
         </w:rPr>
-        <w:t>“이걸 직접 들은 사람이 누구지? 원래 말은 정확히 뭐였지?”</w:t>
-      </w:r>
-    </w:p>
-    <w:p>
-      <w:pPr>
-        <w:spacing w:after="120" w:line="336" w:lineRule="auto"/>
-        <w:ind w:left="227"/>
-      </w:pPr>
-      <w:r>
-        <w:rPr>
-          <w:rFonts w:ascii="맑은 고딕" w:hAnsi="맑은 고딕" w:eastAsia="맑은 고딕"/>
-          <w:b/>
-          <w:color w:val="7A766C"/>
-          <w:sz w:val="18"/>
-        </w:rPr>
-        <w:t xml:space="preserve">왜 속나  </w:t>
-      </w:r>
-      <w:r>
-        <w:rPr>
-          <w:rFonts w:ascii="맑은 고딕" w:hAnsi="맑은 고딕" w:eastAsia="맑은 고딕"/>
-          <w:b w:val="0"/>
-          <w:sz w:val="20"/>
-        </w:rPr>
-        <w:t>전할 때마다 재미없는 부분은 떨어지고 자극적인 부분만 남는다. 아무도 거짓말할 마음이 없어도 그렇게 된다.</w:t>
-      </w:r>
-    </w:p>
-    <w:p>
-      <w:pPr>
-        <w:spacing w:after="120" w:line="336" w:lineRule="auto"/>
-        <w:ind w:left="227"/>
-      </w:pPr>
-      <w:r>
-        <w:rPr>
-          <w:rFonts w:ascii="맑은 고딕" w:hAnsi="맑은 고딕" w:eastAsia="맑은 고딕"/>
-          <w:b/>
-          <w:color w:val="7A766C"/>
-          <w:sz w:val="18"/>
-        </w:rPr>
-        <w:t xml:space="preserve">글에서는  </w:t>
-      </w:r>
-      <w:r>
-        <w:rPr>
-          <w:rFonts w:ascii="맑은 고딕" w:hAnsi="맑은 고딕" w:eastAsia="맑은 고딕"/>
-          <w:b w:val="0"/>
-          <w:sz w:val="20"/>
-        </w:rPr>
-        <w:t>요약이 원문보다 감정적으로 세다. 원문에 없던 판단하는 낱말이 끼어 있다.</w:t>
+        <w:t>“이건 원래 누구에 대한 이야기였지?”</w:t>
       </w:r>
     </w:p>
     <w:p>
@@ -2874,7 +4095,7 @@
           <w:b w:val="0"/>
           <w:sz w:val="20"/>
         </w:rPr>
-        <w:t>① 낚시 제목과 헷갈리면 — 세진 것이 「전해지는 과정」에서면 ⑪, 「눈길을 끌려고」면 ①.</w:t>
+        <w:t>⑩ 주체 바꾸기와 헷갈리면 — 같은 대상이 커진 것이면 ⑪, 다른 대상으로 옮겨 갔으면 ⑩.</w:t>
       </w:r>
     </w:p>
     <w:p>
@@ -2888,22 +4109,179 @@
           <w:color w:val="97401F"/>
           <w:sz w:val="27"/>
         </w:rPr>
-        <w:t>⑫ 없던 결론 얹기</w:t>
+        <w:t>⑫ 결론 비약</w:t>
       </w:r>
     </w:p>
     <w:p>
       <w:pPr>
-        <w:spacing w:after="160" w:line="336" w:lineRule="auto"/>
+        <w:spacing w:after="120" w:line="336" w:lineRule="auto"/>
         <w:ind w:left="227"/>
       </w:pPr>
+      <w:r>
+        <w:rPr>
+          <w:rFonts w:ascii="맑은 고딕" w:hAnsi="맑은 고딕" w:eastAsia="맑은 고딕"/>
+          <w:b/>
+          <w:color w:val="7A766C"/>
+          <w:sz w:val="18"/>
+        </w:rPr>
+        <w:t xml:space="preserve">정의  </w:t>
+      </w:r>
       <w:r>
         <w:rPr>
           <w:rFonts w:ascii="맑은 고딕" w:hAnsi="맑은 고딕" w:eastAsia="맑은 고딕"/>
           <w:b w:val="0"/>
+          <w:sz w:val="20"/>
+        </w:rPr>
+        <w:t>작가가 직접 내리지 않은 결론을 작가의 결론처럼 정리에 넣는다.</w:t>
+      </w:r>
+    </w:p>
+    <w:p>
+      <w:pPr>
+        <w:spacing w:after="120" w:line="336" w:lineRule="auto"/>
+        <w:ind w:left="227"/>
+      </w:pPr>
+      <w:r>
+        <w:rPr>
+          <w:rFonts w:ascii="맑은 고딕" w:hAnsi="맑은 고딕" w:eastAsia="맑은 고딕"/>
+          <w:b/>
+          <w:color w:val="7A766C"/>
+          <w:sz w:val="18"/>
+        </w:rPr>
+        <w:t xml:space="preserve">알아보는 법  </w:t>
+      </w:r>
+      <w:r>
+        <w:rPr>
+          <w:rFonts w:ascii="맑은 고딕" w:hAnsi="맑은 고딕" w:eastAsia="맑은 고딕"/>
+          <w:b w:val="0"/>
+          <w:sz w:val="20"/>
+        </w:rPr>
+        <w:t>정리의 결론 문장이 본문 어디에 명시돼 있는지 찾아본다. 못 찾으면 비약이다. 「그러므로 ~해야 한다 / 결국 ~이다」를 특히 의심한다.</w:t>
+      </w:r>
+    </w:p>
+    <w:p>
+      <w:pPr>
+        <w:spacing w:after="160" w:line="336" w:lineRule="auto"/>
+        <w:ind w:left="227"/>
+      </w:pPr>
+      <w:r>
+        <w:rPr>
+          <w:rFonts w:ascii="맑은 고딕" w:hAnsi="맑은 고딕" w:eastAsia="맑은 고딕"/>
+          <w:b/>
+          <w:color w:val="7A766C"/>
+          <w:sz w:val="18"/>
+        </w:rPr>
+        <w:t xml:space="preserve">왜 거짓인가  </w:t>
+      </w:r>
+      <w:r>
+        <w:rPr>
+          <w:rFonts w:ascii="맑은 고딕" w:hAnsi="맑은 고딕" w:eastAsia="맑은 고딕"/>
+          <w:b w:val="0"/>
+          <w:sz w:val="20"/>
+        </w:rPr>
+        <w:t>작가가 신중하게 멈춘 지점을 넘어가서, 작가에게 하지 않은 말을 시킨다. 그럴듯할수록 위험하다.</w:t>
+      </w:r>
+    </w:p>
+    <w:tbl>
+      <w:tblPr>
+        <w:tblStyle w:val="TableGrid"/>
+        <w:tblW w:type="auto" w:w="0"/>
+        <w:tblLook w:firstColumn="1" w:firstRow="1" w:lastColumn="0" w:lastRow="0" w:noHBand="0" w:noVBand="1" w:val="04A0"/>
+      </w:tblPr>
+      <w:tblGrid>
+        <w:gridCol w:w="4873"/>
+        <w:gridCol w:w="4873"/>
+      </w:tblGrid>
+      <w:tr>
+        <w:tc>
+          <w:tcPr>
+            <w:tcW w:type="dxa" w:w="1531"/>
+            <w:shd w:val="clear" w:fill="EAF3EC"/>
+          </w:tcPr>
+          <w:p>
+            <w:r/>
+            <w:r>
+              <w:rPr>
+                <w:rFonts w:ascii="맑은 고딕" w:hAnsi="맑은 고딕" w:eastAsia="맑은 고딕"/>
+                <w:b/>
+                <w:color w:val="2F6B4F"/>
+                <w:sz w:val="17"/>
+              </w:rPr>
+              <w:t>작가</w:t>
+            </w:r>
+          </w:p>
+        </w:tc>
+        <w:tc>
+          <w:tcPr>
+            <w:tcW w:type="dxa" w:w="8107"/>
+          </w:tcPr>
+          <w:p>
+            <w:r/>
+            <w:r>
+              <w:rPr>
+                <w:rFonts w:ascii="맑은 고딕" w:hAnsi="맑은 고딕" w:eastAsia="맑은 고딕"/>
+                <w:b w:val="0"/>
+                <w:sz w:val="20"/>
+              </w:rPr>
+              <w:t>작가는 물러남을 도피가 아니라 회복의 과정으로 설명했을 뿐이다</w:t>
+            </w:r>
+          </w:p>
+        </w:tc>
+      </w:tr>
+      <w:tr>
+        <w:tc>
+          <w:tcPr>
+            <w:tcW w:type="dxa" w:w="1531"/>
+            <w:shd w:val="clear" w:fill="FBEDEA"/>
+          </w:tcPr>
+          <w:p>
+            <w:r/>
+            <w:r>
+              <w:rPr>
+                <w:rFonts w:ascii="맑은 고딕" w:hAnsi="맑은 고딕" w:eastAsia="맑은 고딕"/>
+                <w:b/>
+                <w:color w:val="B5372B"/>
+                <w:sz w:val="17"/>
+              </w:rPr>
+              <w:t>정리</w:t>
+            </w:r>
+          </w:p>
+        </w:tc>
+        <w:tc>
+          <w:tcPr>
+            <w:tcW w:type="dxa" w:w="8107"/>
+          </w:tcPr>
+          <w:p>
+            <w:r/>
+            <w:r>
+              <w:rPr>
+                <w:rFonts w:ascii="맑은 고딕" w:hAnsi="맑은 고딕" w:eastAsia="맑은 고딕"/>
+                <w:b/>
+                <w:sz w:val="20"/>
+              </w:rPr>
+              <w:t>그러므로 4번 유형은 결핍감을 극복해야 성숙해진다</w:t>
+            </w:r>
+          </w:p>
+        </w:tc>
+      </w:tr>
+    </w:tbl>
+    <w:p>
+      <w:pPr>
+        <w:spacing w:after="120" w:line="336" w:lineRule="auto"/>
+      </w:pPr>
+    </w:p>
+    <w:p>
+      <w:pPr>
+        <w:spacing w:after="80" w:line="336" w:lineRule="auto"/>
+        <w:ind w:left="227"/>
+      </w:pPr>
+      <w:r>
+        <w:rPr>
+          <w:rFonts w:ascii="맑은 고딕" w:hAnsi="맑은 고딕" w:eastAsia="맑은 고딕"/>
+          <w:b/>
           <w:color w:val="6B6A65"/>
-          <w:sz w:val="19"/>
+          <w:sz w:val="18"/>
         </w:rPr>
-        <w:t>이런 데서 만난다 — 기사 공유하며 한 줄 덧붙일 때 · 훈계 · 독후감</w:t>
+        <w:t>현실에서 같은 수법 — 기사 공유하며 덧붙일 때 · 훈계 · 독후감</w:t>
       </w:r>
     </w:p>
     <w:tbl>
@@ -2983,7 +4361,7 @@
                 <w:b w:val="0"/>
                 <w:sz w:val="20"/>
               </w:rPr>
-              <w:t>기사는 소비가 늘었다는 데까지만 말했다. 뒷문장은 공유한 사람이 붙인 것이다</w:t>
+              <w:t>기사는 소비가 늘었다는 데까지만 말했다. 뒷문장은 공유한 사람이 붙였다</w:t>
             </w:r>
           </w:p>
         </w:tc>
@@ -3020,52 +4398,6 @@
     </w:p>
     <w:p>
       <w:pPr>
-        <w:spacing w:after="120" w:line="336" w:lineRule="auto"/>
-        <w:ind w:left="227"/>
-      </w:pPr>
-      <w:r>
-        <w:rPr>
-          <w:rFonts w:ascii="맑은 고딕" w:hAnsi="맑은 고딕" w:eastAsia="맑은 고딕"/>
-          <w:b/>
-          <w:color w:val="7A766C"/>
-          <w:sz w:val="18"/>
-        </w:rPr>
-        <w:t xml:space="preserve">왜 속나  </w:t>
-      </w:r>
-      <w:r>
-        <w:rPr>
-          <w:rFonts w:ascii="맑은 고딕" w:hAnsi="맑은 고딕" w:eastAsia="맑은 고딕"/>
-          <w:b w:val="0"/>
-          <w:sz w:val="20"/>
-        </w:rPr>
-        <w:t>앞이 사실이면 뒤도 사실처럼 딸려 온다. 어디까지가 원문인지 아무도 표시해 주지 않는다.</w:t>
-      </w:r>
-    </w:p>
-    <w:p>
-      <w:pPr>
-        <w:spacing w:after="120" w:line="336" w:lineRule="auto"/>
-        <w:ind w:left="227"/>
-      </w:pPr>
-      <w:r>
-        <w:rPr>
-          <w:rFonts w:ascii="맑은 고딕" w:hAnsi="맑은 고딕" w:eastAsia="맑은 고딕"/>
-          <w:b/>
-          <w:color w:val="7A766C"/>
-          <w:sz w:val="18"/>
-        </w:rPr>
-        <w:t xml:space="preserve">글에서는  </w:t>
-      </w:r>
-      <w:r>
-        <w:rPr>
-          <w:rFonts w:ascii="맑은 고딕" w:hAnsi="맑은 고딕" w:eastAsia="맑은 고딕"/>
-          <w:b w:val="0"/>
-          <w:sz w:val="20"/>
-        </w:rPr>
-        <w:t>「그러므로 ~해야 한다 / 결국 ~이다」로 끝나는데 원문에는 비슷한 문장조차 없다.</w:t>
-      </w:r>
-    </w:p>
-    <w:p>
-      <w:pPr>
         <w:spacing w:after="320" w:line="336" w:lineRule="auto"/>
         <w:ind w:left="227"/>
       </w:pPr>
@@ -3084,7 +4416,7 @@
           <w:b w:val="0"/>
           <w:sz w:val="20"/>
         </w:rPr>
-        <w:t>⑨ 진짜 이유 감추기와 헷갈리면 — 원문에 있던 결론의 이유만 바뀌었으면 ⑨, 결론 자체가 새로 생겼으면 ⑫.</w:t>
+        <w:t>⑨ 근거 바꿔치기와 헷갈리면 — 본문에 있던 결론의 이유만 바뀌었으면 ⑨, 결론 자체가 새로 생겼으면 ⑫.</w:t>
       </w:r>
     </w:p>
     <w:p>
@@ -3172,7 +4504,7 @@
           <w:b w:val="0"/>
           <w:sz w:val="21"/>
         </w:rPr>
-        <w:t>4. 극단 단어(모든/항상/절대/전혀) 금지. ③ 숫자로 꼬시기도 “대체로/자주/흔히”까지만.</w:t>
+        <w:t>4. 극단 단어(모든/항상/절대/전혀) 금지. ② 수량 부풀리기도 “대체로/자주/흔히”까지만.</w:t>
       </w:r>
     </w:p>
     <w:p>

--- a/거짓말 12종 도감.docx
+++ b/거짓말 12종 도감.docx
@@ -26,7 +26,7 @@
           <w:color w:val="6B6A65"/>
           <w:sz w:val="22"/>
         </w:rPr>
-        <w:t>책 요약문에 숨은 거짓말, 그리고 현실에서 만나는 같은 수법 · 비판적 독해 훈련 자료</w:t>
+        <w:t>글을 읽고 옮기는 과정에서 생기는 거짓말 · 비판적 독해 훈련 자료</w:t>
       </w:r>
     </w:p>
     <w:p>
@@ -39,7 +39,7 @@
           <w:b/>
           <w:sz w:val="28"/>
         </w:rPr>
-        <w:t>유형을 고르기 전에</w:t>
+        <w:t>거짓말이 생기는 자리</w:t>
       </w:r>
     </w:p>
     <w:p>
@@ -51,14 +51,54 @@
           <w:rFonts w:ascii="맑은 고딕" w:hAnsi="맑은 고딕" w:eastAsia="맑은 고딕"/>
           <w:b/>
           <w:color w:val="1B1A17"/>
-          <w:sz w:val="30"/>
+          <w:sz w:val="24"/>
         </w:rPr>
-        <w:t>“이 문장이 본문의 무엇을 건드렸나?”</w:t>
+        <w:t>거짓말은 글 안에 있지 않습니다. 글에서 남에게 옮겨질 때 생깁니다.</w:t>
       </w:r>
     </w:p>
     <w:p>
       <w:pPr>
+        <w:spacing w:after="80" w:line="336" w:lineRule="auto"/>
+      </w:pPr>
+      <w:r>
+        <w:rPr>
+          <w:rFonts w:ascii="맑은 고딕" w:hAnsi="맑은 고딕" w:eastAsia="맑은 고딕"/>
+          <w:b w:val="0"/>
+          <w:color w:val="6B6A65"/>
+          <w:sz w:val="20"/>
+        </w:rPr>
+        <w:t>원문 → 읽는다 → 옮긴다 → 요약 · 대화 · 전달   (거짓말은 전부 여기서 생긴다)</w:t>
+      </w:r>
+    </w:p>
+    <w:p>
+      <w:pPr>
         <w:spacing w:after="280" w:line="336" w:lineRule="auto"/>
+      </w:pPr>
+      <w:r>
+        <w:rPr>
+          <w:rFonts w:ascii="맑은 고딕" w:hAnsi="맑은 고딕" w:eastAsia="맑은 고딕"/>
+          <w:b w:val="0"/>
+          <w:sz w:val="21"/>
+        </w:rPr>
+        <w:t>옮기는 사람은 대부분 거짓말할 마음이 없습니다. 그냥 줄이다가, 매끄럽게 다듬다가, 자기가 이해한 대로 정리하다가 생깁니다. 그래서 잡기 어렵고, 그래서 훈련이 필요합니다.</w:t>
+      </w:r>
+    </w:p>
+    <w:p>
+      <w:pPr>
+        <w:spacing w:after="80" w:line="336" w:lineRule="auto"/>
+      </w:pPr>
+      <w:r>
+        <w:rPr>
+          <w:rFonts w:ascii="맑은 고딕" w:hAnsi="맑은 고딕" w:eastAsia="맑은 고딕"/>
+          <w:b/>
+          <w:sz w:val="28"/>
+        </w:rPr>
+        <w:t>유형을 고르기 전에 — 네 개의 질문</w:t>
+      </w:r>
+    </w:p>
+    <w:p>
+      <w:pPr>
+        <w:spacing w:after="200" w:line="336" w:lineRule="auto"/>
       </w:pPr>
       <w:r>
         <w:rPr>
@@ -67,20 +107,7 @@
           <w:color w:val="6B6A65"/>
           <w:sz w:val="21"/>
         </w:rPr>
-        <w:t>유형을 먼저 고르지 마라. 네 가지 중 무엇을 건드렸는지 정하면 12개가 3개로 줄어든다.</w:t>
-      </w:r>
-    </w:p>
-    <w:p>
-      <w:pPr>
-        <w:spacing w:after="120" w:line="336" w:lineRule="auto"/>
-      </w:pPr>
-      <w:r>
-        <w:rPr>
-          <w:rFonts w:ascii="맑은 고딕" w:hAnsi="맑은 고딕" w:eastAsia="맑은 고딕"/>
-          <w:b/>
-          <w:sz w:val="26"/>
-        </w:rPr>
-        <w:t>무엇을 건드린 말인가</w:t>
+        <w:t>12개를 외우지 마세요. 질문 네 개만 외우면 됩니다. 정리 문장을 읽고 어느 질문이 걸리는지 보면, 12개가 3개로 줄어듭니다.</w:t>
       </w:r>
     </w:p>
     <w:tbl>
@@ -128,7 +155,7 @@
                 <w:color w:val="FFFFFF"/>
                 <w:sz w:val="19"/>
               </w:rPr>
-              <w:t>건드리는 것</w:t>
+              <w:t>던지는 질문</w:t>
             </w:r>
           </w:p>
         </w:tc>
@@ -146,7 +173,7 @@
                 <w:color w:val="FFFFFF"/>
                 <w:sz w:val="19"/>
               </w:rPr>
-              <w:t>이럴 때 의심한다</w:t>
+              <w:t>이럴 때 걸린다</w:t>
             </w:r>
           </w:p>
         </w:tc>
@@ -166,7 +193,7 @@
                 <w:color w:val="8A5A12"/>
                 <w:sz w:val="18"/>
               </w:rPr>
-              <w:t>1군 · 부풀리기</w:t>
+              <w:t>1군 · 세기가 올라간다</w:t>
             </w:r>
           </w:p>
         </w:tc>
@@ -182,7 +209,7 @@
                 <w:b w:val="0"/>
                 <w:sz w:val="18"/>
               </w:rPr>
-              <w:t>말의 세기를 한 단계 올린다</w:t>
+              <w:t>본문이 정말 그렇게까지 말했나?</w:t>
             </w:r>
           </w:p>
         </w:tc>
@@ -198,7 +225,7 @@
                 <w:b w:val="0"/>
                 <w:sz w:val="18"/>
               </w:rPr>
-              <w:t>정리가 본문보다 세게 들린다</w:t>
+              <w:t>정리가 본문보다 어쩐지 세게 들린다</w:t>
             </w:r>
           </w:p>
         </w:tc>
@@ -218,7 +245,7 @@
                 <w:color w:val="14685A"/>
                 <w:sz w:val="18"/>
               </w:rPr>
-              <w:t>2군 · 골라 보여주기</w:t>
+              <w:t>2군 · 붙어 있는 게 떨어진다</w:t>
             </w:r>
           </w:p>
         </w:tc>
@@ -234,7 +261,7 @@
                 <w:b w:val="0"/>
                 <w:sz w:val="18"/>
               </w:rPr>
-              <w:t>있는 것 중 유리한 것만 남긴다</w:t>
+              <w:t>빠진 건 없나?</w:t>
             </w:r>
           </w:p>
         </w:tc>
@@ -250,7 +277,7 @@
                 <w:b w:val="0"/>
                 <w:sz w:val="18"/>
               </w:rPr>
-              <w:t>말한 건 다 사실인데 뭔가 허전하다</w:t>
+              <w:t>말한 건 다 맞는데 이상하게 매끈하다</w:t>
             </w:r>
           </w:p>
         </w:tc>
@@ -270,7 +297,7 @@
                 <w:color w:val="3B3585"/>
                 <w:sz w:val="18"/>
               </w:rPr>
-              <w:t>3군 · 엮기</w:t>
+              <w:t>3군 · 주인이 바뀐다</w:t>
             </w:r>
           </w:p>
         </w:tc>
@@ -286,7 +313,7 @@
                 <w:b w:val="0"/>
                 <w:sz w:val="18"/>
               </w:rPr>
-              <w:t>원인과 이유를 손댄다</w:t>
+              <w:t>누구의, 누구에 대한 말이지?</w:t>
             </w:r>
           </w:p>
         </w:tc>
@@ -302,7 +329,7 @@
                 <w:b w:val="0"/>
                 <w:sz w:val="18"/>
               </w:rPr>
-              <w:t>「그래서 그렇게 됐다」가 너무 매끄럽다</w:t>
+              <w:t>누가 한 말인지 흐릿하다</w:t>
             </w:r>
           </w:p>
         </w:tc>
@@ -322,7 +349,7 @@
                 <w:color w:val="97401F"/>
                 <w:sz w:val="18"/>
               </w:rPr>
-              <w:t>4군 · 옮기고 얹기</w:t>
+              <w:t>4군 · 없던 연결이 생긴다</w:t>
             </w:r>
           </w:p>
         </w:tc>
@@ -338,7 +365,7 @@
                 <w:b w:val="0"/>
                 <w:sz w:val="18"/>
               </w:rPr>
-              <w:t>주인을 바꾸거나 없던 말을 붙인다</w:t>
+              <w:t>이 연결이 본문에 있었나?</w:t>
             </w:r>
           </w:p>
         </w:tc>
@@ -354,7 +381,7 @@
                 <w:b w:val="0"/>
                 <w:sz w:val="18"/>
               </w:rPr>
-              <w:t>누구 이야기인지, 누가 한 말인지가 흐릿하다</w:t>
+              <w:t>「그래서 그렇게 된다」가 너무 매끄럽다</w:t>
             </w:r>
           </w:p>
         </w:tc>
@@ -367,7 +394,7 @@
     </w:p>
     <w:p>
       <w:pPr>
-        <w:spacing w:after="120" w:line="336" w:lineRule="auto"/>
+        <w:spacing w:after="200" w:line="336" w:lineRule="auto"/>
       </w:pPr>
       <w:r>
         <w:rPr>
@@ -380,6 +407,62 @@
       </w:r>
     </w:p>
     <w:p>
+      <w:pPr>
+        <w:spacing w:after="80" w:line="336" w:lineRule="auto"/>
+      </w:pPr>
+      <w:r>
+        <w:rPr>
+          <w:rFonts w:ascii="맑은 고딕" w:hAnsi="맑은 고딕" w:eastAsia="맑은 고딕"/>
+          <w:b/>
+          <w:sz w:val="26"/>
+        </w:rPr>
+        <w:t>거짓말이 되는 선</w:t>
+      </w:r>
+    </w:p>
+    <w:p>
+      <w:pPr>
+        <w:spacing w:after="120" w:line="336" w:lineRule="auto"/>
+      </w:pPr>
+      <w:r>
+        <w:rPr>
+          <w:rFonts w:ascii="맑은 고딕" w:hAnsi="맑은 고딕" w:eastAsia="맑은 고딕"/>
+          <w:b w:val="0"/>
+          <w:sz w:val="21"/>
+        </w:rPr>
+        <w:t>유형에 들어맞는다고 자동으로 거짓말은 아닙니다. 줄이는 건 요약이고, 요약은 잘못이 아닙니다. 그래서 유형마다 선을 넣었습니다. 기준은 하나입니다.</w:t>
+      </w:r>
+    </w:p>
+    <w:p>
+      <w:pPr>
+        <w:spacing w:after="40" w:line="336" w:lineRule="auto"/>
+        <w:ind w:left="227"/>
+      </w:pPr>
+      <w:r>
+        <w:rPr>
+          <w:rFonts w:ascii="맑은 고딕" w:hAnsi="맑은 고딕" w:eastAsia="맑은 고딕"/>
+          <w:b/>
+          <w:color w:val="B5372B"/>
+          <w:sz w:val="24"/>
+        </w:rPr>
+        <w:t>원문을 읽은 사람과 정리를 읽은 사람이 다르게 행동해야 거짓말이다.</w:t>
+      </w:r>
+    </w:p>
+    <w:p>
+      <w:pPr>
+        <w:spacing w:after="120" w:line="336" w:lineRule="auto"/>
+        <w:ind w:left="227"/>
+      </w:pPr>
+      <w:r>
+        <w:rPr>
+          <w:rFonts w:ascii="맑은 고딕" w:hAnsi="맑은 고딕" w:eastAsia="맑은 고딕"/>
+          <w:b w:val="0"/>
+          <w:color w:val="6B6A65"/>
+          <w:sz w:val="20"/>
+        </w:rPr>
+        <w:t>같게 행동하면 그건 거짓말이 아니라 요약이다.</w:t>
+      </w:r>
+    </w:p>
+    <w:p>
       <w:r>
         <w:br w:type="page"/>
       </w:r>
@@ -395,7 +478,7 @@
           <w:color w:val="8A5A12"/>
           <w:sz w:val="34"/>
         </w:rPr>
-        <w:t>1군 · 부풀리기</w:t>
+        <w:t>1군 · 세기가 올라간다</w:t>
       </w:r>
     </w:p>
     <w:p>
@@ -406,15 +489,15 @@
         <w:rPr>
           <w:rFonts w:ascii="맑은 고딕" w:hAnsi="맑은 고딕" w:eastAsia="맑은 고딕"/>
           <w:b/>
-          <w:color w:val="6B6A65"/>
-          <w:sz w:val="22"/>
+          <w:color w:val="8A5A12"/>
+          <w:sz w:val="24"/>
         </w:rPr>
-        <w:t>말의 세기를 한 단계 올린다</w:t>
+        <w:t>본문이 정말 그렇게까지 말했나?</w:t>
       </w:r>
     </w:p>
     <w:p>
       <w:pPr>
-        <w:spacing w:after="240" w:line="336" w:lineRule="auto"/>
+        <w:spacing w:after="80" w:line="336" w:lineRule="auto"/>
       </w:pPr>
       <w:r>
         <w:rPr>
@@ -423,8 +506,13 @@
           <w:color w:val="6B6A65"/>
           <w:sz w:val="20"/>
         </w:rPr>
-        <w:t>이럴 때 의심한다 — 정리가 본문보다 세게 들린다</w:t>
+        <w:t>이럴 때 걸린다 — 정리가 본문보다 어쩐지 세게 들린다</w:t>
       </w:r>
+    </w:p>
+    <w:p>
+      <w:pPr>
+        <w:spacing w:after="120" w:line="336" w:lineRule="auto"/>
+      </w:pPr>
     </w:p>
     <w:p>
       <w:pPr>
@@ -460,12 +548,12 @@
           <w:b w:val="0"/>
           <w:sz w:val="20"/>
         </w:rPr>
-        <w:t>주장의 확신 정도를 한 단계만 올린다. 정반대가 아니라 살짝만.</w:t>
+        <w:t>주장의 확신 정도를 한 단계 올린다. 정반대로 뒤집는 게 아니라 추측을 사실로 바꾼다.</w:t>
       </w:r>
     </w:p>
     <w:p>
       <w:pPr>
-        <w:spacing w:after="120" w:line="336" w:lineRule="auto"/>
+        <w:spacing w:after="160" w:line="336" w:lineRule="auto"/>
         <w:ind w:left="227"/>
       </w:pPr>
       <w:r>
@@ -483,30 +571,7 @@
           <w:b w:val="0"/>
           <w:sz w:val="20"/>
         </w:rPr>
-        <w:t>본문은 「~일 수 있다 / ~로 보인다 / ~라고 추정된다」인데 정리는 「~이다 / ~임이 밝혀졌다」로 단정할 때. 단어 하나가 아니라 문장의 확신 온도를 비교해야 보인다.</w:t>
-      </w:r>
-    </w:p>
-    <w:p>
-      <w:pPr>
-        <w:spacing w:after="160" w:line="336" w:lineRule="auto"/>
-        <w:ind w:left="227"/>
-      </w:pPr>
-      <w:r>
-        <w:rPr>
-          <w:rFonts w:ascii="맑은 고딕" w:hAnsi="맑은 고딕" w:eastAsia="맑은 고딕"/>
-          <w:b/>
-          <w:color w:val="7A766C"/>
-          <w:sz w:val="18"/>
-        </w:rPr>
-        <w:t xml:space="preserve">왜 거짓인가  </w:t>
-      </w:r>
-      <w:r>
-        <w:rPr>
-          <w:rFonts w:ascii="맑은 고딕" w:hAnsi="맑은 고딕" w:eastAsia="맑은 고딕"/>
-          <w:b w:val="0"/>
-          <w:sz w:val="20"/>
-        </w:rPr>
-        <w:t>작가의 조심스러운 추측이 확정된 사실로 둔갑한다.</w:t>
+        <w:t>본문은 「~일 수 있다 / ~로 보인다 / ~라고 추정된다」인데 정리는 「~이다 / ~로 밝혀졌다」일 때. 단어 하나가 아니라 문장의 확신 온도를 비교해야 보인다.</w:t>
       </w:r>
     </w:p>
     <w:tbl>
@@ -586,7 +651,7 @@
                 <w:b/>
                 <w:sz w:val="20"/>
               </w:rPr>
-              <w:t>결핍감이 4번 유형의 행동을 이끄는 요인이다</w:t>
+              <w:t>4번 유형의 행동은 결핍감에서 나온다</w:t>
             </w:r>
           </w:p>
         </w:tc>
@@ -599,7 +664,53 @@
     </w:p>
     <w:p>
       <w:pPr>
-        <w:spacing w:after="80" w:line="336" w:lineRule="auto"/>
+        <w:spacing w:after="120" w:line="336" w:lineRule="auto"/>
+        <w:ind w:left="227"/>
+      </w:pPr>
+      <w:r>
+        <w:rPr>
+          <w:rFonts w:ascii="맑은 고딕" w:hAnsi="맑은 고딕" w:eastAsia="맑은 고딕"/>
+          <w:b/>
+          <w:color w:val="7A766C"/>
+          <w:sz w:val="18"/>
+        </w:rPr>
+        <w:t xml:space="preserve">거짓말이 되는 선  </w:t>
+      </w:r>
+      <w:r>
+        <w:rPr>
+          <w:rFonts w:ascii="맑은 고딕" w:hAnsi="맑은 고딕" w:eastAsia="맑은 고딕"/>
+          <w:b w:val="0"/>
+          <w:sz w:val="20"/>
+        </w:rPr>
+        <w:t>확신이 올라간 결과 그 문장으로 사람을 판정할 수 있게 되면 거짓말. 여전히 「그럴 수도 있다」에 머물면 요약.</w:t>
+      </w:r>
+    </w:p>
+    <w:p>
+      <w:pPr>
+        <w:spacing w:after="120" w:line="336" w:lineRule="auto"/>
+        <w:ind w:left="227"/>
+      </w:pPr>
+      <w:r>
+        <w:rPr>
+          <w:rFonts w:ascii="맑은 고딕" w:hAnsi="맑은 고딕" w:eastAsia="맑은 고딕"/>
+          <w:b/>
+          <w:color w:val="7A766C"/>
+          <w:sz w:val="18"/>
+        </w:rPr>
+        <w:t xml:space="preserve">믿으면 벌어지는 일  </w:t>
+      </w:r>
+      <w:r>
+        <w:rPr>
+          <w:rFonts w:ascii="맑은 고딕" w:hAnsi="맑은 고딕" w:eastAsia="맑은 고딕"/>
+          <w:b w:val="0"/>
+          <w:sz w:val="20"/>
+        </w:rPr>
+        <w:t>4번인 친구가 무슨 행동을 하든 「너 그거 결핍 때문이야」라고 말하게 된다. 그 친구는 반박할 방법이 없다.</w:t>
+      </w:r>
+    </w:p>
+    <w:p>
+      <w:pPr>
+        <w:spacing w:after="60" w:line="336" w:lineRule="auto"/>
         <w:ind w:left="227"/>
       </w:pPr>
       <w:r>
@@ -609,95 +720,54 @@
           <w:color w:val="6B6A65"/>
           <w:sz w:val="18"/>
         </w:rPr>
-        <w:t>현실에서 같은 수법 — 유튜브 썸네일 · 뉴스 제목 · 건강 정보 글</w:t>
+        <w:t>글 읽을 때 만나는 자리</w:t>
       </w:r>
     </w:p>
-    <w:tbl>
-      <w:tblPr>
-        <w:tblStyle w:val="TableGrid"/>
-        <w:tblW w:type="auto" w:w="0"/>
-        <w:tblLook w:firstColumn="1" w:firstRow="1" w:lastColumn="0" w:lastRow="0" w:noHBand="0" w:noVBand="1" w:val="04A0"/>
-      </w:tblPr>
-      <w:tblGrid>
-        <w:gridCol w:w="4873"/>
-        <w:gridCol w:w="4873"/>
-      </w:tblGrid>
-      <w:tr>
-        <w:tc>
-          <w:tcPr>
-            <w:tcW w:type="dxa" w:w="1531"/>
-            <w:shd w:val="clear" w:fill="FBEDEA"/>
-          </w:tcPr>
-          <w:p>
-            <w:r/>
-            <w:r>
-              <w:rPr>
-                <w:rFonts w:ascii="맑은 고딕" w:hAnsi="맑은 고딕" w:eastAsia="맑은 고딕"/>
-                <w:b/>
-                <w:color w:val="B5372B"/>
-                <w:sz w:val="17"/>
-              </w:rPr>
-              <w:t>이렇게 말한다</w:t>
-            </w:r>
-          </w:p>
-        </w:tc>
-        <w:tc>
-          <w:tcPr>
-            <w:tcW w:type="dxa" w:w="8107"/>
-          </w:tcPr>
-          <w:p>
-            <w:r/>
-            <w:r>
-              <w:rPr>
-                <w:rFonts w:ascii="맑은 고딕" w:hAnsi="맑은 고딕" w:eastAsia="맑은 고딕"/>
-                <w:b/>
-                <w:sz w:val="20"/>
-              </w:rPr>
-              <w:t>충격! 매일 이것만 먹었더니 키가 쑥</w:t>
-            </w:r>
-          </w:p>
-        </w:tc>
-      </w:tr>
-      <w:tr>
-        <w:tc>
-          <w:tcPr>
-            <w:tcW w:type="dxa" w:w="1531"/>
-            <w:shd w:val="clear" w:fill="EAF3EC"/>
-          </w:tcPr>
-          <w:p>
-            <w:r/>
-            <w:r>
-              <w:rPr>
-                <w:rFonts w:ascii="맑은 고딕" w:hAnsi="맑은 고딕" w:eastAsia="맑은 고딕"/>
-                <w:b/>
-                <w:color w:val="2F6B4F"/>
-                <w:sz w:val="17"/>
-              </w:rPr>
-              <w:t>실제로는</w:t>
-            </w:r>
-          </w:p>
-        </w:tc>
-        <w:tc>
-          <w:tcPr>
-            <w:tcW w:type="dxa" w:w="8107"/>
-          </w:tcPr>
-          <w:p>
-            <w:r/>
-            <w:r>
-              <w:rPr>
-                <w:rFonts w:ascii="맑은 고딕" w:hAnsi="맑은 고딕" w:eastAsia="맑은 고딕"/>
-                <w:b w:val="0"/>
-                <w:sz w:val="20"/>
-              </w:rPr>
-              <w:t>본문에는 한 사람이 석 달 동안 1cm 자랐다고만 적혀 있다</w:t>
-            </w:r>
-          </w:p>
-        </w:tc>
-      </w:tr>
-    </w:tbl>
     <w:p>
       <w:pPr>
-        <w:spacing w:after="120" w:line="336" w:lineRule="auto"/>
+        <w:spacing w:after="60" w:line="336" w:lineRule="auto"/>
+        <w:ind w:left="397"/>
+      </w:pPr>
+      <w:r>
+        <w:rPr>
+          <w:rFonts w:ascii="맑은 고딕" w:hAnsi="맑은 고딕" w:eastAsia="맑은 고딕"/>
+          <w:b w:val="0"/>
+          <w:sz w:val="20"/>
+        </w:rPr>
+        <w:t>· 뉴스 제목 — 본문은 「가능성이 제기된다」, 제목은 「밝혀졌다」</w:t>
+      </w:r>
+    </w:p>
+    <w:p>
+      <w:pPr>
+        <w:spacing w:after="60" w:line="336" w:lineRule="auto"/>
+        <w:ind w:left="397"/>
+      </w:pPr>
+      <w:r>
+        <w:rPr>
+          <w:rFonts w:ascii="맑은 고딕" w:hAnsi="맑은 고딕" w:eastAsia="맑은 고딕"/>
+          <w:b w:val="0"/>
+          <w:sz w:val="20"/>
+        </w:rPr>
+        <w:t>· 유튜브 요약 영상 — 「~라고 합니다」가 「~입니다」로 바뀌어 있다</w:t>
+      </w:r>
+    </w:p>
+    <w:p>
+      <w:pPr>
+        <w:spacing w:after="60" w:line="336" w:lineRule="auto"/>
+        <w:ind w:left="397"/>
+      </w:pPr>
+      <w:r>
+        <w:rPr>
+          <w:rFonts w:ascii="맑은 고딕" w:hAnsi="맑은 고딕" w:eastAsia="맑은 고딕"/>
+          <w:b w:val="0"/>
+          <w:sz w:val="20"/>
+        </w:rPr>
+        <w:t>· 참고서 요약 — 학설을 정설처럼 한 줄로 정리해 놓는다</w:t>
+      </w:r>
+    </w:p>
+    <w:p>
+      <w:pPr>
+        <w:spacing w:after="80" w:line="336" w:lineRule="auto"/>
       </w:pPr>
     </w:p>
     <w:p>
@@ -721,7 +791,7 @@
           <w:color w:val="8A5A12"/>
           <w:sz w:val="23"/>
         </w:rPr>
-        <w:t>“본문이 정말 그렇게까지 말했나?”</w:t>
+        <w:t>“원래 문장에 「~일 수 있다」가 있지 않았나?”</w:t>
       </w:r>
     </w:p>
     <w:p>
@@ -744,7 +814,7 @@
           <w:b w:val="0"/>
           <w:sz w:val="20"/>
         </w:rPr>
-        <w:t>④ 조건 제거와 헷갈리면 — 사라진 말이 「확신을 낮추는 말」이면 ①, 「상황을 한정하는 말」이면 ④.</w:t>
+        <w:t>④와 헷갈리면 — 사라진 말이 「확신을 낮추는 말」이면 ①, 「상황을 한정하는 말」이면 ④.</w:t>
       </w:r>
     </w:p>
     <w:p>
@@ -758,7 +828,7 @@
           <w:color w:val="8A5A12"/>
           <w:sz w:val="27"/>
         </w:rPr>
-        <w:t>② 수량 부풀리기</w:t>
+        <w:t>② 수량 올리기</w:t>
       </w:r>
     </w:p>
     <w:p>
@@ -781,12 +851,12 @@
           <w:b w:val="0"/>
           <w:sz w:val="20"/>
         </w:rPr>
-        <w:t>얼마나 많은지를 나타내는 말을 한 단계 위로 올린다.</w:t>
+        <w:t>얼마나 많은지를 나타내는 말을 한 단계 위로 올린다. 일부 → 대체로.</w:t>
       </w:r>
     </w:p>
     <w:p>
       <w:pPr>
-        <w:spacing w:after="120" w:line="336" w:lineRule="auto"/>
+        <w:spacing w:after="160" w:line="336" w:lineRule="auto"/>
         <w:ind w:left="227"/>
       </w:pPr>
       <w:r>
@@ -804,30 +874,7 @@
           <w:b w:val="0"/>
           <w:sz w:val="20"/>
         </w:rPr>
-        <w:t>본문의 수량어(일부·여럿·절반쯤·때때로)와 정리의 수량어(대체로·흔히·자주·거의)를 나란히 놓고 센다. 퍼센트가 나오면 분모가 본문에 있는지 찾는다.</w:t>
-      </w:r>
-    </w:p>
-    <w:p>
-      <w:pPr>
-        <w:spacing w:after="160" w:line="336" w:lineRule="auto"/>
-        <w:ind w:left="227"/>
-      </w:pPr>
-      <w:r>
-        <w:rPr>
-          <w:rFonts w:ascii="맑은 고딕" w:hAnsi="맑은 고딕" w:eastAsia="맑은 고딕"/>
-          <w:b/>
-          <w:color w:val="7A766C"/>
-          <w:sz w:val="18"/>
-        </w:rPr>
-        <w:t xml:space="preserve">왜 거짓인가  </w:t>
-      </w:r>
-      <w:r>
-        <w:rPr>
-          <w:rFonts w:ascii="맑은 고딕" w:hAnsi="맑은 고딕" w:eastAsia="맑은 고딕"/>
-          <w:b w:val="0"/>
-          <w:sz w:val="20"/>
-        </w:rPr>
-        <w:t>몇몇의 이야기가 대다수의 이야기로 바뀌면, 읽는 사람이 자기도 거기 속한다고 느낀다.</w:t>
+        <w:t>본문의 수량어(일부·여럿·절반쯤·때때로)와 정리의 수량어(대체로·흔히·자주·거의)를 나란히 놓고 비교한다. 숫자가 나오면 몇 중에 몇인지가 본문에 있는지 찾는다.</w:t>
       </w:r>
     </w:p>
     <w:tbl>
@@ -920,7 +967,53 @@
     </w:p>
     <w:p>
       <w:pPr>
-        <w:spacing w:after="80" w:line="336" w:lineRule="auto"/>
+        <w:spacing w:after="120" w:line="336" w:lineRule="auto"/>
+        <w:ind w:left="227"/>
+      </w:pPr>
+      <w:r>
+        <w:rPr>
+          <w:rFonts w:ascii="맑은 고딕" w:hAnsi="맑은 고딕" w:eastAsia="맑은 고딕"/>
+          <w:b/>
+          <w:color w:val="7A766C"/>
+          <w:sz w:val="18"/>
+        </w:rPr>
+        <w:t xml:space="preserve">거짓말이 되는 선  </w:t>
+      </w:r>
+      <w:r>
+        <w:rPr>
+          <w:rFonts w:ascii="맑은 고딕" w:hAnsi="맑은 고딕" w:eastAsia="맑은 고딕"/>
+          <w:b w:val="0"/>
+          <w:sz w:val="20"/>
+        </w:rPr>
+        <w:t>수량어가 바뀐 결과 「나도 여기 포함되나」의 답이 바뀌면 거짓말.</w:t>
+      </w:r>
+    </w:p>
+    <w:p>
+      <w:pPr>
+        <w:spacing w:after="120" w:line="336" w:lineRule="auto"/>
+        <w:ind w:left="227"/>
+      </w:pPr>
+      <w:r>
+        <w:rPr>
+          <w:rFonts w:ascii="맑은 고딕" w:hAnsi="맑은 고딕" w:eastAsia="맑은 고딕"/>
+          <w:b/>
+          <w:color w:val="7A766C"/>
+          <w:sz w:val="18"/>
+        </w:rPr>
+        <w:t xml:space="preserve">믿으면 벌어지는 일  </w:t>
+      </w:r>
+      <w:r>
+        <w:rPr>
+          <w:rFonts w:ascii="맑은 고딕" w:hAnsi="맑은 고딕" w:eastAsia="맑은 고딕"/>
+          <w:b w:val="0"/>
+          <w:sz w:val="20"/>
+        </w:rPr>
+        <w:t>4번인 친구를 칭찬 대신 배려한다. 정작 그 친구는 알아봐 주기를 기다리고 있었다.</w:t>
+      </w:r>
+    </w:p>
+    <w:p>
+      <w:pPr>
+        <w:spacing w:after="60" w:line="336" w:lineRule="auto"/>
         <w:ind w:left="227"/>
       </w:pPr>
       <w:r>
@@ -930,95 +1023,54 @@
           <w:color w:val="6B6A65"/>
           <w:sz w:val="18"/>
         </w:rPr>
-        <w:t>현실에서 같은 수법 — 광고 배너 · 통계 인용 기사 · 친구가 전하는 말</w:t>
+        <w:t>글 읽을 때 만나는 자리</w:t>
       </w:r>
     </w:p>
-    <w:tbl>
-      <w:tblPr>
-        <w:tblStyle w:val="TableGrid"/>
-        <w:tblW w:type="auto" w:w="0"/>
-        <w:tblLook w:firstColumn="1" w:firstRow="1" w:lastColumn="0" w:lastRow="0" w:noHBand="0" w:noVBand="1" w:val="04A0"/>
-      </w:tblPr>
-      <w:tblGrid>
-        <w:gridCol w:w="4873"/>
-        <w:gridCol w:w="4873"/>
-      </w:tblGrid>
-      <w:tr>
-        <w:tc>
-          <w:tcPr>
-            <w:tcW w:type="dxa" w:w="1531"/>
-            <w:shd w:val="clear" w:fill="FBEDEA"/>
-          </w:tcPr>
-          <w:p>
-            <w:r/>
-            <w:r>
-              <w:rPr>
-                <w:rFonts w:ascii="맑은 고딕" w:hAnsi="맑은 고딕" w:eastAsia="맑은 고딕"/>
-                <w:b/>
-                <w:color w:val="B5372B"/>
-                <w:sz w:val="17"/>
-              </w:rPr>
-              <w:t>이렇게 말한다</w:t>
-            </w:r>
-          </w:p>
-        </w:tc>
-        <w:tc>
-          <w:tcPr>
-            <w:tcW w:type="dxa" w:w="8107"/>
-          </w:tcPr>
-          <w:p>
-            <w:r/>
-            <w:r>
-              <w:rPr>
-                <w:rFonts w:ascii="맑은 고딕" w:hAnsi="맑은 고딕" w:eastAsia="맑은 고딕"/>
-                <w:b/>
-                <w:sz w:val="20"/>
-              </w:rPr>
-              <w:t>무려 90%가 효과를 봤습니다</w:t>
-            </w:r>
-          </w:p>
-        </w:tc>
-      </w:tr>
-      <w:tr>
-        <w:tc>
-          <w:tcPr>
-            <w:tcW w:type="dxa" w:w="1531"/>
-            <w:shd w:val="clear" w:fill="EAF3EC"/>
-          </w:tcPr>
-          <w:p>
-            <w:r/>
-            <w:r>
-              <w:rPr>
-                <w:rFonts w:ascii="맑은 고딕" w:hAnsi="맑은 고딕" w:eastAsia="맑은 고딕"/>
-                <w:b/>
-                <w:color w:val="2F6B4F"/>
-                <w:sz w:val="17"/>
-              </w:rPr>
-              <w:t>실제로는</w:t>
-            </w:r>
-          </w:p>
-        </w:tc>
-        <w:tc>
-          <w:tcPr>
-            <w:tcW w:type="dxa" w:w="8107"/>
-          </w:tcPr>
-          <w:p>
-            <w:r/>
-            <w:r>
-              <w:rPr>
-                <w:rFonts w:ascii="맑은 고딕" w:hAnsi="맑은 고딕" w:eastAsia="맑은 고딕"/>
-                <w:b w:val="0"/>
-                <w:sz w:val="20"/>
-              </w:rPr>
-              <w:t>몇 명 중 90%인지 없다. 열 명 중 아홉일 수도 있다</w:t>
-            </w:r>
-          </w:p>
-        </w:tc>
-      </w:tr>
-    </w:tbl>
     <w:p>
       <w:pPr>
-        <w:spacing w:after="120" w:line="336" w:lineRule="auto"/>
+        <w:spacing w:after="60" w:line="336" w:lineRule="auto"/>
+        <w:ind w:left="397"/>
+      </w:pPr>
+      <w:r>
+        <w:rPr>
+          <w:rFonts w:ascii="맑은 고딕" w:hAnsi="맑은 고딕" w:eastAsia="맑은 고딕"/>
+          <w:b w:val="0"/>
+          <w:sz w:val="20"/>
+        </w:rPr>
+        <w:t>· 기사의 인용된 통계 — 「응답자의 60%」인데 응답자가 몇 명인지가 없다</w:t>
+      </w:r>
+    </w:p>
+    <w:p>
+      <w:pPr>
+        <w:spacing w:after="60" w:line="336" w:lineRule="auto"/>
+        <w:ind w:left="397"/>
+      </w:pPr>
+      <w:r>
+        <w:rPr>
+          <w:rFonts w:ascii="맑은 고딕" w:hAnsi="맑은 고딕" w:eastAsia="맑은 고딕"/>
+          <w:b w:val="0"/>
+          <w:sz w:val="20"/>
+        </w:rPr>
+        <w:t>· 친구가 전하는 말 — 「우리 반 애들 다 그렇대」의 실제 표본은 세 명이다</w:t>
+      </w:r>
+    </w:p>
+    <w:p>
+      <w:pPr>
+        <w:spacing w:after="60" w:line="336" w:lineRule="auto"/>
+        <w:ind w:left="397"/>
+      </w:pPr>
+      <w:r>
+        <w:rPr>
+          <w:rFonts w:ascii="맑은 고딕" w:hAnsi="맑은 고딕" w:eastAsia="맑은 고딕"/>
+          <w:b w:val="0"/>
+          <w:sz w:val="20"/>
+        </w:rPr>
+        <w:t>· 책 소개 글 — 「많은 심리학자들이」의 '많은'을 아무도 세지 않았다</w:t>
+      </w:r>
+    </w:p>
+    <w:p>
+      <w:pPr>
+        <w:spacing w:after="80" w:line="336" w:lineRule="auto"/>
       </w:pPr>
     </w:p>
     <w:p>
@@ -1042,7 +1094,7 @@
           <w:color w:val="8A5A12"/>
           <w:sz w:val="23"/>
         </w:rPr>
-        <w:t>“몇 명 중에 몇 명이지? 그건 누가 세었지?”</w:t>
+        <w:t>“정말 대부분인가? 몇 명 중 몇 명이지?”</w:t>
       </w:r>
     </w:p>
     <w:p>
@@ -1065,7 +1117,7 @@
           <w:b w:val="0"/>
           <w:sz w:val="20"/>
         </w:rPr>
-        <w:t>① 확신 올리기와 헷갈리면 — 「얼마나 확실한가」가 바뀌면 ①, 「얼마나 많은가」가 바뀌면 ②.</w:t>
+        <w:t>①과 헷갈리면 — 「얼마나 확실한가」가 바뀌면 ①, 「얼마나 많은가」가 바뀌면 ②.</w:t>
       </w:r>
     </w:p>
     <w:p>
@@ -1079,7 +1131,7 @@
           <w:color w:val="8A5A12"/>
           <w:sz w:val="27"/>
         </w:rPr>
-        <w:t>③ 비교 대상 지우기</w:t>
+        <w:t>③ 비유를 사실로 만들기</w:t>
       </w:r>
     </w:p>
     <w:p>
@@ -1102,12 +1154,12 @@
           <w:b w:val="0"/>
           <w:sz w:val="20"/>
         </w:rPr>
-        <w:t>「B보다 A가 낫다」는 비교 주장에서 비교 대상 B를 빼고 「A가 좋다」는 절대 주장으로 만든다.</w:t>
+        <w:t>작가가 이해를 돕기 위해 쓴 그림을 실제 주장으로 바꾼다. 문학적 표현이 확정적 진술이 된다.</w:t>
       </w:r>
     </w:p>
     <w:p>
       <w:pPr>
-        <w:spacing w:after="120" w:line="336" w:lineRule="auto"/>
+        <w:spacing w:after="160" w:line="336" w:lineRule="auto"/>
         <w:ind w:left="227"/>
       </w:pPr>
       <w:r>
@@ -1125,30 +1177,7 @@
           <w:b w:val="0"/>
           <w:sz w:val="20"/>
         </w:rPr>
-        <w:t>정리에 「좋다 / 낫다 / 더 / 가장 / 유일한」 같은 평가가 있으면, 본문에서 「무엇과 비교해서」인지를 찾는다. 비교 대상이 본문에만 있고 정리에 없으면 이 유형.</w:t>
-      </w:r>
-    </w:p>
-    <w:p>
-      <w:pPr>
-        <w:spacing w:after="160" w:line="336" w:lineRule="auto"/>
-        <w:ind w:left="227"/>
-      </w:pPr>
-      <w:r>
-        <w:rPr>
-          <w:rFonts w:ascii="맑은 고딕" w:hAnsi="맑은 고딕" w:eastAsia="맑은 고딕"/>
-          <w:b/>
-          <w:color w:val="7A766C"/>
-          <w:sz w:val="18"/>
-        </w:rPr>
-        <w:t xml:space="preserve">왜 거짓인가  </w:t>
-      </w:r>
-      <w:r>
-        <w:rPr>
-          <w:rFonts w:ascii="맑은 고딕" w:hAnsi="맑은 고딕" w:eastAsia="맑은 고딕"/>
-          <w:b w:val="0"/>
-          <w:sz w:val="20"/>
-        </w:rPr>
-        <w:t>'둘 중 나은 것'이 '그냥 좋은 것'으로 둔갑한다.</w:t>
+        <w:t>정리 문장이 이상하게 그럴듯하고 인용하기 좋으면 의심한다. 본문에서 그 자리에 「~같다 / ~인 셈이다 / 마치 / 비유하자면」이 있었는지 찾는다.</w:t>
       </w:r>
     </w:p>
     <w:tbl>
@@ -1192,7 +1221,7 @@
                 <w:b w:val="0"/>
                 <w:sz w:val="20"/>
               </w:rPr>
-              <w:t>4번 유형은 3번 유형보다 감정의 결을 세밀하게 느낀다</w:t>
+              <w:t>결핍감은 4번 유형에게 마르지 않는 우물과 같다</w:t>
             </w:r>
           </w:p>
         </w:tc>
@@ -1228,7 +1257,7 @@
                 <w:b/>
                 <w:sz w:val="20"/>
               </w:rPr>
-              <w:t>4번 유형은 감정의 결을 세밀하게 느낀다</w:t>
+              <w:t>4번 유형은 결핍감에서 에너지를 얻는다</w:t>
             </w:r>
           </w:p>
         </w:tc>
@@ -1241,7 +1270,53 @@
     </w:p>
     <w:p>
       <w:pPr>
-        <w:spacing w:after="80" w:line="336" w:lineRule="auto"/>
+        <w:spacing w:after="120" w:line="336" w:lineRule="auto"/>
+        <w:ind w:left="227"/>
+      </w:pPr>
+      <w:r>
+        <w:rPr>
+          <w:rFonts w:ascii="맑은 고딕" w:hAnsi="맑은 고딕" w:eastAsia="맑은 고딕"/>
+          <w:b/>
+          <w:color w:val="7A766C"/>
+          <w:sz w:val="18"/>
+        </w:rPr>
+        <w:t xml:space="preserve">거짓말이 되는 선  </w:t>
+      </w:r>
+      <w:r>
+        <w:rPr>
+          <w:rFonts w:ascii="맑은 고딕" w:hAnsi="맑은 고딕" w:eastAsia="맑은 고딕"/>
+          <w:b w:val="0"/>
+          <w:sz w:val="20"/>
+        </w:rPr>
+        <w:t>비유가 사실이 된 결과 그 문장으로 무언가를 설명하거나 예측하게 되면 거짓말. 인상만 남기고 지나가면 요약.</w:t>
+      </w:r>
+    </w:p>
+    <w:p>
+      <w:pPr>
+        <w:spacing w:after="120" w:line="336" w:lineRule="auto"/>
+        <w:ind w:left="227"/>
+      </w:pPr>
+      <w:r>
+        <w:rPr>
+          <w:rFonts w:ascii="맑은 고딕" w:hAnsi="맑은 고딕" w:eastAsia="맑은 고딕"/>
+          <w:b/>
+          <w:color w:val="7A766C"/>
+          <w:sz w:val="18"/>
+        </w:rPr>
+        <w:t xml:space="preserve">믿으면 벌어지는 일  </w:t>
+      </w:r>
+      <w:r>
+        <w:rPr>
+          <w:rFonts w:ascii="맑은 고딕" w:hAnsi="맑은 고딕" w:eastAsia="맑은 고딕"/>
+          <w:b w:val="0"/>
+          <w:sz w:val="20"/>
+        </w:rPr>
+        <w:t>힘든 상태를 필요한 연료로 여긴다. 그 친구가 괜찮아지는 걸 오히려 재능의 상실로 본다.</w:t>
+      </w:r>
+    </w:p>
+    <w:p>
+      <w:pPr>
+        <w:spacing w:after="60" w:line="336" w:lineRule="auto"/>
         <w:ind w:left="227"/>
       </w:pPr>
       <w:r>
@@ -1251,95 +1326,54 @@
           <w:color w:val="6B6A65"/>
           <w:sz w:val="18"/>
         </w:rPr>
-        <w:t>현실에서 같은 수법 — 학원 광고 · 제품 상세페이지 · 자기소개</w:t>
+        <w:t>글 읽을 때 만나는 자리</w:t>
       </w:r>
     </w:p>
-    <w:tbl>
-      <w:tblPr>
-        <w:tblStyle w:val="TableGrid"/>
-        <w:tblW w:type="auto" w:w="0"/>
-        <w:tblLook w:firstColumn="1" w:firstRow="1" w:lastColumn="0" w:lastRow="0" w:noHBand="0" w:noVBand="1" w:val="04A0"/>
-      </w:tblPr>
-      <w:tblGrid>
-        <w:gridCol w:w="4873"/>
-        <w:gridCol w:w="4873"/>
-      </w:tblGrid>
-      <w:tr>
-        <w:tc>
-          <w:tcPr>
-            <w:tcW w:type="dxa" w:w="1531"/>
-            <w:shd w:val="clear" w:fill="FBEDEA"/>
-          </w:tcPr>
-          <w:p>
-            <w:r/>
-            <w:r>
-              <w:rPr>
-                <w:rFonts w:ascii="맑은 고딕" w:hAnsi="맑은 고딕" w:eastAsia="맑은 고딕"/>
-                <w:b/>
-                <w:color w:val="B5372B"/>
-                <w:sz w:val="17"/>
-              </w:rPr>
-              <w:t>이렇게 말한다</w:t>
-            </w:r>
-          </w:p>
-        </w:tc>
-        <w:tc>
-          <w:tcPr>
-            <w:tcW w:type="dxa" w:w="8107"/>
-          </w:tcPr>
-          <w:p>
-            <w:r/>
-            <w:r>
-              <w:rPr>
-                <w:rFonts w:ascii="맑은 고딕" w:hAnsi="맑은 고딕" w:eastAsia="맑은 고딕"/>
-                <w:b/>
-                <w:sz w:val="20"/>
-              </w:rPr>
-              <w:t>국내 유일, 1등 학습법</w:t>
-            </w:r>
-          </w:p>
-        </w:tc>
-      </w:tr>
-      <w:tr>
-        <w:tc>
-          <w:tcPr>
-            <w:tcW w:type="dxa" w:w="1531"/>
-            <w:shd w:val="clear" w:fill="EAF3EC"/>
-          </w:tcPr>
-          <w:p>
-            <w:r/>
-            <w:r>
-              <w:rPr>
-                <w:rFonts w:ascii="맑은 고딕" w:hAnsi="맑은 고딕" w:eastAsia="맑은 고딕"/>
-                <w:b/>
-                <w:color w:val="2F6B4F"/>
-                <w:sz w:val="17"/>
-              </w:rPr>
-              <w:t>실제로는</w:t>
-            </w:r>
-          </w:p>
-        </w:tc>
-        <w:tc>
-          <w:tcPr>
-            <w:tcW w:type="dxa" w:w="8107"/>
-          </w:tcPr>
-          <w:p>
-            <w:r/>
-            <w:r>
-              <w:rPr>
-                <w:rFonts w:ascii="맑은 고딕" w:hAnsi="맑은 고딕" w:eastAsia="맑은 고딕"/>
-                <w:b w:val="0"/>
-                <w:sz w:val="20"/>
-              </w:rPr>
-              <w:t>무엇 중에 1등인지, 누가 그렇게 정했는지가 없다</w:t>
-            </w:r>
-          </w:p>
-        </w:tc>
-      </w:tr>
-    </w:tbl>
     <w:p>
       <w:pPr>
-        <w:spacing w:after="120" w:line="336" w:lineRule="auto"/>
+        <w:spacing w:after="60" w:line="336" w:lineRule="auto"/>
+        <w:ind w:left="397"/>
+      </w:pPr>
+      <w:r>
+        <w:rPr>
+          <w:rFonts w:ascii="맑은 고딕" w:hAnsi="맑은 고딕" w:eastAsia="맑은 고딕"/>
+          <w:b w:val="0"/>
+          <w:sz w:val="20"/>
+        </w:rPr>
+        <w:t>· 「뇌는 근육이다」라는 비유가 「뇌도 쓸수록 커진다」는 주장으로 유통된다</w:t>
+      </w:r>
+    </w:p>
+    <w:p>
+      <w:pPr>
+        <w:spacing w:after="60" w:line="336" w:lineRule="auto"/>
+        <w:ind w:left="397"/>
+      </w:pPr>
+      <w:r>
+        <w:rPr>
+          <w:rFonts w:ascii="맑은 고딕" w:hAnsi="맑은 고딕" w:eastAsia="맑은 고딕"/>
+          <w:b w:val="0"/>
+          <w:sz w:val="20"/>
+        </w:rPr>
+        <w:t>· 심리·자기계발서의 표현이 그대로 진단명처럼 쓰인다 (「마음의 그릇이 작다」)</w:t>
+      </w:r>
+    </w:p>
+    <w:p>
+      <w:pPr>
+        <w:spacing w:after="60" w:line="336" w:lineRule="auto"/>
+        <w:ind w:left="397"/>
+      </w:pPr>
+      <w:r>
+        <w:rPr>
+          <w:rFonts w:ascii="맑은 고딕" w:hAnsi="맑은 고딕" w:eastAsia="맑은 고딕"/>
+          <w:b w:val="0"/>
+          <w:sz w:val="20"/>
+        </w:rPr>
+        <w:t>· 문학 작품의 상징이 사실 정보로 옮겨져 대화의 전제가 된다</w:t>
+      </w:r>
+    </w:p>
+    <w:p>
+      <w:pPr>
+        <w:spacing w:after="80" w:line="336" w:lineRule="auto"/>
       </w:pPr>
     </w:p>
     <w:p>
@@ -1363,7 +1397,7 @@
           <w:color w:val="8A5A12"/>
           <w:sz w:val="23"/>
         </w:rPr>
-        <w:t>“무엇과 비교해서? 그건 누가 정했지?”</w:t>
+        <w:t>“작가가 이걸 설명하려고 그린 그림인가, 진짜 그렇다는 건가?”</w:t>
       </w:r>
     </w:p>
     <w:p>
@@ -1386,7 +1420,7 @@
           <w:b w:val="0"/>
           <w:sz w:val="20"/>
         </w:rPr>
-        <w:t>⑥ 불리한 항목 빼기와 헷갈리면 — 사라진 것이 「비교 대상」이면 ③, 「나란히 있던 다른 사실」이면 ⑥.</w:t>
+        <w:t>①과 헷갈리면 — 원래 문장이 「조심스러운 주장」이었으면 ①, 「비유·이미지」였으면 ③.</w:t>
       </w:r>
     </w:p>
     <w:p>
@@ -1405,7 +1439,7 @@
           <w:color w:val="14685A"/>
           <w:sz w:val="34"/>
         </w:rPr>
-        <w:t>2군 · 골라 보여주기</w:t>
+        <w:t>2군 · 붙어 있는 게 떨어진다</w:t>
       </w:r>
     </w:p>
     <w:p>
@@ -1416,15 +1450,15 @@
         <w:rPr>
           <w:rFonts w:ascii="맑은 고딕" w:hAnsi="맑은 고딕" w:eastAsia="맑은 고딕"/>
           <w:b/>
-          <w:color w:val="6B6A65"/>
-          <w:sz w:val="22"/>
+          <w:color w:val="14685A"/>
+          <w:sz w:val="24"/>
         </w:rPr>
-        <w:t>있는 것 중 유리한 것만 남긴다</w:t>
+        <w:t>빠진 건 없나?</w:t>
       </w:r>
     </w:p>
     <w:p>
       <w:pPr>
-        <w:spacing w:after="240" w:line="336" w:lineRule="auto"/>
+        <w:spacing w:after="80" w:line="336" w:lineRule="auto"/>
       </w:pPr>
       <w:r>
         <w:rPr>
@@ -1433,7 +1467,22 @@
           <w:color w:val="6B6A65"/>
           <w:sz w:val="20"/>
         </w:rPr>
-        <w:t>이럴 때 의심한다 — 말한 건 다 사실인데 뭔가 허전하다</w:t>
+        <w:t>이럴 때 걸린다 — 말한 건 다 맞는데 이상하게 매끈하다</w:t>
+      </w:r>
+    </w:p>
+    <w:p>
+      <w:pPr>
+        <w:spacing w:after="240" w:line="336" w:lineRule="auto"/>
+        <w:ind w:left="227"/>
+      </w:pPr>
+      <w:r>
+        <w:rPr>
+          <w:rFonts w:ascii="맑은 고딕" w:hAnsi="맑은 고딕" w:eastAsia="맑은 고딕"/>
+          <w:b w:val="0"/>
+          <w:color w:val="6B6A65"/>
+          <w:sz w:val="20"/>
+        </w:rPr>
+        <w:t>이 군의 공통점: 거짓말한 문장이 하나도 없습니다. 쓴 내용은 전부 사실인데 전체 인상이 원문과 다릅니다. 그래서 반박할 데가 없고, 그래서 가장 자주 통과합니다.</w:t>
       </w:r>
     </w:p>
     <w:p>
@@ -1447,7 +1496,7 @@
           <w:color w:val="14685A"/>
           <w:sz w:val="27"/>
         </w:rPr>
-        <w:t>④ 조건 제거</w:t>
+        <w:t>④ 조건 떼기</w:t>
       </w:r>
     </w:p>
     <w:p>
@@ -1470,12 +1519,12 @@
           <w:b w:val="0"/>
           <w:sz w:val="20"/>
         </w:rPr>
-        <w:t>「X 상황에서는 Y이다」에서 조건 X를 빼서 무조건 주장으로 만든다.</w:t>
+        <w:t>「X할 때는 Y이다」에서 조건 X를 떼어 무조건 주장으로 만든다.</w:t>
       </w:r>
     </w:p>
     <w:p>
       <w:pPr>
-        <w:spacing w:after="120" w:line="336" w:lineRule="auto"/>
+        <w:spacing w:after="160" w:line="336" w:lineRule="auto"/>
         <w:ind w:left="227"/>
       </w:pPr>
       <w:r>
@@ -1494,29 +1543,6 @@
           <w:sz w:val="20"/>
         </w:rPr>
         <w:t>정리가 매끈하게 단정적인데 본문에는 「만약 / ~하는 경우 / ~할 때 / ~에 한해」가 붙어 있을 때.</w:t>
-      </w:r>
-    </w:p>
-    <w:p>
-      <w:pPr>
-        <w:spacing w:after="160" w:line="336" w:lineRule="auto"/>
-        <w:ind w:left="227"/>
-      </w:pPr>
-      <w:r>
-        <w:rPr>
-          <w:rFonts w:ascii="맑은 고딕" w:hAnsi="맑은 고딕" w:eastAsia="맑은 고딕"/>
-          <w:b/>
-          <w:color w:val="7A766C"/>
-          <w:sz w:val="18"/>
-        </w:rPr>
-        <w:t xml:space="preserve">왜 거짓인가  </w:t>
-      </w:r>
-      <w:r>
-        <w:rPr>
-          <w:rFonts w:ascii="맑은 고딕" w:hAnsi="맑은 고딕" w:eastAsia="맑은 고딕"/>
-          <w:b w:val="0"/>
-          <w:sz w:val="20"/>
-        </w:rPr>
-        <w:t>특정 상황에서만 맞는 말이 항상 맞는 진리로 둔갑한다.</w:t>
       </w:r>
     </w:p>
     <w:tbl>
@@ -1560,7 +1586,7 @@
                 <w:b w:val="0"/>
                 <w:sz w:val="20"/>
               </w:rPr>
-              <w:t>결핍감이 커질 때 4번 유형은 자기 세계로 물러난다</w:t>
+              <w:t>결핍감이 커질 때는 자기 세계로 물러나지만, 안정되면 무대 위에 서고 싶어 한다</w:t>
             </w:r>
           </w:p>
         </w:tc>
@@ -1596,7 +1622,7 @@
                 <w:b/>
                 <w:sz w:val="20"/>
               </w:rPr>
-              <w:t>4번 유형은 자기 세계로 물러난다</w:t>
+              <w:t>4번 유형은 자기 세계에 머무는 유형이다</w:t>
             </w:r>
           </w:p>
         </w:tc>
@@ -1609,7 +1635,76 @@
     </w:p>
     <w:p>
       <w:pPr>
-        <w:spacing w:after="80" w:line="336" w:lineRule="auto"/>
+        <w:spacing w:after="120" w:line="336" w:lineRule="auto"/>
+        <w:ind w:left="227"/>
+      </w:pPr>
+      <w:r>
+        <w:rPr>
+          <w:rFonts w:ascii="맑은 고딕" w:hAnsi="맑은 고딕" w:eastAsia="맑은 고딕"/>
+          <w:b/>
+          <w:color w:val="7A766C"/>
+          <w:sz w:val="18"/>
+        </w:rPr>
+        <w:t xml:space="preserve">변형  </w:t>
+      </w:r>
+      <w:r>
+        <w:rPr>
+          <w:rFonts w:ascii="맑은 고딕" w:hAnsi="맑은 고딕" w:eastAsia="맑은 고딕"/>
+          <w:b w:val="0"/>
+          <w:sz w:val="20"/>
+        </w:rPr>
+        <w:t>변형 — 시점 떼기: 조건 대신 시점을 떼는 경우도 같은 유형이다. 「어린 시절 반복된 결핍감이」에서 '어린 시절'이 사라지면, 과거의 이야기가 지금의 상태가 된다.</w:t>
+      </w:r>
+    </w:p>
+    <w:p>
+      <w:pPr>
+        <w:spacing w:after="120" w:line="336" w:lineRule="auto"/>
+        <w:ind w:left="227"/>
+      </w:pPr>
+      <w:r>
+        <w:rPr>
+          <w:rFonts w:ascii="맑은 고딕" w:hAnsi="맑은 고딕" w:eastAsia="맑은 고딕"/>
+          <w:b/>
+          <w:color w:val="7A766C"/>
+          <w:sz w:val="18"/>
+        </w:rPr>
+        <w:t xml:space="preserve">거짓말이 되는 선  </w:t>
+      </w:r>
+      <w:r>
+        <w:rPr>
+          <w:rFonts w:ascii="맑은 고딕" w:hAnsi="맑은 고딕" w:eastAsia="맑은 고딕"/>
+          <w:b w:val="0"/>
+          <w:sz w:val="20"/>
+        </w:rPr>
+        <w:t>떼어낸 조건 바깥에서 반대 현상이 일어나야 거짓말. 조건 밖에서도 비슷하면 요약.</w:t>
+      </w:r>
+    </w:p>
+    <w:p>
+      <w:pPr>
+        <w:spacing w:after="120" w:line="336" w:lineRule="auto"/>
+        <w:ind w:left="227"/>
+      </w:pPr>
+      <w:r>
+        <w:rPr>
+          <w:rFonts w:ascii="맑은 고딕" w:hAnsi="맑은 고딕" w:eastAsia="맑은 고딕"/>
+          <w:b/>
+          <w:color w:val="7A766C"/>
+          <w:sz w:val="18"/>
+        </w:rPr>
+        <w:t xml:space="preserve">믿으면 벌어지는 일  </w:t>
+      </w:r>
+      <w:r>
+        <w:rPr>
+          <w:rFonts w:ascii="맑은 고딕" w:hAnsi="맑은 고딕" w:eastAsia="맑은 고딕"/>
+          <w:b w:val="0"/>
+          <w:sz w:val="20"/>
+        </w:rPr>
+        <w:t>발표나 공연에서 그 친구를 아예 빼놓는다. 하고 싶어 한다는 걸 끝까지 모른다.</w:t>
+      </w:r>
+    </w:p>
+    <w:p>
+      <w:pPr>
+        <w:spacing w:after="60" w:line="336" w:lineRule="auto"/>
         <w:ind w:left="227"/>
       </w:pPr>
       <w:r>
@@ -1619,95 +1714,54 @@
           <w:color w:val="6B6A65"/>
           <w:sz w:val="18"/>
         </w:rPr>
-        <w:t>현실에서 같은 수법 — 작은 글씨 약관 · 이벤트 배너 · 부모님과의 약속</w:t>
+        <w:t>글 읽을 때 만나는 자리</w:t>
       </w:r>
     </w:p>
-    <w:tbl>
-      <w:tblPr>
-        <w:tblStyle w:val="TableGrid"/>
-        <w:tblW w:type="auto" w:w="0"/>
-        <w:tblLook w:firstColumn="1" w:firstRow="1" w:lastColumn="0" w:lastRow="0" w:noHBand="0" w:noVBand="1" w:val="04A0"/>
-      </w:tblPr>
-      <w:tblGrid>
-        <w:gridCol w:w="4873"/>
-        <w:gridCol w:w="4873"/>
-      </w:tblGrid>
-      <w:tr>
-        <w:tc>
-          <w:tcPr>
-            <w:tcW w:type="dxa" w:w="1531"/>
-            <w:shd w:val="clear" w:fill="FBEDEA"/>
-          </w:tcPr>
-          <w:p>
-            <w:r/>
-            <w:r>
-              <w:rPr>
-                <w:rFonts w:ascii="맑은 고딕" w:hAnsi="맑은 고딕" w:eastAsia="맑은 고딕"/>
-                <w:b/>
-                <w:color w:val="B5372B"/>
-                <w:sz w:val="17"/>
-              </w:rPr>
-              <w:t>이렇게 말한다</w:t>
-            </w:r>
-          </w:p>
-        </w:tc>
-        <w:tc>
-          <w:tcPr>
-            <w:tcW w:type="dxa" w:w="8107"/>
-          </w:tcPr>
-          <w:p>
-            <w:r/>
-            <w:r>
-              <w:rPr>
-                <w:rFonts w:ascii="맑은 고딕" w:hAnsi="맑은 고딕" w:eastAsia="맑은 고딕"/>
-                <w:b/>
-                <w:sz w:val="20"/>
-              </w:rPr>
-              <w:t>지금 신청하면 무료!</w:t>
-            </w:r>
-          </w:p>
-        </w:tc>
-      </w:tr>
-      <w:tr>
-        <w:tc>
-          <w:tcPr>
-            <w:tcW w:type="dxa" w:w="1531"/>
-            <w:shd w:val="clear" w:fill="EAF3EC"/>
-          </w:tcPr>
-          <w:p>
-            <w:r/>
-            <w:r>
-              <w:rPr>
-                <w:rFonts w:ascii="맑은 고딕" w:hAnsi="맑은 고딕" w:eastAsia="맑은 고딕"/>
-                <w:b/>
-                <w:color w:val="2F6B4F"/>
-                <w:sz w:val="17"/>
-              </w:rPr>
-              <w:t>실제로는</w:t>
-            </w:r>
-          </w:p>
-        </w:tc>
-        <w:tc>
-          <w:tcPr>
-            <w:tcW w:type="dxa" w:w="8107"/>
-          </w:tcPr>
-          <w:p>
-            <w:r/>
-            <w:r>
-              <w:rPr>
-                <w:rFonts w:ascii="맑은 고딕" w:hAnsi="맑은 고딕" w:eastAsia="맑은 고딕"/>
-                <w:b w:val="0"/>
-                <w:sz w:val="20"/>
-              </w:rPr>
-              <w:t>별표 아래 작은 글씨에 「첫 달만, 3개월 약정 시」가 붙어 있다</w:t>
-            </w:r>
-          </w:p>
-        </w:tc>
-      </w:tr>
-    </w:tbl>
     <w:p>
       <w:pPr>
-        <w:spacing w:after="120" w:line="336" w:lineRule="auto"/>
+        <w:spacing w:after="60" w:line="336" w:lineRule="auto"/>
+        <w:ind w:left="397"/>
+      </w:pPr>
+      <w:r>
+        <w:rPr>
+          <w:rFonts w:ascii="맑은 고딕" w:hAnsi="맑은 고딕" w:eastAsia="맑은 고딕"/>
+          <w:b w:val="0"/>
+          <w:sz w:val="20"/>
+        </w:rPr>
+        <w:t>· 기사 제목 — 본문의 「특정 조건에서」가 제목에는 없다</w:t>
+      </w:r>
+    </w:p>
+    <w:p>
+      <w:pPr>
+        <w:spacing w:after="60" w:line="336" w:lineRule="auto"/>
+        <w:ind w:left="397"/>
+      </w:pPr>
+      <w:r>
+        <w:rPr>
+          <w:rFonts w:ascii="맑은 고딕" w:hAnsi="맑은 고딕" w:eastAsia="맑은 고딕"/>
+          <w:b w:val="0"/>
+          <w:sz w:val="20"/>
+        </w:rPr>
+        <w:t>· 요약 카드뉴스 — 조건절은 글자 수가 많아서 가장 먼저 잘린다</w:t>
+      </w:r>
+    </w:p>
+    <w:p>
+      <w:pPr>
+        <w:spacing w:after="60" w:line="336" w:lineRule="auto"/>
+        <w:ind w:left="397"/>
+      </w:pPr>
+      <w:r>
+        <w:rPr>
+          <w:rFonts w:ascii="맑은 고딕" w:hAnsi="맑은 고딕" w:eastAsia="맑은 고딕"/>
+          <w:b w:val="0"/>
+          <w:sz w:val="20"/>
+        </w:rPr>
+        <w:t>· 시험 문제 지문 — 원문의 단서를 지우면 그대로 함정 선택지가 된다</w:t>
+      </w:r>
+    </w:p>
+    <w:p>
+      <w:pPr>
+        <w:spacing w:after="80" w:line="336" w:lineRule="auto"/>
       </w:pPr>
     </w:p>
     <w:p>
@@ -1731,7 +1785,7 @@
           <w:color w:val="14685A"/>
           <w:sz w:val="23"/>
         </w:rPr>
-        <w:t>“언제, 누구한테, 어떤 경우에만 해당하지?”</w:t>
+        <w:t>“언제, 어떤 경우에만 그렇지?”</w:t>
       </w:r>
     </w:p>
     <w:p>
@@ -1754,7 +1808,7 @@
           <w:b w:val="0"/>
           <w:sz w:val="20"/>
         </w:rPr>
-        <w:t>⑤ 반례 무시와 헷갈리면 — 빠진 것이 「성립하는 상황」이면 ④, 「반대 사례」면 ⑤.</w:t>
+        <w:t>⑤와 헷갈리면 — 빠진 게 「성립 조건」이면 ④, 「반대 결과」면 ⑤.</w:t>
       </w:r>
     </w:p>
     <w:p>
@@ -1768,7 +1822,7 @@
           <w:color w:val="14685A"/>
           <w:sz w:val="27"/>
         </w:rPr>
-        <w:t>⑤ 반례 무시</w:t>
+        <w:t>⑤ 반례 지우기</w:t>
       </w:r>
     </w:p>
     <w:p>
@@ -1791,12 +1845,12 @@
           <w:b w:val="0"/>
           <w:sz w:val="20"/>
         </w:rPr>
-        <w:t>작가가 강조한 예외·반례·단서를 정리에서 빼버린다.</w:t>
+        <w:t>작가가 균형을 위해 넣은 예외·반례·경고를 정리에서 뺀다.</w:t>
       </w:r>
     </w:p>
     <w:p>
       <w:pPr>
-        <w:spacing w:after="120" w:line="336" w:lineRule="auto"/>
+        <w:spacing w:after="160" w:line="336" w:lineRule="auto"/>
         <w:ind w:left="227"/>
       </w:pPr>
       <w:r>
@@ -1814,30 +1868,7 @@
           <w:b w:val="0"/>
           <w:sz w:val="20"/>
         </w:rPr>
-        <w:t>정리는 깔끔한데 본문에 「다만 / 하지만 / 예외적으로 / 물론 ~한 경우도 있다」가 있을 때. 빠진 것을 찾는 일이라 가장 안 보인다.</w:t>
-      </w:r>
-    </w:p>
-    <w:p>
-      <w:pPr>
-        <w:spacing w:after="160" w:line="336" w:lineRule="auto"/>
-        <w:ind w:left="227"/>
-      </w:pPr>
-      <w:r>
-        <w:rPr>
-          <w:rFonts w:ascii="맑은 고딕" w:hAnsi="맑은 고딕" w:eastAsia="맑은 고딕"/>
-          <w:b/>
-          <w:color w:val="7A766C"/>
-          <w:sz w:val="18"/>
-        </w:rPr>
-        <w:t xml:space="preserve">왜 거짓인가  </w:t>
-      </w:r>
-      <w:r>
-        <w:rPr>
-          <w:rFonts w:ascii="맑은 고딕" w:hAnsi="맑은 고딕" w:eastAsia="맑은 고딕"/>
-          <w:b w:val="0"/>
-          <w:sz w:val="20"/>
-        </w:rPr>
-        <w:t>작가가 균형을 위해 넣은 반쪽이 사라져 그림이 한쪽으로 기운다.</w:t>
+        <w:t>정리는 깔끔한데 본문에 「다만 / 하지만 / 길어지면 / 물론 ~한 경우도 있다」가 있을 때. 빠진 것을 찾는 일이라 가장 안 보인다.</w:t>
       </w:r>
     </w:p>
     <w:tbl>
@@ -1881,7 +1912,7 @@
                 <w:b w:val="0"/>
                 <w:sz w:val="20"/>
               </w:rPr>
-              <w:t>이 물러남은 대체로 회복으로 이어지지만, 길어지면 고립이 되기도 한다</w:t>
+              <w:t>이 물러남은 회복으로 이어지기도 하지만, 길어지면 고립으로 굳는다</w:t>
             </w:r>
           </w:p>
         </w:tc>
@@ -1917,7 +1948,7 @@
                 <w:b/>
                 <w:sz w:val="20"/>
               </w:rPr>
-              <w:t>이 물러남은 회복으로 이어진다</w:t>
+              <w:t>이 물러남은 회복의 과정이다</w:t>
             </w:r>
           </w:p>
         </w:tc>
@@ -1930,7 +1961,53 @@
     </w:p>
     <w:p>
       <w:pPr>
-        <w:spacing w:after="80" w:line="336" w:lineRule="auto"/>
+        <w:spacing w:after="120" w:line="336" w:lineRule="auto"/>
+        <w:ind w:left="227"/>
+      </w:pPr>
+      <w:r>
+        <w:rPr>
+          <w:rFonts w:ascii="맑은 고딕" w:hAnsi="맑은 고딕" w:eastAsia="맑은 고딕"/>
+          <w:b/>
+          <w:color w:val="7A766C"/>
+          <w:sz w:val="18"/>
+        </w:rPr>
+        <w:t xml:space="preserve">거짓말이 되는 선  </w:t>
+      </w:r>
+      <w:r>
+        <w:rPr>
+          <w:rFonts w:ascii="맑은 고딕" w:hAnsi="맑은 고딕" w:eastAsia="맑은 고딕"/>
+          <w:b w:val="0"/>
+          <w:sz w:val="20"/>
+        </w:rPr>
+        <w:t>지워진 반례가 위험 신호일 때 거짓말. 단순한 예외면 요약.</w:t>
+      </w:r>
+    </w:p>
+    <w:p>
+      <w:pPr>
+        <w:spacing w:after="120" w:line="336" w:lineRule="auto"/>
+        <w:ind w:left="227"/>
+      </w:pPr>
+      <w:r>
+        <w:rPr>
+          <w:rFonts w:ascii="맑은 고딕" w:hAnsi="맑은 고딕" w:eastAsia="맑은 고딕"/>
+          <w:b/>
+          <w:color w:val="7A766C"/>
+          <w:sz w:val="18"/>
+        </w:rPr>
+        <w:t xml:space="preserve">믿으면 벌어지는 일  </w:t>
+      </w:r>
+      <w:r>
+        <w:rPr>
+          <w:rFonts w:ascii="맑은 고딕" w:hAnsi="맑은 고딕" w:eastAsia="맑은 고딕"/>
+          <w:b w:val="0"/>
+          <w:sz w:val="20"/>
+        </w:rPr>
+        <w:t>두 달째 방에서 안 나오는 친구를 그냥 둔다. 회복 중이라고 배웠으니까.</w:t>
+      </w:r>
+    </w:p>
+    <w:p>
+      <w:pPr>
+        <w:spacing w:after="60" w:line="336" w:lineRule="auto"/>
         <w:ind w:left="227"/>
       </w:pPr>
       <w:r>
@@ -1940,95 +2017,54 @@
           <w:color w:val="6B6A65"/>
           <w:sz w:val="18"/>
         </w:rPr>
-        <w:t>현실에서 같은 수법 — 학원 벽의 합격증 · 쇼핑몰 후기 · 성공 사례 모음</w:t>
+        <w:t>글 읽을 때 만나는 자리</w:t>
       </w:r>
     </w:p>
-    <w:tbl>
-      <w:tblPr>
-        <w:tblStyle w:val="TableGrid"/>
-        <w:tblW w:type="auto" w:w="0"/>
-        <w:tblLook w:firstColumn="1" w:firstRow="1" w:lastColumn="0" w:lastRow="0" w:noHBand="0" w:noVBand="1" w:val="04A0"/>
-      </w:tblPr>
-      <w:tblGrid>
-        <w:gridCol w:w="4873"/>
-        <w:gridCol w:w="4873"/>
-      </w:tblGrid>
-      <w:tr>
-        <w:tc>
-          <w:tcPr>
-            <w:tcW w:type="dxa" w:w="1531"/>
-            <w:shd w:val="clear" w:fill="FBEDEA"/>
-          </w:tcPr>
-          <w:p>
-            <w:r/>
-            <w:r>
-              <w:rPr>
-                <w:rFonts w:ascii="맑은 고딕" w:hAnsi="맑은 고딕" w:eastAsia="맑은 고딕"/>
-                <w:b/>
-                <w:color w:val="B5372B"/>
-                <w:sz w:val="17"/>
-              </w:rPr>
-              <w:t>이렇게 말한다</w:t>
-            </w:r>
-          </w:p>
-        </w:tc>
-        <w:tc>
-          <w:tcPr>
-            <w:tcW w:type="dxa" w:w="8107"/>
-          </w:tcPr>
-          <w:p>
-            <w:r/>
-            <w:r>
-              <w:rPr>
-                <w:rFonts w:ascii="맑은 고딕" w:hAnsi="맑은 고딕" w:eastAsia="맑은 고딕"/>
-                <w:b/>
-                <w:sz w:val="20"/>
-              </w:rPr>
-              <w:t>우리 학원 다니고 이만큼 붙었습니다 (합격증 30장)</w:t>
-            </w:r>
-          </w:p>
-        </w:tc>
-      </w:tr>
-      <w:tr>
-        <w:tc>
-          <w:tcPr>
-            <w:tcW w:type="dxa" w:w="1531"/>
-            <w:shd w:val="clear" w:fill="EAF3EC"/>
-          </w:tcPr>
-          <w:p>
-            <w:r/>
-            <w:r>
-              <w:rPr>
-                <w:rFonts w:ascii="맑은 고딕" w:hAnsi="맑은 고딕" w:eastAsia="맑은 고딕"/>
-                <w:b/>
-                <w:color w:val="2F6B4F"/>
-                <w:sz w:val="17"/>
-              </w:rPr>
-              <w:t>실제로는</w:t>
-            </w:r>
-          </w:p>
-        </w:tc>
-        <w:tc>
-          <w:tcPr>
-            <w:tcW w:type="dxa" w:w="8107"/>
-          </w:tcPr>
-          <w:p>
-            <w:r/>
-            <w:r>
-              <w:rPr>
-                <w:rFonts w:ascii="맑은 고딕" w:hAnsi="맑은 고딕" w:eastAsia="맑은 고딕"/>
-                <w:b w:val="0"/>
-                <w:sz w:val="20"/>
-              </w:rPr>
-              <w:t>떨어진 300명의 이야기는 벽에 붙지 않는다</w:t>
-            </w:r>
-          </w:p>
-        </w:tc>
-      </w:tr>
-    </w:tbl>
     <w:p>
       <w:pPr>
-        <w:spacing w:after="120" w:line="336" w:lineRule="auto"/>
+        <w:spacing w:after="60" w:line="336" w:lineRule="auto"/>
+        <w:ind w:left="397"/>
+      </w:pPr>
+      <w:r>
+        <w:rPr>
+          <w:rFonts w:ascii="맑은 고딕" w:hAnsi="맑은 고딕" w:eastAsia="맑은 고딕"/>
+          <w:b w:val="0"/>
+          <w:sz w:val="20"/>
+        </w:rPr>
+        <w:t>· 책 리뷰 — 저자가 붙인 경고 문단은 리뷰에 거의 옮겨지지 않는다</w:t>
+      </w:r>
+    </w:p>
+    <w:p>
+      <w:pPr>
+        <w:spacing w:after="60" w:line="336" w:lineRule="auto"/>
+        <w:ind w:left="397"/>
+      </w:pPr>
+      <w:r>
+        <w:rPr>
+          <w:rFonts w:ascii="맑은 고딕" w:hAnsi="맑은 고딕" w:eastAsia="맑은 고딕"/>
+          <w:b w:val="0"/>
+          <w:sz w:val="20"/>
+        </w:rPr>
+        <w:t>· 성공 사례 모음 — 실패한 쪽 이야기는 애초에 글이 되지 않는다</w:t>
+      </w:r>
+    </w:p>
+    <w:p>
+      <w:pPr>
+        <w:spacing w:after="60" w:line="336" w:lineRule="auto"/>
+        <w:ind w:left="397"/>
+      </w:pPr>
+      <w:r>
+        <w:rPr>
+          <w:rFonts w:ascii="맑은 고딕" w:hAnsi="맑은 고딕" w:eastAsia="맑은 고딕"/>
+          <w:b w:val="0"/>
+          <w:sz w:val="20"/>
+        </w:rPr>
+        <w:t>· 자기 주장에 맞는 부분만 인용한 발표문</w:t>
+      </w:r>
+    </w:p>
+    <w:p>
+      <w:pPr>
+        <w:spacing w:after="80" w:line="336" w:lineRule="auto"/>
       </w:pPr>
     </w:p>
     <w:p>
@@ -2052,7 +2088,7 @@
           <w:color w:val="14685A"/>
           <w:sz w:val="23"/>
         </w:rPr>
-        <w:t>“안 된 쪽, 반대쪽 이야기는 어디 갔지?”</w:t>
+        <w:t>“반대쪽 이야기는 어디 갔지? 작가가 걱정한 건 없었나?”</w:t>
       </w:r>
     </w:p>
     <w:p>
@@ -2075,7 +2111,7 @@
           <w:b w:val="0"/>
           <w:sz w:val="20"/>
         </w:rPr>
-        <w:t>④ 조건 제거와 헷갈리면 — 빠진 것이 「반대 사례」면 ⑤, 「성립 조건」이면 ④.</w:t>
+        <w:t>⑥과 헷갈리면 — 지운 게 「반대 사례」면 ⑤, 「같은 대상의 다른 성질」이면 ⑥.</w:t>
       </w:r>
     </w:p>
     <w:p>
@@ -2089,7 +2125,7 @@
           <w:color w:val="14685A"/>
           <w:sz w:val="27"/>
         </w:rPr>
-        <w:t>⑥ 불리한 항목 빼기</w:t>
+        <w:t>⑥ 다른 항목 지우기</w:t>
       </w:r>
     </w:p>
     <w:p>
@@ -2112,12 +2148,12 @@
           <w:b w:val="0"/>
           <w:sz w:val="20"/>
         </w:rPr>
-        <w:t>한 대상에 대해 나란히 있던 여러 사실 중, 유리한 항목만 남기고 불리한 항목을 뺀다.</w:t>
+        <w:t>한 대상에 나란히 붙어 있는 여러 성질 중, 유리한 항목만 남기고 불리한 항목을 뺀다.</w:t>
       </w:r>
     </w:p>
     <w:p>
       <w:pPr>
-        <w:spacing w:after="120" w:line="336" w:lineRule="auto"/>
+        <w:spacing w:after="160" w:line="336" w:lineRule="auto"/>
         <w:ind w:left="227"/>
       </w:pPr>
       <w:r>
@@ -2135,30 +2171,7 @@
           <w:b w:val="0"/>
           <w:sz w:val="20"/>
         </w:rPr>
-        <w:t>말한 내용은 전부 사실이라 반박할 데가 없다. 본문에서 같은 대상을 설명한 문장을 모두 모은 다음, 정리에 빠진 항목이 있는지 센다.</w:t>
-      </w:r>
-    </w:p>
-    <w:p>
-      <w:pPr>
-        <w:spacing w:after="160" w:line="336" w:lineRule="auto"/>
-        <w:ind w:left="227"/>
-      </w:pPr>
-      <w:r>
-        <w:rPr>
-          <w:rFonts w:ascii="맑은 고딕" w:hAnsi="맑은 고딕" w:eastAsia="맑은 고딕"/>
-          <w:b/>
-          <w:color w:val="7A766C"/>
-          <w:sz w:val="18"/>
-        </w:rPr>
-        <w:t xml:space="preserve">왜 거짓인가  </w:t>
-      </w:r>
-      <w:r>
-        <w:rPr>
-          <w:rFonts w:ascii="맑은 고딕" w:hAnsi="맑은 고딕" w:eastAsia="맑은 고딕"/>
-          <w:b w:val="0"/>
-          <w:sz w:val="20"/>
-        </w:rPr>
-        <w:t>거짓말한 문장이 하나도 없는데 전체 인상은 사실과 다르다. 그래서 방심하게 된다.</w:t>
+        <w:t>본문에서 같은 대상을 설명한 문장을 전부 모은 다음, 정리에 빠진 항목을 센다. 문장 하나만 봐서는 절대 안 잡힌다.</w:t>
       </w:r>
     </w:p>
     <w:tbl>
@@ -2238,7 +2251,7 @@
                 <w:b/>
                 <w:sz w:val="20"/>
               </w:rPr>
-              <w:t>이 성향은 창의성을 높인다</w:t>
+              <w:t>이 성향은 창의성의 원천이다</w:t>
             </w:r>
           </w:p>
         </w:tc>
@@ -2251,7 +2264,53 @@
     </w:p>
     <w:p>
       <w:pPr>
-        <w:spacing w:after="80" w:line="336" w:lineRule="auto"/>
+        <w:spacing w:after="120" w:line="336" w:lineRule="auto"/>
+        <w:ind w:left="227"/>
+      </w:pPr>
+      <w:r>
+        <w:rPr>
+          <w:rFonts w:ascii="맑은 고딕" w:hAnsi="맑은 고딕" w:eastAsia="맑은 고딕"/>
+          <w:b/>
+          <w:color w:val="7A766C"/>
+          <w:sz w:val="18"/>
+        </w:rPr>
+        <w:t xml:space="preserve">거짓말이 되는 선  </w:t>
+      </w:r>
+      <w:r>
+        <w:rPr>
+          <w:rFonts w:ascii="맑은 고딕" w:hAnsi="맑은 고딕" w:eastAsia="맑은 고딕"/>
+          <w:b w:val="0"/>
+          <w:sz w:val="20"/>
+        </w:rPr>
+        <w:t>빠진 항목이 함께 따라오는 대가일 때 거짓말. 그냥 부가 정보면 요약.</w:t>
+      </w:r>
+    </w:p>
+    <w:p>
+      <w:pPr>
+        <w:spacing w:after="120" w:line="336" w:lineRule="auto"/>
+        <w:ind w:left="227"/>
+      </w:pPr>
+      <w:r>
+        <w:rPr>
+          <w:rFonts w:ascii="맑은 고딕" w:hAnsi="맑은 고딕" w:eastAsia="맑은 고딕"/>
+          <w:b/>
+          <w:color w:val="7A766C"/>
+          <w:sz w:val="18"/>
+        </w:rPr>
+        <w:t xml:space="preserve">믿으면 벌어지는 일  </w:t>
+      </w:r>
+      <w:r>
+        <w:rPr>
+          <w:rFonts w:ascii="맑은 고딕" w:hAnsi="맑은 고딕" w:eastAsia="맑은 고딕"/>
+          <w:b w:val="0"/>
+          <w:sz w:val="20"/>
+        </w:rPr>
+        <w:t>그 성향을 더 키우려 한다. 친구들이 하나씩 멀어지는 이유는 끝내 모른다.</w:t>
+      </w:r>
+    </w:p>
+    <w:p>
+      <w:pPr>
+        <w:spacing w:after="60" w:line="336" w:lineRule="auto"/>
         <w:ind w:left="227"/>
       </w:pPr>
       <w:r>
@@ -2261,7 +2320,213 @@
           <w:color w:val="6B6A65"/>
           <w:sz w:val="18"/>
         </w:rPr>
-        <w:t>현실에서 같은 수법 — 제품 포장 앞면 · 성적표 설명 · 잘못을 설명할 때</w:t>
+        <w:t>글 읽을 때 만나는 자리</w:t>
+      </w:r>
+    </w:p>
+    <w:p>
+      <w:pPr>
+        <w:spacing w:after="60" w:line="336" w:lineRule="auto"/>
+        <w:ind w:left="397"/>
+      </w:pPr>
+      <w:r>
+        <w:rPr>
+          <w:rFonts w:ascii="맑은 고딕" w:hAnsi="맑은 고딕" w:eastAsia="맑은 고딕"/>
+          <w:b w:val="0"/>
+          <w:sz w:val="20"/>
+        </w:rPr>
+        <w:t>· 인물 소개 글 — 업적만 적고 그 사람이 한 다른 일은 적지 않는다</w:t>
+      </w:r>
+    </w:p>
+    <w:p>
+      <w:pPr>
+        <w:spacing w:after="60" w:line="336" w:lineRule="auto"/>
+        <w:ind w:left="397"/>
+      </w:pPr>
+      <w:r>
+        <w:rPr>
+          <w:rFonts w:ascii="맑은 고딕" w:hAnsi="맑은 고딕" w:eastAsia="맑은 고딕"/>
+          <w:b w:val="0"/>
+          <w:sz w:val="20"/>
+        </w:rPr>
+        <w:t>· 책 뒤표지 홍보 문구 — 책 속의 단점 설명은 뒤표지에 오지 않는다</w:t>
+      </w:r>
+    </w:p>
+    <w:p>
+      <w:pPr>
+        <w:spacing w:after="60" w:line="336" w:lineRule="auto"/>
+        <w:ind w:left="397"/>
+      </w:pPr>
+      <w:r>
+        <w:rPr>
+          <w:rFonts w:ascii="맑은 고딕" w:hAnsi="맑은 고딕" w:eastAsia="맑은 고딕"/>
+          <w:b w:val="0"/>
+          <w:sz w:val="20"/>
+        </w:rPr>
+        <w:t>· 성격 유형 콘텐츠 — 장점 카드와 단점 카드가 따로 돌아다닌다</w:t>
+      </w:r>
+    </w:p>
+    <w:p>
+      <w:pPr>
+        <w:spacing w:after="80" w:line="336" w:lineRule="auto"/>
+      </w:pPr>
+    </w:p>
+    <w:p>
+      <w:pPr>
+        <w:spacing w:after="160" w:line="336" w:lineRule="auto"/>
+        <w:ind w:left="227"/>
+      </w:pPr>
+      <w:r>
+        <w:rPr>
+          <w:rFonts w:ascii="맑은 고딕" w:hAnsi="맑은 고딕" w:eastAsia="맑은 고딕"/>
+          <w:b/>
+          <w:color w:val="6B6A65"/>
+          <w:sz w:val="17"/>
+        </w:rPr>
+        <w:t xml:space="preserve">되받아치는 질문   </w:t>
+      </w:r>
+      <w:r>
+        <w:rPr>
+          <w:rFonts w:ascii="맑은 고딕" w:hAnsi="맑은 고딕" w:eastAsia="맑은 고딕"/>
+          <w:b/>
+          <w:color w:val="14685A"/>
+          <w:sz w:val="23"/>
+        </w:rPr>
+        <w:t>“같은 대상에 대해 본문이 말한 다른 항목은 뭐가 있었지?”</w:t>
+      </w:r>
+    </w:p>
+    <w:p>
+      <w:pPr>
+        <w:spacing w:after="320" w:line="336" w:lineRule="auto"/>
+        <w:ind w:left="227"/>
+      </w:pPr>
+      <w:r>
+        <w:rPr>
+          <w:rFonts w:ascii="맑은 고딕" w:hAnsi="맑은 고딕" w:eastAsia="맑은 고딕"/>
+          <w:b/>
+          <w:color w:val="7A766C"/>
+          <w:sz w:val="18"/>
+        </w:rPr>
+        <w:t xml:space="preserve">헷갈리지 않기  </w:t>
+      </w:r>
+      <w:r>
+        <w:rPr>
+          <w:rFonts w:ascii="맑은 고딕" w:hAnsi="맑은 고딕" w:eastAsia="맑은 고딕"/>
+          <w:b w:val="0"/>
+          <w:sz w:val="20"/>
+        </w:rPr>
+        <w:t>⑤와 헷갈리면 — 지운 게 「같은 대상의 다른 성질」이면 ⑥, 「반대 사례」면 ⑤.</w:t>
+      </w:r>
+    </w:p>
+    <w:p>
+      <w:r>
+        <w:br w:type="page"/>
+      </w:r>
+    </w:p>
+    <w:p>
+      <w:pPr>
+        <w:spacing w:after="40" w:line="336" w:lineRule="auto"/>
+      </w:pPr>
+      <w:r>
+        <w:rPr>
+          <w:rFonts w:ascii="맑은 고딕" w:hAnsi="맑은 고딕" w:eastAsia="맑은 고딕"/>
+          <w:b/>
+          <w:color w:val="3B3585"/>
+          <w:sz w:val="34"/>
+        </w:rPr>
+        <w:t>3군 · 주인이 바뀐다</w:t>
+      </w:r>
+    </w:p>
+    <w:p>
+      <w:pPr>
+        <w:spacing w:after="40" w:line="336" w:lineRule="auto"/>
+      </w:pPr>
+      <w:r>
+        <w:rPr>
+          <w:rFonts w:ascii="맑은 고딕" w:hAnsi="맑은 고딕" w:eastAsia="맑은 고딕"/>
+          <w:b/>
+          <w:color w:val="3B3585"/>
+          <w:sz w:val="24"/>
+        </w:rPr>
+        <w:t>누구의, 누구에 대한 말이지?</w:t>
+      </w:r>
+    </w:p>
+    <w:p>
+      <w:pPr>
+        <w:spacing w:after="80" w:line="336" w:lineRule="auto"/>
+      </w:pPr>
+      <w:r>
+        <w:rPr>
+          <w:rFonts w:ascii="맑은 고딕" w:hAnsi="맑은 고딕" w:eastAsia="맑은 고딕"/>
+          <w:b w:val="0"/>
+          <w:color w:val="6B6A65"/>
+          <w:sz w:val="20"/>
+        </w:rPr>
+        <w:t>이럴 때 걸린다 — 누가 한 말인지 흐릿하다</w:t>
+      </w:r>
+    </w:p>
+    <w:p>
+      <w:pPr>
+        <w:spacing w:after="120" w:line="336" w:lineRule="auto"/>
+      </w:pPr>
+    </w:p>
+    <w:p>
+      <w:pPr>
+        <w:spacing w:after="60" w:line="336" w:lineRule="auto"/>
+      </w:pPr>
+      <w:r>
+        <w:rPr>
+          <w:rFonts w:ascii="맑은 고딕" w:hAnsi="맑은 고딕" w:eastAsia="맑은 고딕"/>
+          <w:b/>
+          <w:color w:val="3B3585"/>
+          <w:sz w:val="27"/>
+        </w:rPr>
+        <w:t>⑦ 인용을 저자 말로 만들기</w:t>
+      </w:r>
+    </w:p>
+    <w:p>
+      <w:pPr>
+        <w:spacing w:after="120" w:line="336" w:lineRule="auto"/>
+        <w:ind w:left="227"/>
+      </w:pPr>
+      <w:r>
+        <w:rPr>
+          <w:rFonts w:ascii="맑은 고딕" w:hAnsi="맑은 고딕" w:eastAsia="맑은 고딕"/>
+          <w:b/>
+          <w:color w:val="7A766C"/>
+          <w:sz w:val="18"/>
+        </w:rPr>
+        <w:t xml:space="preserve">정의  </w:t>
+      </w:r>
+      <w:r>
+        <w:rPr>
+          <w:rFonts w:ascii="맑은 고딕" w:hAnsi="맑은 고딕" w:eastAsia="맑은 고딕"/>
+          <w:b w:val="0"/>
+          <w:sz w:val="20"/>
+        </w:rPr>
+        <w:t>작가가 소개한 다른 사람의 말을, 작가 자신의 주장으로 바꾼다. 내용은 그대로 두고 말한 사람만 지운다.</w:t>
+      </w:r>
+    </w:p>
+    <w:p>
+      <w:pPr>
+        <w:spacing w:after="160" w:line="336" w:lineRule="auto"/>
+        <w:ind w:left="227"/>
+      </w:pPr>
+      <w:r>
+        <w:rPr>
+          <w:rFonts w:ascii="맑은 고딕" w:hAnsi="맑은 고딕" w:eastAsia="맑은 고딕"/>
+          <w:b/>
+          <w:color w:val="7A766C"/>
+          <w:sz w:val="18"/>
+        </w:rPr>
+        <w:t xml:space="preserve">알아보는 법  </w:t>
+      </w:r>
+      <w:r>
+        <w:rPr>
+          <w:rFonts w:ascii="맑은 고딕" w:hAnsi="맑은 고딕" w:eastAsia="맑은 고딕"/>
+          <w:b w:val="0"/>
+          <w:sz w:val="20"/>
+        </w:rPr>
+        <w:t>본문에서 인용 표시(「~는 말한다 / ~에 따르면 / 한 사례에서 / 어떤 상담자는」)를 찾는다. 정리에서 그 부분이 통째로 사라졌으면 이 유형.</w:t>
       </w:r>
     </w:p>
     <w:tbl>
@@ -2278,6 +2543,42 @@
         <w:tc>
           <w:tcPr>
             <w:tcW w:type="dxa" w:w="1531"/>
+            <w:shd w:val="clear" w:fill="EAF3EC"/>
+          </w:tcPr>
+          <w:p>
+            <w:r/>
+            <w:r>
+              <w:rPr>
+                <w:rFonts w:ascii="맑은 고딕" w:hAnsi="맑은 고딕" w:eastAsia="맑은 고딕"/>
+                <w:b/>
+                <w:color w:val="2F6B4F"/>
+                <w:sz w:val="17"/>
+              </w:rPr>
+              <w:t>작가</w:t>
+            </w:r>
+          </w:p>
+        </w:tc>
+        <w:tc>
+          <w:tcPr>
+            <w:tcW w:type="dxa" w:w="8107"/>
+          </w:tcPr>
+          <w:p>
+            <w:r/>
+            <w:r>
+              <w:rPr>
+                <w:rFonts w:ascii="맑은 고딕" w:hAnsi="맑은 고딕" w:eastAsia="맑은 고딕"/>
+                <w:b w:val="0"/>
+                <w:sz w:val="20"/>
+              </w:rPr>
+              <w:t>한 상담자는 4번 유형이 침묵 속에서 회복된다고 말했다</w:t>
+            </w:r>
+          </w:p>
+        </w:tc>
+      </w:tr>
+      <w:tr>
+        <w:tc>
+          <w:tcPr>
+            <w:tcW w:type="dxa" w:w="1531"/>
             <w:shd w:val="clear" w:fill="FBEDEA"/>
           </w:tcPr>
           <w:p>
@@ -2289,7 +2590,7 @@
                 <w:color w:val="B5372B"/>
                 <w:sz w:val="17"/>
               </w:rPr>
-              <w:t>이렇게 말한다</w:t>
+              <w:t>정리</w:t>
             </w:r>
           </w:p>
         </w:tc>
@@ -2305,11 +2606,242 @@
                 <w:b/>
                 <w:sz w:val="20"/>
               </w:rPr>
-              <w:t>이 과자, 설탕 0g이에요</w:t>
+              <w:t>4번 유형은 침묵 속에서 회복된다</w:t>
             </w:r>
           </w:p>
         </w:tc>
       </w:tr>
+    </w:tbl>
+    <w:p>
+      <w:pPr>
+        <w:spacing w:after="120" w:line="336" w:lineRule="auto"/>
+      </w:pPr>
+    </w:p>
+    <w:p>
+      <w:pPr>
+        <w:spacing w:after="120" w:line="336" w:lineRule="auto"/>
+        <w:ind w:left="227"/>
+      </w:pPr>
+      <w:r>
+        <w:rPr>
+          <w:rFonts w:ascii="맑은 고딕" w:hAnsi="맑은 고딕" w:eastAsia="맑은 고딕"/>
+          <w:b/>
+          <w:color w:val="7A766C"/>
+          <w:sz w:val="18"/>
+        </w:rPr>
+        <w:t xml:space="preserve">거짓말이 되는 선  </w:t>
+      </w:r>
+      <w:r>
+        <w:rPr>
+          <w:rFonts w:ascii="맑은 고딕" w:hAnsi="맑은 고딕" w:eastAsia="맑은 고딕"/>
+          <w:b w:val="0"/>
+          <w:sz w:val="20"/>
+        </w:rPr>
+        <w:t>화자가 지워진 결과 말의 무게가 올라가면 거짓말. 한 사람의 경험담이 이 분야의 정설이 된다.</w:t>
+      </w:r>
+    </w:p>
+    <w:p>
+      <w:pPr>
+        <w:spacing w:after="120" w:line="336" w:lineRule="auto"/>
+        <w:ind w:left="227"/>
+      </w:pPr>
+      <w:r>
+        <w:rPr>
+          <w:rFonts w:ascii="맑은 고딕" w:hAnsi="맑은 고딕" w:eastAsia="맑은 고딕"/>
+          <w:b/>
+          <w:color w:val="7A766C"/>
+          <w:sz w:val="18"/>
+        </w:rPr>
+        <w:t xml:space="preserve">믿으면 벌어지는 일  </w:t>
+      </w:r>
+      <w:r>
+        <w:rPr>
+          <w:rFonts w:ascii="맑은 고딕" w:hAnsi="맑은 고딕" w:eastAsia="맑은 고딕"/>
+          <w:b w:val="0"/>
+          <w:sz w:val="20"/>
+        </w:rPr>
+        <w:t>한 상담자의 인상을 모든 4번에게 적용한다. 틀렸을 때 누구에게 물어야 할지도 알 수 없다.</w:t>
+      </w:r>
+    </w:p>
+    <w:p>
+      <w:pPr>
+        <w:spacing w:after="60" w:line="336" w:lineRule="auto"/>
+        <w:ind w:left="227"/>
+      </w:pPr>
+      <w:r>
+        <w:rPr>
+          <w:rFonts w:ascii="맑은 고딕" w:hAnsi="맑은 고딕" w:eastAsia="맑은 고딕"/>
+          <w:b/>
+          <w:color w:val="6B6A65"/>
+          <w:sz w:val="18"/>
+        </w:rPr>
+        <w:t>글 읽을 때 만나는 자리</w:t>
+      </w:r>
+    </w:p>
+    <w:p>
+      <w:pPr>
+        <w:spacing w:after="60" w:line="336" w:lineRule="auto"/>
+        <w:ind w:left="397"/>
+      </w:pPr>
+      <w:r>
+        <w:rPr>
+          <w:rFonts w:ascii="맑은 고딕" w:hAnsi="맑은 고딕" w:eastAsia="맑은 고딕"/>
+          <w:b w:val="0"/>
+          <w:sz w:val="20"/>
+        </w:rPr>
+        <w:t>· 「전문가에 따르면」 — 이름이 없으면 확인할 방법도 없다</w:t>
+      </w:r>
+    </w:p>
+    <w:p>
+      <w:pPr>
+        <w:spacing w:after="60" w:line="336" w:lineRule="auto"/>
+        <w:ind w:left="397"/>
+      </w:pPr>
+      <w:r>
+        <w:rPr>
+          <w:rFonts w:ascii="맑은 고딕" w:hAnsi="맑은 고딕" w:eastAsia="맑은 고딕"/>
+          <w:b w:val="0"/>
+          <w:sz w:val="20"/>
+        </w:rPr>
+        <w:t>· 등장인물의 대사를 작가의 생각으로 적은 독후감 (소설 읽을 때 가장 잦은 실수)</w:t>
+      </w:r>
+    </w:p>
+    <w:p>
+      <w:pPr>
+        <w:spacing w:after="60" w:line="336" w:lineRule="auto"/>
+        <w:ind w:left="397"/>
+      </w:pPr>
+      <w:r>
+        <w:rPr>
+          <w:rFonts w:ascii="맑은 고딕" w:hAnsi="맑은 고딕" w:eastAsia="맑은 고딕"/>
+          <w:b w:val="0"/>
+          <w:sz w:val="20"/>
+        </w:rPr>
+        <w:t>· 인터뷰 기사의 답변을 기자의 주장으로 옮긴 요약</w:t>
+      </w:r>
+    </w:p>
+    <w:p>
+      <w:pPr>
+        <w:spacing w:after="80" w:line="336" w:lineRule="auto"/>
+      </w:pPr>
+    </w:p>
+    <w:p>
+      <w:pPr>
+        <w:spacing w:after="160" w:line="336" w:lineRule="auto"/>
+        <w:ind w:left="227"/>
+      </w:pPr>
+      <w:r>
+        <w:rPr>
+          <w:rFonts w:ascii="맑은 고딕" w:hAnsi="맑은 고딕" w:eastAsia="맑은 고딕"/>
+          <w:b/>
+          <w:color w:val="6B6A65"/>
+          <w:sz w:val="17"/>
+        </w:rPr>
+        <w:t xml:space="preserve">되받아치는 질문   </w:t>
+      </w:r>
+      <w:r>
+        <w:rPr>
+          <w:rFonts w:ascii="맑은 고딕" w:hAnsi="맑은 고딕" w:eastAsia="맑은 고딕"/>
+          <w:b/>
+          <w:color w:val="3B3585"/>
+          <w:sz w:val="23"/>
+        </w:rPr>
+        <w:t>“이 말을 처음 한 사람이 누구지?”</w:t>
+      </w:r>
+    </w:p>
+    <w:p>
+      <w:pPr>
+        <w:spacing w:after="320" w:line="336" w:lineRule="auto"/>
+        <w:ind w:left="227"/>
+      </w:pPr>
+      <w:r>
+        <w:rPr>
+          <w:rFonts w:ascii="맑은 고딕" w:hAnsi="맑은 고딕" w:eastAsia="맑은 고딕"/>
+          <w:b/>
+          <w:color w:val="7A766C"/>
+          <w:sz w:val="18"/>
+        </w:rPr>
+        <w:t xml:space="preserve">헷갈리지 않기  </w:t>
+      </w:r>
+      <w:r>
+        <w:rPr>
+          <w:rFonts w:ascii="맑은 고딕" w:hAnsi="맑은 고딕" w:eastAsia="맑은 고딕"/>
+          <w:b w:val="0"/>
+          <w:sz w:val="20"/>
+        </w:rPr>
+        <w:t>⑧과 헷갈리면 — 작가가 소개만 했으면 ⑦, 반박까지 했으면 ⑧.</w:t>
+      </w:r>
+    </w:p>
+    <w:p>
+      <w:pPr>
+        <w:spacing w:after="60" w:line="336" w:lineRule="auto"/>
+      </w:pPr>
+      <w:r>
+        <w:rPr>
+          <w:rFonts w:ascii="맑은 고딕" w:hAnsi="맑은 고딕" w:eastAsia="맑은 고딕"/>
+          <w:b/>
+          <w:color w:val="3B3585"/>
+          <w:sz w:val="27"/>
+        </w:rPr>
+        <w:t>⑧ 반박 대상 훔치기</w:t>
+      </w:r>
+    </w:p>
+    <w:p>
+      <w:pPr>
+        <w:spacing w:after="120" w:line="336" w:lineRule="auto"/>
+        <w:ind w:left="227"/>
+      </w:pPr>
+      <w:r>
+        <w:rPr>
+          <w:rFonts w:ascii="맑은 고딕" w:hAnsi="맑은 고딕" w:eastAsia="맑은 고딕"/>
+          <w:b/>
+          <w:color w:val="7A766C"/>
+          <w:sz w:val="18"/>
+        </w:rPr>
+        <w:t xml:space="preserve">정의  </w:t>
+      </w:r>
+      <w:r>
+        <w:rPr>
+          <w:rFonts w:ascii="맑은 고딕" w:hAnsi="맑은 고딕" w:eastAsia="맑은 고딕"/>
+          <w:b w:val="0"/>
+          <w:sz w:val="20"/>
+        </w:rPr>
+        <w:t>작가가 반박하려고 가져온 주장을 작가의 주장으로 뒤집어 놓는다. 인용문 바로 뒤에 오는 「그러나」만 지우면 완성된다.</w:t>
+      </w:r>
+    </w:p>
+    <w:p>
+      <w:pPr>
+        <w:spacing w:after="160" w:line="336" w:lineRule="auto"/>
+        <w:ind w:left="227"/>
+      </w:pPr>
+      <w:r>
+        <w:rPr>
+          <w:rFonts w:ascii="맑은 고딕" w:hAnsi="맑은 고딕" w:eastAsia="맑은 고딕"/>
+          <w:b/>
+          <w:color w:val="7A766C"/>
+          <w:sz w:val="18"/>
+        </w:rPr>
+        <w:t xml:space="preserve">알아보는 법  </w:t>
+      </w:r>
+      <w:r>
+        <w:rPr>
+          <w:rFonts w:ascii="맑은 고딕" w:hAnsi="맑은 고딕" w:eastAsia="맑은 고딕"/>
+          <w:b w:val="0"/>
+          <w:sz w:val="20"/>
+        </w:rPr>
+        <w:t>정리 문장이 있는 자리 앞뒤를 반드시 읽는다. 「흔히 ~라고 말한다 / 사람들은 ~로 여긴다 / 이런 오해가 있다」로 시작하고, 몇 줄 뒤에 「그러나 / 하지만 / 이는 ~만 본 것이다」가 오면 이 유형.</w:t>
+      </w:r>
+    </w:p>
+    <w:tbl>
+      <w:tblPr>
+        <w:tblStyle w:val="TableGrid"/>
+        <w:tblW w:type="auto" w:w="0"/>
+        <w:tblLook w:firstColumn="1" w:firstRow="1" w:lastColumn="0" w:lastRow="0" w:noHBand="0" w:noVBand="1" w:val="04A0"/>
+      </w:tblPr>
+      <w:tblGrid>
+        <w:gridCol w:w="4873"/>
+        <w:gridCol w:w="4873"/>
+      </w:tblGrid>
       <w:tr>
         <w:tc>
           <w:tcPr>
@@ -2325,7 +2857,7 @@
                 <w:color w:val="2F6B4F"/>
                 <w:sz w:val="17"/>
               </w:rPr>
-              <w:t>실제로는</w:t>
+              <w:t>작가</w:t>
             </w:r>
           </w:p>
         </w:tc>
@@ -2341,7 +2873,43 @@
                 <w:b w:val="0"/>
                 <w:sz w:val="20"/>
               </w:rPr>
-              <w:t>설탕은 정말 없다. 대신 지방이 두 배인데 그건 말하지 않는다</w:t>
+              <w:t>흔히 4번 유형은 관심받고 싶어 하는 유형이라고 말한다. 그러나 이는 겉으로 드러난 행동만 본 설명이다</w:t>
+            </w:r>
+          </w:p>
+        </w:tc>
+      </w:tr>
+      <w:tr>
+        <w:tc>
+          <w:tcPr>
+            <w:tcW w:type="dxa" w:w="1531"/>
+            <w:shd w:val="clear" w:fill="FBEDEA"/>
+          </w:tcPr>
+          <w:p>
+            <w:r/>
+            <w:r>
+              <w:rPr>
+                <w:rFonts w:ascii="맑은 고딕" w:hAnsi="맑은 고딕" w:eastAsia="맑은 고딕"/>
+                <w:b/>
+                <w:color w:val="B5372B"/>
+                <w:sz w:val="17"/>
+              </w:rPr>
+              <w:t>정리</w:t>
+            </w:r>
+          </w:p>
+        </w:tc>
+        <w:tc>
+          <w:tcPr>
+            <w:tcW w:type="dxa" w:w="8107"/>
+          </w:tcPr>
+          <w:p>
+            <w:r/>
+            <w:r>
+              <w:rPr>
+                <w:rFonts w:ascii="맑은 고딕" w:hAnsi="맑은 고딕" w:eastAsia="맑은 고딕"/>
+                <w:b/>
+                <w:sz w:val="20"/>
+              </w:rPr>
+              <w:t>4번 유형은 관심받고 싶어 하는 유형이다</w:t>
             </w:r>
           </w:p>
         </w:tc>
@@ -2350,6 +2918,114 @@
     <w:p>
       <w:pPr>
         <w:spacing w:after="120" w:line="336" w:lineRule="auto"/>
+      </w:pPr>
+    </w:p>
+    <w:p>
+      <w:pPr>
+        <w:spacing w:after="120" w:line="336" w:lineRule="auto"/>
+        <w:ind w:left="227"/>
+      </w:pPr>
+      <w:r>
+        <w:rPr>
+          <w:rFonts w:ascii="맑은 고딕" w:hAnsi="맑은 고딕" w:eastAsia="맑은 고딕"/>
+          <w:b/>
+          <w:color w:val="7A766C"/>
+          <w:sz w:val="18"/>
+        </w:rPr>
+        <w:t xml:space="preserve">거짓말이 되는 선  </w:t>
+      </w:r>
+      <w:r>
+        <w:rPr>
+          <w:rFonts w:ascii="맑은 고딕" w:hAnsi="맑은 고딕" w:eastAsia="맑은 고딕"/>
+          <w:b w:val="0"/>
+          <w:sz w:val="20"/>
+        </w:rPr>
+        <w:t>이건 선이 필요 없다. 언제나 거짓말이다. 작가가 없애려던 오해를 작가의 결론으로 만들어, 책이 하려던 말을 정확히 반대로 뒤집기 때문이다.</w:t>
+      </w:r>
+    </w:p>
+    <w:p>
+      <w:pPr>
+        <w:spacing w:after="120" w:line="336" w:lineRule="auto"/>
+        <w:ind w:left="227"/>
+      </w:pPr>
+      <w:r>
+        <w:rPr>
+          <w:rFonts w:ascii="맑은 고딕" w:hAnsi="맑은 고딕" w:eastAsia="맑은 고딕"/>
+          <w:b/>
+          <w:color w:val="7A766C"/>
+          <w:sz w:val="18"/>
+        </w:rPr>
+        <w:t xml:space="preserve">믿으면 벌어지는 일  </w:t>
+      </w:r>
+      <w:r>
+        <w:rPr>
+          <w:rFonts w:ascii="맑은 고딕" w:hAnsi="맑은 고딕" w:eastAsia="맑은 고딕"/>
+          <w:b w:val="0"/>
+          <w:sz w:val="20"/>
+        </w:rPr>
+        <w:t>책을 읽고도 읽기 전보다 더 틀린 생각을 갖게 된다. 그리고 그 생각에 「책에서 봤다」는 근거까지 붙는다.</w:t>
+      </w:r>
+    </w:p>
+    <w:p>
+      <w:pPr>
+        <w:spacing w:after="60" w:line="336" w:lineRule="auto"/>
+        <w:ind w:left="227"/>
+      </w:pPr>
+      <w:r>
+        <w:rPr>
+          <w:rFonts w:ascii="맑은 고딕" w:hAnsi="맑은 고딕" w:eastAsia="맑은 고딕"/>
+          <w:b/>
+          <w:color w:val="6B6A65"/>
+          <w:sz w:val="18"/>
+        </w:rPr>
+        <w:t>글 읽을 때 만나는 자리</w:t>
+      </w:r>
+    </w:p>
+    <w:p>
+      <w:pPr>
+        <w:spacing w:after="60" w:line="336" w:lineRule="auto"/>
+        <w:ind w:left="397"/>
+      </w:pPr>
+      <w:r>
+        <w:rPr>
+          <w:rFonts w:ascii="맑은 고딕" w:hAnsi="맑은 고딕" w:eastAsia="맑은 고딕"/>
+          <w:b w:val="0"/>
+          <w:sz w:val="20"/>
+        </w:rPr>
+        <w:t>· 기사 제목만 보고 공유할 때 — 본문은 그 주장을 반박하는 내용인 경우가 흔하다</w:t>
+      </w:r>
+    </w:p>
+    <w:p>
+      <w:pPr>
+        <w:spacing w:after="60" w:line="336" w:lineRule="auto"/>
+        <w:ind w:left="397"/>
+      </w:pPr>
+      <w:r>
+        <w:rPr>
+          <w:rFonts w:ascii="맑은 고딕" w:hAnsi="맑은 고딕" w:eastAsia="맑은 고딕"/>
+          <w:b w:val="0"/>
+          <w:sz w:val="20"/>
+        </w:rPr>
+        <w:t>· 토론문 요약 — 반대 측 주장을 정리해 둔 부분이 필자 주장으로 인용된다</w:t>
+      </w:r>
+    </w:p>
+    <w:p>
+      <w:pPr>
+        <w:spacing w:after="60" w:line="336" w:lineRule="auto"/>
+        <w:ind w:left="397"/>
+      </w:pPr>
+      <w:r>
+        <w:rPr>
+          <w:rFonts w:ascii="맑은 고딕" w:hAnsi="맑은 고딕" w:eastAsia="맑은 고딕"/>
+          <w:b w:val="0"/>
+          <w:sz w:val="20"/>
+        </w:rPr>
+        <w:t>· 캡처 한 장으로 돌아다니는 글 — 그 문단을 뒤집는 다음 문단이 잘려 있다</w:t>
+      </w:r>
+    </w:p>
+    <w:p>
+      <w:pPr>
+        <w:spacing w:after="80" w:line="336" w:lineRule="auto"/>
       </w:pPr>
     </w:p>
     <w:p>
@@ -2370,10 +3046,10 @@
         <w:rPr>
           <w:rFonts w:ascii="맑은 고딕" w:hAnsi="맑은 고딕" w:eastAsia="맑은 고딕"/>
           <w:b/>
-          <w:color w:val="14685A"/>
+          <w:color w:val="3B3585"/>
           <w:sz w:val="23"/>
         </w:rPr>
-        <w:t>“이것 말고 같이 봐야 할 항목은 뭐지?”</w:t>
+        <w:t>“작가가 이 말에 동의하나, 반박하나? 이 문장 다음 줄에 뭐라고 쓰여 있지?”</w:t>
       </w:r>
     </w:p>
     <w:p>
@@ -2396,54 +3072,7 @@
           <w:b w:val="0"/>
           <w:sz w:val="20"/>
         </w:rPr>
-        <w:t>⑤ 반례 무시와 헷갈리면 — 지운 것이 「예외 사례」면 ⑤, 「같은 대상의 다른 성질」이면 ⑥.</w:t>
-      </w:r>
-    </w:p>
-    <w:p>
-      <w:r>
-        <w:br w:type="page"/>
-      </w:r>
-    </w:p>
-    <w:p>
-      <w:pPr>
-        <w:spacing w:after="40" w:line="336" w:lineRule="auto"/>
-      </w:pPr>
-      <w:r>
-        <w:rPr>
-          <w:rFonts w:ascii="맑은 고딕" w:hAnsi="맑은 고딕" w:eastAsia="맑은 고딕"/>
-          <w:b/>
-          <w:color w:val="3B3585"/>
-          <w:sz w:val="34"/>
-        </w:rPr>
-        <w:t>3군 · 엮기</w:t>
-      </w:r>
-    </w:p>
-    <w:p>
-      <w:pPr>
-        <w:spacing w:after="40" w:line="336" w:lineRule="auto"/>
-      </w:pPr>
-      <w:r>
-        <w:rPr>
-          <w:rFonts w:ascii="맑은 고딕" w:hAnsi="맑은 고딕" w:eastAsia="맑은 고딕"/>
-          <w:b/>
-          <w:color w:val="6B6A65"/>
-          <w:sz w:val="22"/>
-        </w:rPr>
-        <w:t>원인과 이유를 손댄다</w:t>
-      </w:r>
-    </w:p>
-    <w:p>
-      <w:pPr>
-        <w:spacing w:after="240" w:line="336" w:lineRule="auto"/>
-      </w:pPr>
-      <w:r>
-        <w:rPr>
-          <w:rFonts w:ascii="맑은 고딕" w:hAnsi="맑은 고딕" w:eastAsia="맑은 고딕"/>
-          <w:b w:val="0"/>
-          <w:color w:val="6B6A65"/>
-          <w:sz w:val="20"/>
-        </w:rPr>
-        <w:t>이럴 때 의심한다 — 「그래서 그렇게 됐다」가 너무 매끄럽다</w:t>
+        <w:t>⑦과 헷갈리면 — 작가가 소개만 했으면 ⑦, 반박까지 했으면 ⑧.</w:t>
       </w:r>
     </w:p>
     <w:p>
@@ -2457,7 +3086,7 @@
           <w:color w:val="3B3585"/>
           <w:sz w:val="27"/>
         </w:rPr>
-        <w:t>⑦ 상관-인과 둔갑</w:t>
+        <w:t>⑨ 대상 넓히기</w:t>
       </w:r>
     </w:p>
     <w:p>
@@ -2480,12 +3109,12 @@
           <w:b w:val="0"/>
           <w:sz w:val="20"/>
         </w:rPr>
-        <w:t>작가가 「같이 나타난다」고만 한 것을 「하나가 다른 하나를 일으킨다」로 바꾼다.</w:t>
+        <w:t>주장이 적용되는 대상의 범위를 슬쩍 옮긴다. 4번 유형 → 사람, 어떤 경우 → 모든 경우.</w:t>
       </w:r>
     </w:p>
     <w:p>
       <w:pPr>
-        <w:spacing w:after="120" w:line="336" w:lineRule="auto"/>
+        <w:spacing w:after="160" w:line="336" w:lineRule="auto"/>
         <w:ind w:left="227"/>
       </w:pPr>
       <w:r>
@@ -2503,12 +3132,100 @@
           <w:b w:val="0"/>
           <w:sz w:val="20"/>
         </w:rPr>
-        <w:t>본문이 「~와 관련이 있다 / 함께 나타난다 / 동시에 증가했다」인데 정리가 「~때문에 / ~가 ~를 만든다」일 때.</w:t>
+        <w:t>「누구에 대한 이야기인가」를 본문과 대조한다. 내용은 같은데 주어의 범위만 커져 있으면 이 유형.</w:t>
       </w:r>
     </w:p>
+    <w:tbl>
+      <w:tblPr>
+        <w:tblStyle w:val="TableGrid"/>
+        <w:tblW w:type="auto" w:w="0"/>
+        <w:tblLook w:firstColumn="1" w:firstRow="1" w:lastColumn="0" w:lastRow="0" w:noHBand="0" w:noVBand="1" w:val="04A0"/>
+      </w:tblPr>
+      <w:tblGrid>
+        <w:gridCol w:w="4873"/>
+        <w:gridCol w:w="4873"/>
+      </w:tblGrid>
+      <w:tr>
+        <w:tc>
+          <w:tcPr>
+            <w:tcW w:type="dxa" w:w="1531"/>
+            <w:shd w:val="clear" w:fill="EAF3EC"/>
+          </w:tcPr>
+          <w:p>
+            <w:r/>
+            <w:r>
+              <w:rPr>
+                <w:rFonts w:ascii="맑은 고딕" w:hAnsi="맑은 고딕" w:eastAsia="맑은 고딕"/>
+                <w:b/>
+                <w:color w:val="2F6B4F"/>
+                <w:sz w:val="17"/>
+              </w:rPr>
+              <w:t>작가</w:t>
+            </w:r>
+          </w:p>
+        </w:tc>
+        <w:tc>
+          <w:tcPr>
+            <w:tcW w:type="dxa" w:w="8107"/>
+          </w:tcPr>
+          <w:p>
+            <w:r/>
+            <w:r>
+              <w:rPr>
+                <w:rFonts w:ascii="맑은 고딕" w:hAnsi="맑은 고딕" w:eastAsia="맑은 고딕"/>
+                <w:b w:val="0"/>
+                <w:sz w:val="20"/>
+              </w:rPr>
+              <w:t>4번 유형은 남과 다르다는 감각에서 자기를 확인한다</w:t>
+            </w:r>
+          </w:p>
+        </w:tc>
+      </w:tr>
+      <w:tr>
+        <w:tc>
+          <w:tcPr>
+            <w:tcW w:type="dxa" w:w="1531"/>
+            <w:shd w:val="clear" w:fill="FBEDEA"/>
+          </w:tcPr>
+          <w:p>
+            <w:r/>
+            <w:r>
+              <w:rPr>
+                <w:rFonts w:ascii="맑은 고딕" w:hAnsi="맑은 고딕" w:eastAsia="맑은 고딕"/>
+                <w:b/>
+                <w:color w:val="B5372B"/>
+                <w:sz w:val="17"/>
+              </w:rPr>
+              <w:t>정리</w:t>
+            </w:r>
+          </w:p>
+        </w:tc>
+        <w:tc>
+          <w:tcPr>
+            <w:tcW w:type="dxa" w:w="8107"/>
+          </w:tcPr>
+          <w:p>
+            <w:r/>
+            <w:r>
+              <w:rPr>
+                <w:rFonts w:ascii="맑은 고딕" w:hAnsi="맑은 고딕" w:eastAsia="맑은 고딕"/>
+                <w:b/>
+                <w:sz w:val="20"/>
+              </w:rPr>
+              <w:t>사람은 남과 다르다는 감각에서 자기를 확인한다</w:t>
+            </w:r>
+          </w:p>
+        </w:tc>
+      </w:tr>
+    </w:tbl>
     <w:p>
       <w:pPr>
-        <w:spacing w:after="160" w:line="336" w:lineRule="auto"/>
+        <w:spacing w:after="120" w:line="336" w:lineRule="auto"/>
+      </w:pPr>
+    </w:p>
+    <w:p>
+      <w:pPr>
+        <w:spacing w:after="120" w:line="336" w:lineRule="auto"/>
         <w:ind w:left="227"/>
       </w:pPr>
       <w:r>
@@ -2518,7 +3235,7 @@
           <w:color w:val="7A766C"/>
           <w:sz w:val="18"/>
         </w:rPr>
-        <w:t xml:space="preserve">왜 거짓인가  </w:t>
+        <w:t xml:space="preserve">변형  </w:t>
       </w:r>
       <w:r>
         <w:rPr>
@@ -2526,7 +3243,274 @@
           <w:b w:val="0"/>
           <w:sz w:val="20"/>
         </w:rPr>
-        <w:t>함께 나타나는 것과 원인인 것은 완전히 다른 주장이다. 작가가 일부러 피한 단정을 작가 입에 욱여넣는 셈이다.</w:t>
+        <w:t>변형 — 주체 바꾸기: 범위가 아니라 행동의 주인이 바뀌는 경우도 같은 자리의 문제다. 「상대가 알아봐 주기를 기다린다」가 「상대를 먼저 알아봐 주려 한다」가 되면, 누가 먼저 움직여야 하는지가 통째로 달라진다.</w:t>
+      </w:r>
+    </w:p>
+    <w:p>
+      <w:pPr>
+        <w:spacing w:after="120" w:line="336" w:lineRule="auto"/>
+        <w:ind w:left="227"/>
+      </w:pPr>
+      <w:r>
+        <w:rPr>
+          <w:rFonts w:ascii="맑은 고딕" w:hAnsi="맑은 고딕" w:eastAsia="맑은 고딕"/>
+          <w:b/>
+          <w:color w:val="7A766C"/>
+          <w:sz w:val="18"/>
+        </w:rPr>
+        <w:t xml:space="preserve">거짓말이 되는 선  </w:t>
+      </w:r>
+      <w:r>
+        <w:rPr>
+          <w:rFonts w:ascii="맑은 고딕" w:hAnsi="맑은 고딕" w:eastAsia="맑은 고딕"/>
+          <w:b w:val="0"/>
+          <w:sz w:val="20"/>
+        </w:rPr>
+        <w:t>범위가 옮겨진 결과 원래 해당 없던 사람이 자기 이야기로 읽게 되면 거짓말. 심리 책에서 가장 위험한 유형이다.</w:t>
+      </w:r>
+    </w:p>
+    <w:p>
+      <w:pPr>
+        <w:spacing w:after="120" w:line="336" w:lineRule="auto"/>
+        <w:ind w:left="227"/>
+      </w:pPr>
+      <w:r>
+        <w:rPr>
+          <w:rFonts w:ascii="맑은 고딕" w:hAnsi="맑은 고딕" w:eastAsia="맑은 고딕"/>
+          <w:b/>
+          <w:color w:val="7A766C"/>
+          <w:sz w:val="18"/>
+        </w:rPr>
+        <w:t xml:space="preserve">믿으면 벌어지는 일  </w:t>
+      </w:r>
+      <w:r>
+        <w:rPr>
+          <w:rFonts w:ascii="맑은 고딕" w:hAnsi="맑은 고딕" w:eastAsia="맑은 고딕"/>
+          <w:b w:val="0"/>
+          <w:sz w:val="20"/>
+        </w:rPr>
+        <w:t>남들과 비슷해서 편안한 사람을 자기가 없는 사람으로 본다. 자기 자신도 그렇게 의심하기 시작한다.</w:t>
+      </w:r>
+    </w:p>
+    <w:p>
+      <w:pPr>
+        <w:spacing w:after="60" w:line="336" w:lineRule="auto"/>
+        <w:ind w:left="227"/>
+      </w:pPr>
+      <w:r>
+        <w:rPr>
+          <w:rFonts w:ascii="맑은 고딕" w:hAnsi="맑은 고딕" w:eastAsia="맑은 고딕"/>
+          <w:b/>
+          <w:color w:val="6B6A65"/>
+          <w:sz w:val="18"/>
+        </w:rPr>
+        <w:t>글 읽을 때 만나는 자리</w:t>
+      </w:r>
+    </w:p>
+    <w:p>
+      <w:pPr>
+        <w:spacing w:after="60" w:line="336" w:lineRule="auto"/>
+        <w:ind w:left="397"/>
+      </w:pPr>
+      <w:r>
+        <w:rPr>
+          <w:rFonts w:ascii="맑은 고딕" w:hAnsi="맑은 고딕" w:eastAsia="맑은 고딕"/>
+          <w:b w:val="0"/>
+          <w:sz w:val="20"/>
+        </w:rPr>
+        <w:t>· 논문은 쥐에게서 확인했다고 적었는데 기사에는 「효과가 확인되었다」만 남는다</w:t>
+      </w:r>
+    </w:p>
+    <w:p>
+      <w:pPr>
+        <w:spacing w:after="60" w:line="336" w:lineRule="auto"/>
+        <w:ind w:left="397"/>
+      </w:pPr>
+      <w:r>
+        <w:rPr>
+          <w:rFonts w:ascii="맑은 고딕" w:hAnsi="맑은 고딕" w:eastAsia="맑은 고딕"/>
+          <w:b w:val="0"/>
+          <w:sz w:val="20"/>
+        </w:rPr>
+        <w:t>· 특정 시대·지역 이야기를 인류 전체 이야기로 옮긴 교양서 요약</w:t>
+      </w:r>
+    </w:p>
+    <w:p>
+      <w:pPr>
+        <w:spacing w:after="60" w:line="336" w:lineRule="auto"/>
+        <w:ind w:left="397"/>
+      </w:pPr>
+      <w:r>
+        <w:rPr>
+          <w:rFonts w:ascii="맑은 고딕" w:hAnsi="맑은 고딕" w:eastAsia="맑은 고딕"/>
+          <w:b w:val="0"/>
+          <w:sz w:val="20"/>
+        </w:rPr>
+        <w:t>· 「우리나라 청소년은」으로 시작하는 문장의 원자료가 한 학교 설문인 경우</w:t>
+      </w:r>
+    </w:p>
+    <w:p>
+      <w:pPr>
+        <w:spacing w:after="80" w:line="336" w:lineRule="auto"/>
+      </w:pPr>
+    </w:p>
+    <w:p>
+      <w:pPr>
+        <w:spacing w:after="160" w:line="336" w:lineRule="auto"/>
+        <w:ind w:left="227"/>
+      </w:pPr>
+      <w:r>
+        <w:rPr>
+          <w:rFonts w:ascii="맑은 고딕" w:hAnsi="맑은 고딕" w:eastAsia="맑은 고딕"/>
+          <w:b/>
+          <w:color w:val="6B6A65"/>
+          <w:sz w:val="17"/>
+        </w:rPr>
+        <w:t xml:space="preserve">되받아치는 질문   </w:t>
+      </w:r>
+      <w:r>
+        <w:rPr>
+          <w:rFonts w:ascii="맑은 고딕" w:hAnsi="맑은 고딕" w:eastAsia="맑은 고딕"/>
+          <w:b/>
+          <w:color w:val="3B3585"/>
+          <w:sz w:val="23"/>
+        </w:rPr>
+        <w:t>“이건 원래 누구에 대한 이야기였지?”</w:t>
+      </w:r>
+    </w:p>
+    <w:p>
+      <w:pPr>
+        <w:spacing w:after="320" w:line="336" w:lineRule="auto"/>
+        <w:ind w:left="227"/>
+      </w:pPr>
+      <w:r>
+        <w:rPr>
+          <w:rFonts w:ascii="맑은 고딕" w:hAnsi="맑은 고딕" w:eastAsia="맑은 고딕"/>
+          <w:b/>
+          <w:color w:val="7A766C"/>
+          <w:sz w:val="18"/>
+        </w:rPr>
+        <w:t xml:space="preserve">헷갈리지 않기  </w:t>
+      </w:r>
+      <w:r>
+        <w:rPr>
+          <w:rFonts w:ascii="맑은 고딕" w:hAnsi="맑은 고딕" w:eastAsia="맑은 고딕"/>
+          <w:b w:val="0"/>
+          <w:sz w:val="20"/>
+        </w:rPr>
+        <w:t>⑦과 헷갈리면 — 바뀐 게 「말한 사람」이면 ⑦, 「말이 가리키는 대상」이면 ⑨.</w:t>
+      </w:r>
+    </w:p>
+    <w:p>
+      <w:r>
+        <w:br w:type="page"/>
+      </w:r>
+    </w:p>
+    <w:p>
+      <w:pPr>
+        <w:spacing w:after="40" w:line="336" w:lineRule="auto"/>
+      </w:pPr>
+      <w:r>
+        <w:rPr>
+          <w:rFonts w:ascii="맑은 고딕" w:hAnsi="맑은 고딕" w:eastAsia="맑은 고딕"/>
+          <w:b/>
+          <w:color w:val="97401F"/>
+          <w:sz w:val="34"/>
+        </w:rPr>
+        <w:t>4군 · 없던 연결이 생긴다</w:t>
+      </w:r>
+    </w:p>
+    <w:p>
+      <w:pPr>
+        <w:spacing w:after="40" w:line="336" w:lineRule="auto"/>
+      </w:pPr>
+      <w:r>
+        <w:rPr>
+          <w:rFonts w:ascii="맑은 고딕" w:hAnsi="맑은 고딕" w:eastAsia="맑은 고딕"/>
+          <w:b/>
+          <w:color w:val="97401F"/>
+          <w:sz w:val="24"/>
+        </w:rPr>
+        <w:t>이 연결이 본문에 있었나?</w:t>
+      </w:r>
+    </w:p>
+    <w:p>
+      <w:pPr>
+        <w:spacing w:after="80" w:line="336" w:lineRule="auto"/>
+      </w:pPr>
+      <w:r>
+        <w:rPr>
+          <w:rFonts w:ascii="맑은 고딕" w:hAnsi="맑은 고딕" w:eastAsia="맑은 고딕"/>
+          <w:b w:val="0"/>
+          <w:color w:val="6B6A65"/>
+          <w:sz w:val="20"/>
+        </w:rPr>
+        <w:t>이럴 때 걸린다 — 「그래서 그렇게 된다」가 너무 매끄럽다</w:t>
+      </w:r>
+    </w:p>
+    <w:p>
+      <w:pPr>
+        <w:spacing w:after="120" w:line="336" w:lineRule="auto"/>
+      </w:pPr>
+    </w:p>
+    <w:p>
+      <w:pPr>
+        <w:spacing w:after="60" w:line="336" w:lineRule="auto"/>
+      </w:pPr>
+      <w:r>
+        <w:rPr>
+          <w:rFonts w:ascii="맑은 고딕" w:hAnsi="맑은 고딕" w:eastAsia="맑은 고딕"/>
+          <w:b/>
+          <w:color w:val="97401F"/>
+          <w:sz w:val="27"/>
+        </w:rPr>
+        <w:t>⑩ 원인 만들기</w:t>
+      </w:r>
+    </w:p>
+    <w:p>
+      <w:pPr>
+        <w:spacing w:after="120" w:line="336" w:lineRule="auto"/>
+        <w:ind w:left="227"/>
+      </w:pPr>
+      <w:r>
+        <w:rPr>
+          <w:rFonts w:ascii="맑은 고딕" w:hAnsi="맑은 고딕" w:eastAsia="맑은 고딕"/>
+          <w:b/>
+          <w:color w:val="7A766C"/>
+          <w:sz w:val="18"/>
+        </w:rPr>
+        <w:t xml:space="preserve">정의  </w:t>
+      </w:r>
+      <w:r>
+        <w:rPr>
+          <w:rFonts w:ascii="맑은 고딕" w:hAnsi="맑은 고딕" w:eastAsia="맑은 고딕"/>
+          <w:b w:val="0"/>
+          <w:sz w:val="20"/>
+        </w:rPr>
+        <w:t>작가가 「함께 나타난다」고만 한 것을 「하나가 다른 하나를 일으킨다」로 바꾼다. 또는 원인과 결과의 방향을 뒤집는다.</w:t>
+      </w:r>
+    </w:p>
+    <w:p>
+      <w:pPr>
+        <w:spacing w:after="160" w:line="336" w:lineRule="auto"/>
+        <w:ind w:left="227"/>
+      </w:pPr>
+      <w:r>
+        <w:rPr>
+          <w:rFonts w:ascii="맑은 고딕" w:hAnsi="맑은 고딕" w:eastAsia="맑은 고딕"/>
+          <w:b/>
+          <w:color w:val="7A766C"/>
+          <w:sz w:val="18"/>
+        </w:rPr>
+        <w:t xml:space="preserve">알아보는 법  </w:t>
+      </w:r>
+      <w:r>
+        <w:rPr>
+          <w:rFonts w:ascii="맑은 고딕" w:hAnsi="맑은 고딕" w:eastAsia="맑은 고딕"/>
+          <w:b w:val="0"/>
+          <w:sz w:val="20"/>
+        </w:rPr>
+        <w:t>본문이 「~와 관련이 있다 / 함께 관찰된다」인데 정리가 「~때문에 / ~가 ~를 만든다」일 때. 두 대상에 동그라미를 치고 화살표를 직접 그려 본문과 대조한다.</w:t>
       </w:r>
     </w:p>
     <w:tbl>
@@ -2606,260 +3590,11 @@
                 <w:b/>
                 <w:sz w:val="20"/>
               </w:rPr>
-              <w:t>결핍감이 예술적 표현 욕구를 만들어 낸다</w:t>
+              <w:t>결핍감이 예술적 재능을 만들어 낸다</w:t>
             </w:r>
           </w:p>
         </w:tc>
       </w:tr>
-    </w:tbl>
-    <w:p>
-      <w:pPr>
-        <w:spacing w:after="120" w:line="336" w:lineRule="auto"/>
-      </w:pPr>
-    </w:p>
-    <w:p>
-      <w:pPr>
-        <w:spacing w:after="80" w:line="336" w:lineRule="auto"/>
-        <w:ind w:left="227"/>
-      </w:pPr>
-      <w:r>
-        <w:rPr>
-          <w:rFonts w:ascii="맑은 고딕" w:hAnsi="맑은 고딕" w:eastAsia="맑은 고딕"/>
-          <w:b/>
-          <w:color w:val="6B6A65"/>
-          <w:sz w:val="18"/>
-        </w:rPr>
-        <w:t>현실에서 같은 수법 — 건강 기사 · 공부법 조언 · 어른들의 훈계</w:t>
-      </w:r>
-    </w:p>
-    <w:tbl>
-      <w:tblPr>
-        <w:tblStyle w:val="TableGrid"/>
-        <w:tblW w:type="auto" w:w="0"/>
-        <w:tblLook w:firstColumn="1" w:firstRow="1" w:lastColumn="0" w:lastRow="0" w:noHBand="0" w:noVBand="1" w:val="04A0"/>
-      </w:tblPr>
-      <w:tblGrid>
-        <w:gridCol w:w="4873"/>
-        <w:gridCol w:w="4873"/>
-      </w:tblGrid>
-      <w:tr>
-        <w:tc>
-          <w:tcPr>
-            <w:tcW w:type="dxa" w:w="1531"/>
-            <w:shd w:val="clear" w:fill="FBEDEA"/>
-          </w:tcPr>
-          <w:p>
-            <w:r/>
-            <w:r>
-              <w:rPr>
-                <w:rFonts w:ascii="맑은 고딕" w:hAnsi="맑은 고딕" w:eastAsia="맑은 고딕"/>
-                <w:b/>
-                <w:color w:val="B5372B"/>
-                <w:sz w:val="17"/>
-              </w:rPr>
-              <w:t>이렇게 말한다</w:t>
-            </w:r>
-          </w:p>
-        </w:tc>
-        <w:tc>
-          <w:tcPr>
-            <w:tcW w:type="dxa" w:w="8107"/>
-          </w:tcPr>
-          <w:p>
-            <w:r/>
-            <w:r>
-              <w:rPr>
-                <w:rFonts w:ascii="맑은 고딕" w:hAnsi="맑은 고딕" w:eastAsia="맑은 고딕"/>
-                <w:b/>
-                <w:sz w:val="20"/>
-              </w:rPr>
-              <w:t>아침 먹는 애들이 성적이 좋대. 그러니까 아침을 먹어야 성적이 올라</w:t>
-            </w:r>
-          </w:p>
-        </w:tc>
-      </w:tr>
-      <w:tr>
-        <w:tc>
-          <w:tcPr>
-            <w:tcW w:type="dxa" w:w="1531"/>
-            <w:shd w:val="clear" w:fill="EAF3EC"/>
-          </w:tcPr>
-          <w:p>
-            <w:r/>
-            <w:r>
-              <w:rPr>
-                <w:rFonts w:ascii="맑은 고딕" w:hAnsi="맑은 고딕" w:eastAsia="맑은 고딕"/>
-                <w:b/>
-                <w:color w:val="2F6B4F"/>
-                <w:sz w:val="17"/>
-              </w:rPr>
-              <w:t>실제로는</w:t>
-            </w:r>
-          </w:p>
-        </w:tc>
-        <w:tc>
-          <w:tcPr>
-            <w:tcW w:type="dxa" w:w="8107"/>
-          </w:tcPr>
-          <w:p>
-            <w:r/>
-            <w:r>
-              <w:rPr>
-                <w:rFonts w:ascii="맑은 고딕" w:hAnsi="맑은 고딕" w:eastAsia="맑은 고딕"/>
-                <w:b w:val="0"/>
-                <w:sz w:val="20"/>
-              </w:rPr>
-              <w:t>아침을 챙겨 주는 집이 공부도 챙겨 주는 것일 수 있다. 진짜 원인은 따로 있다</w:t>
-            </w:r>
-          </w:p>
-        </w:tc>
-      </w:tr>
-    </w:tbl>
-    <w:p>
-      <w:pPr>
-        <w:spacing w:after="120" w:line="336" w:lineRule="auto"/>
-      </w:pPr>
-    </w:p>
-    <w:p>
-      <w:pPr>
-        <w:spacing w:after="160" w:line="336" w:lineRule="auto"/>
-        <w:ind w:left="227"/>
-      </w:pPr>
-      <w:r>
-        <w:rPr>
-          <w:rFonts w:ascii="맑은 고딕" w:hAnsi="맑은 고딕" w:eastAsia="맑은 고딕"/>
-          <w:b/>
-          <w:color w:val="6B6A65"/>
-          <w:sz w:val="17"/>
-        </w:rPr>
-        <w:t xml:space="preserve">되받아치는 질문   </w:t>
-      </w:r>
-      <w:r>
-        <w:rPr>
-          <w:rFonts w:ascii="맑은 고딕" w:hAnsi="맑은 고딕" w:eastAsia="맑은 고딕"/>
-          <w:b/>
-          <w:color w:val="3B3585"/>
-          <w:sz w:val="23"/>
-        </w:rPr>
-        <w:t>“정말 이것 때문일까, 둘 다 다른 것 때문일까?”</w:t>
-      </w:r>
-    </w:p>
-    <w:p>
-      <w:pPr>
-        <w:spacing w:after="320" w:line="336" w:lineRule="auto"/>
-        <w:ind w:left="227"/>
-      </w:pPr>
-      <w:r>
-        <w:rPr>
-          <w:rFonts w:ascii="맑은 고딕" w:hAnsi="맑은 고딕" w:eastAsia="맑은 고딕"/>
-          <w:b/>
-          <w:color w:val="7A766C"/>
-          <w:sz w:val="18"/>
-        </w:rPr>
-        <w:t xml:space="preserve">헷갈리지 않기  </w:t>
-      </w:r>
-      <w:r>
-        <w:rPr>
-          <w:rFonts w:ascii="맑은 고딕" w:hAnsi="맑은 고딕" w:eastAsia="맑은 고딕"/>
-          <w:b w:val="0"/>
-          <w:sz w:val="20"/>
-        </w:rPr>
-        <w:t>⑧ 인과 뒤집기와 헷갈리면 — 본문에 화살표가 아예 없었으면 ⑦, 있었는데 방향만 반대면 ⑧.</w:t>
-      </w:r>
-    </w:p>
-    <w:p>
-      <w:pPr>
-        <w:spacing w:after="60" w:line="336" w:lineRule="auto"/>
-      </w:pPr>
-      <w:r>
-        <w:rPr>
-          <w:rFonts w:ascii="맑은 고딕" w:hAnsi="맑은 고딕" w:eastAsia="맑은 고딕"/>
-          <w:b/>
-          <w:color w:val="3B3585"/>
-          <w:sz w:val="27"/>
-        </w:rPr>
-        <w:t>⑧ 인과 뒤집기</w:t>
-      </w:r>
-    </w:p>
-    <w:p>
-      <w:pPr>
-        <w:spacing w:after="120" w:line="336" w:lineRule="auto"/>
-        <w:ind w:left="227"/>
-      </w:pPr>
-      <w:r>
-        <w:rPr>
-          <w:rFonts w:ascii="맑은 고딕" w:hAnsi="맑은 고딕" w:eastAsia="맑은 고딕"/>
-          <w:b/>
-          <w:color w:val="7A766C"/>
-          <w:sz w:val="18"/>
-        </w:rPr>
-        <w:t xml:space="preserve">정의  </w:t>
-      </w:r>
-      <w:r>
-        <w:rPr>
-          <w:rFonts w:ascii="맑은 고딕" w:hAnsi="맑은 고딕" w:eastAsia="맑은 고딕"/>
-          <w:b w:val="0"/>
-          <w:sz w:val="20"/>
-        </w:rPr>
-        <w:t>A가 B를 일으킨다는 걸 B가 A를 일으킨다로 뒤집는다. 쓰인 단어는 하나도 바뀌지 않는다.</w:t>
-      </w:r>
-    </w:p>
-    <w:p>
-      <w:pPr>
-        <w:spacing w:after="120" w:line="336" w:lineRule="auto"/>
-        <w:ind w:left="227"/>
-      </w:pPr>
-      <w:r>
-        <w:rPr>
-          <w:rFonts w:ascii="맑은 고딕" w:hAnsi="맑은 고딕" w:eastAsia="맑은 고딕"/>
-          <w:b/>
-          <w:color w:val="7A766C"/>
-          <w:sz w:val="18"/>
-        </w:rPr>
-        <w:t xml:space="preserve">알아보는 법  </w:t>
-      </w:r>
-      <w:r>
-        <w:rPr>
-          <w:rFonts w:ascii="맑은 고딕" w:hAnsi="맑은 고딕" w:eastAsia="맑은 고딕"/>
-          <w:b w:val="0"/>
-          <w:sz w:val="20"/>
-        </w:rPr>
-        <w:t>「~때문에 / ~로 인해 / 그래서」 앞뒤에 놓인 두 가지에 동그라미를 치고, 본문과 순서를 대조한다. 화살표를 직접 그려야 잡힌다.</w:t>
-      </w:r>
-    </w:p>
-    <w:p>
-      <w:pPr>
-        <w:spacing w:after="160" w:line="336" w:lineRule="auto"/>
-        <w:ind w:left="227"/>
-      </w:pPr>
-      <w:r>
-        <w:rPr>
-          <w:rFonts w:ascii="맑은 고딕" w:hAnsi="맑은 고딕" w:eastAsia="맑은 고딕"/>
-          <w:b/>
-          <w:color w:val="7A766C"/>
-          <w:sz w:val="18"/>
-        </w:rPr>
-        <w:t xml:space="preserve">왜 거짓인가  </w:t>
-      </w:r>
-      <w:r>
-        <w:rPr>
-          <w:rFonts w:ascii="맑은 고딕" w:hAnsi="맑은 고딕" w:eastAsia="맑은 고딕"/>
-          <w:b w:val="0"/>
-          <w:sz w:val="20"/>
-        </w:rPr>
-        <w:t>원인이 바뀌면 해결책도 정반대가 된다.</w:t>
-      </w:r>
-    </w:p>
-    <w:tbl>
-      <w:tblPr>
-        <w:tblStyle w:val="TableGrid"/>
-        <w:tblW w:type="auto" w:w="0"/>
-        <w:tblLook w:firstColumn="1" w:firstRow="1" w:lastColumn="0" w:lastRow="0" w:noHBand="0" w:noVBand="1" w:val="04A0"/>
-      </w:tblPr>
-      <w:tblGrid>
-        <w:gridCol w:w="4873"/>
-        <w:gridCol w:w="4873"/>
-      </w:tblGrid>
       <w:tr>
         <w:tc>
           <w:tcPr>
@@ -2911,7 +3646,7 @@
                 <w:color w:val="B5372B"/>
                 <w:sz w:val="17"/>
               </w:rPr>
-              <w:t>정리</w:t>
+              <w:t>정리 (방향 뒤집기)</w:t>
             </w:r>
           </w:p>
         </w:tc>
@@ -2927,7 +3662,7 @@
                 <w:b/>
                 <w:sz w:val="20"/>
               </w:rPr>
-              <w:t>특별함에 대한 집착 때문에 결핍감이 생긴다</w:t>
+              <w:t>특별해지려는 집착 때문에 결핍감이 생긴다</w:t>
             </w:r>
           </w:p>
         </w:tc>
@@ -2940,7 +3675,53 @@
     </w:p>
     <w:p>
       <w:pPr>
-        <w:spacing w:after="80" w:line="336" w:lineRule="auto"/>
+        <w:spacing w:after="120" w:line="336" w:lineRule="auto"/>
+        <w:ind w:left="227"/>
+      </w:pPr>
+      <w:r>
+        <w:rPr>
+          <w:rFonts w:ascii="맑은 고딕" w:hAnsi="맑은 고딕" w:eastAsia="맑은 고딕"/>
+          <w:b/>
+          <w:color w:val="7A766C"/>
+          <w:sz w:val="18"/>
+        </w:rPr>
+        <w:t xml:space="preserve">거짓말이 되는 선  </w:t>
+      </w:r>
+      <w:r>
+        <w:rPr>
+          <w:rFonts w:ascii="맑은 고딕" w:hAnsi="맑은 고딕" w:eastAsia="맑은 고딕"/>
+          <w:b w:val="0"/>
+          <w:sz w:val="20"/>
+        </w:rPr>
+        <w:t>인과로 바뀐 결과 없던 해결책이 생기면 거짓말. 「함께 나타난다」는 아무것도 하라고 시키지 않지만, 「~때문이다」는 반드시 무언가를 하라고 시킨다.</w:t>
+      </w:r>
+    </w:p>
+    <w:p>
+      <w:pPr>
+        <w:spacing w:after="120" w:line="336" w:lineRule="auto"/>
+        <w:ind w:left="227"/>
+      </w:pPr>
+      <w:r>
+        <w:rPr>
+          <w:rFonts w:ascii="맑은 고딕" w:hAnsi="맑은 고딕" w:eastAsia="맑은 고딕"/>
+          <w:b/>
+          <w:color w:val="7A766C"/>
+          <w:sz w:val="18"/>
+        </w:rPr>
+        <w:t xml:space="preserve">믿으면 벌어지는 일  </w:t>
+      </w:r>
+      <w:r>
+        <w:rPr>
+          <w:rFonts w:ascii="맑은 고딕" w:hAnsi="맑은 고딕" w:eastAsia="맑은 고딕"/>
+          <w:b w:val="0"/>
+          <w:sz w:val="20"/>
+        </w:rPr>
+        <w:t>방향이 뒤집힌 경우 — 친구에게 「욕심 좀 내려놔」라고 말하게 된다. 그 친구에게 필요하던 건 인정 한마디였다.</w:t>
+      </w:r>
+    </w:p>
+    <w:p>
+      <w:pPr>
+        <w:spacing w:after="60" w:line="336" w:lineRule="auto"/>
         <w:ind w:left="227"/>
       </w:pPr>
       <w:r>
@@ -2950,95 +3731,54 @@
           <w:color w:val="6B6A65"/>
           <w:sz w:val="18"/>
         </w:rPr>
-        <w:t>현실에서 같은 수법 — 혼날 때 · 뉴스 해설 · 친구 사이의 다툼</w:t>
+        <w:t>글 읽을 때 만나는 자리</w:t>
       </w:r>
     </w:p>
-    <w:tbl>
-      <w:tblPr>
-        <w:tblStyle w:val="TableGrid"/>
-        <w:tblW w:type="auto" w:w="0"/>
-        <w:tblLook w:firstColumn="1" w:firstRow="1" w:lastColumn="0" w:lastRow="0" w:noHBand="0" w:noVBand="1" w:val="04A0"/>
-      </w:tblPr>
-      <w:tblGrid>
-        <w:gridCol w:w="4873"/>
-        <w:gridCol w:w="4873"/>
-      </w:tblGrid>
-      <w:tr>
-        <w:tc>
-          <w:tcPr>
-            <w:tcW w:type="dxa" w:w="1531"/>
-            <w:shd w:val="clear" w:fill="FBEDEA"/>
-          </w:tcPr>
-          <w:p>
-            <w:r/>
-            <w:r>
-              <w:rPr>
-                <w:rFonts w:ascii="맑은 고딕" w:hAnsi="맑은 고딕" w:eastAsia="맑은 고딕"/>
-                <w:b/>
-                <w:color w:val="B5372B"/>
-                <w:sz w:val="17"/>
-              </w:rPr>
-              <w:t>이렇게 말한다</w:t>
-            </w:r>
-          </w:p>
-        </w:tc>
-        <w:tc>
-          <w:tcPr>
-            <w:tcW w:type="dxa" w:w="8107"/>
-          </w:tcPr>
-          <w:p>
-            <w:r/>
-            <w:r>
-              <w:rPr>
-                <w:rFonts w:ascii="맑은 고딕" w:hAnsi="맑은 고딕" w:eastAsia="맑은 고딕"/>
-                <w:b/>
-                <w:sz w:val="20"/>
-              </w:rPr>
-              <w:t>게임을 많이 해서 성적이 떨어진 거야</w:t>
-            </w:r>
-          </w:p>
-        </w:tc>
-      </w:tr>
-      <w:tr>
-        <w:tc>
-          <w:tcPr>
-            <w:tcW w:type="dxa" w:w="1531"/>
-            <w:shd w:val="clear" w:fill="EAF3EC"/>
-          </w:tcPr>
-          <w:p>
-            <w:r/>
-            <w:r>
-              <w:rPr>
-                <w:rFonts w:ascii="맑은 고딕" w:hAnsi="맑은 고딕" w:eastAsia="맑은 고딕"/>
-                <w:b/>
-                <w:color w:val="2F6B4F"/>
-                <w:sz w:val="17"/>
-              </w:rPr>
-              <w:t>실제로는</w:t>
-            </w:r>
-          </w:p>
-        </w:tc>
-        <w:tc>
-          <w:tcPr>
-            <w:tcW w:type="dxa" w:w="8107"/>
-          </w:tcPr>
-          <w:p>
-            <w:r/>
-            <w:r>
-              <w:rPr>
-                <w:rFonts w:ascii="맑은 고딕" w:hAnsi="맑은 고딕" w:eastAsia="맑은 고딕"/>
-                <w:b w:val="0"/>
-                <w:sz w:val="20"/>
-              </w:rPr>
-              <w:t>성적이 먼저 떨어졌고, 그게 힘들어서 게임으로 도망친 것일 수도 있다</w:t>
-            </w:r>
-          </w:p>
-        </w:tc>
-      </w:tr>
-    </w:tbl>
     <w:p>
       <w:pPr>
-        <w:spacing w:after="120" w:line="336" w:lineRule="auto"/>
+        <w:spacing w:after="60" w:line="336" w:lineRule="auto"/>
+        <w:ind w:left="397"/>
+      </w:pPr>
+      <w:r>
+        <w:rPr>
+          <w:rFonts w:ascii="맑은 고딕" w:hAnsi="맑은 고딕" w:eastAsia="맑은 고딕"/>
+          <w:b w:val="0"/>
+          <w:sz w:val="20"/>
+        </w:rPr>
+        <w:t>· 건강·교육 기사 — 「아침 먹는 학생이 성적이 높다」가 「아침을 먹어야 성적이 오른다」로 옮겨진다</w:t>
+      </w:r>
+    </w:p>
+    <w:p>
+      <w:pPr>
+        <w:spacing w:after="60" w:line="336" w:lineRule="auto"/>
+        <w:ind w:left="397"/>
+      </w:pPr>
+      <w:r>
+        <w:rPr>
+          <w:rFonts w:ascii="맑은 고딕" w:hAnsi="맑은 고딕" w:eastAsia="맑은 고딕"/>
+          <w:b w:val="0"/>
+          <w:sz w:val="20"/>
+        </w:rPr>
+        <w:t>· 뇌 과학 기사 — 「함께 나타났다」는 연구 결과가 「때문이다」로 정리된다</w:t>
+      </w:r>
+    </w:p>
+    <w:p>
+      <w:pPr>
+        <w:spacing w:after="60" w:line="336" w:lineRule="auto"/>
+        <w:ind w:left="397"/>
+      </w:pPr>
+      <w:r>
+        <w:rPr>
+          <w:rFonts w:ascii="맑은 고딕" w:hAnsi="맑은 고딕" w:eastAsia="맑은 고딕"/>
+          <w:b w:val="0"/>
+          <w:sz w:val="20"/>
+        </w:rPr>
+        <w:t>· 어른들의 훈계 — 「게임을 많이 해서 성적이 떨어진 거야」</w:t>
+      </w:r>
+    </w:p>
+    <w:p>
+      <w:pPr>
+        <w:spacing w:after="80" w:line="336" w:lineRule="auto"/>
       </w:pPr>
     </w:p>
     <w:p>
@@ -3059,10 +3799,10 @@
         <w:rPr>
           <w:rFonts w:ascii="맑은 고딕" w:hAnsi="맑은 고딕" w:eastAsia="맑은 고딕"/>
           <w:b/>
-          <w:color w:val="3B3585"/>
+          <w:color w:val="97401F"/>
           <w:sz w:val="23"/>
         </w:rPr>
-        <w:t>“둘 중에 어느 쪽이 먼저 일어났지?”</w:t>
+        <w:t>“정말 이것 때문일까? 어느 쪽이 먼저 일어났지?”</w:t>
       </w:r>
     </w:p>
     <w:p>
@@ -3085,7 +3825,7 @@
           <w:b w:val="0"/>
           <w:sz w:val="20"/>
         </w:rPr>
-        <w:t>⑩ 주체 바꾸기와 헷갈리면 — 바뀐 것이 「원인과 결과의 순서」면 ⑧, 「행동의 주인」이면 ⑩.</w:t>
+        <w:t>⑪과 헷갈리면 — 없던 연결이 새로 생겼으면 ⑩, 있던 연결의 이유만 바뀌었으면 ⑪.</w:t>
       </w:r>
     </w:p>
     <w:p>
@@ -3096,10 +3836,10 @@
         <w:rPr>
           <w:rFonts w:ascii="맑은 고딕" w:hAnsi="맑은 고딕" w:eastAsia="맑은 고딕"/>
           <w:b/>
-          <w:color w:val="3B3585"/>
+          <w:color w:val="97401F"/>
           <w:sz w:val="27"/>
         </w:rPr>
-        <w:t>⑨ 근거 바꿔치기</w:t>
+        <w:t>⑪ 이유 갈아끼우기</w:t>
       </w:r>
     </w:p>
     <w:p>
@@ -3122,12 +3862,12 @@
           <w:b w:val="0"/>
           <w:sz w:val="20"/>
         </w:rPr>
-        <w:t>주장은 그대로 두고, 그 주장을 받치는 근거나 이유를 다른 것으로 갈아끼운다.</w:t>
+        <w:t>결론은 그대로 두고, 그 결론을 받치는 이유와 동기만 다른 것으로 바꾼다.</w:t>
       </w:r>
     </w:p>
     <w:p>
       <w:pPr>
-        <w:spacing w:after="120" w:line="336" w:lineRule="auto"/>
+        <w:spacing w:after="160" w:line="336" w:lineRule="auto"/>
         <w:ind w:left="227"/>
       </w:pPr>
       <w:r>
@@ -3145,30 +3885,7 @@
           <w:b w:val="0"/>
           <w:sz w:val="20"/>
         </w:rPr>
-        <w:t>결론만 보면 맞다. 결론에 동그라미를 치고, 「왜냐하면」 뒤만 따로 떼어 본문과 대조해야 잡힌다. 주장이 맞으니 그냥 통과시키기 쉽다.</w:t>
-      </w:r>
-    </w:p>
-    <w:p>
-      <w:pPr>
-        <w:spacing w:after="160" w:line="336" w:lineRule="auto"/>
-        <w:ind w:left="227"/>
-      </w:pPr>
-      <w:r>
-        <w:rPr>
-          <w:rFonts w:ascii="맑은 고딕" w:hAnsi="맑은 고딕" w:eastAsia="맑은 고딕"/>
-          <w:b/>
-          <w:color w:val="7A766C"/>
-          <w:sz w:val="18"/>
-        </w:rPr>
-        <w:t xml:space="preserve">왜 거짓인가  </w:t>
-      </w:r>
-      <w:r>
-        <w:rPr>
-          <w:rFonts w:ascii="맑은 고딕" w:hAnsi="맑은 고딕" w:eastAsia="맑은 고딕"/>
-          <w:b w:val="0"/>
-          <w:sz w:val="20"/>
-        </w:rPr>
-        <w:t>틀린 이유로 맞는 결론을 믿으면, 다음 판단에서 반드시 틀리게 된다.</w:t>
+        <w:t>결론만 보면 맞다. 결론에 동그라미를 치고 「왜냐하면」 뒤만 따로 떼어 본문과 대조해야 잡힌다. 결론이 맞으니 그냥 넘기기 쉽다.</w:t>
       </w:r>
     </w:p>
     <w:tbl>
@@ -3261,7 +3978,53 @@
     </w:p>
     <w:p>
       <w:pPr>
-        <w:spacing w:after="80" w:line="336" w:lineRule="auto"/>
+        <w:spacing w:after="120" w:line="336" w:lineRule="auto"/>
+        <w:ind w:left="227"/>
+      </w:pPr>
+      <w:r>
+        <w:rPr>
+          <w:rFonts w:ascii="맑은 고딕" w:hAnsi="맑은 고딕" w:eastAsia="맑은 고딕"/>
+          <w:b/>
+          <w:color w:val="7A766C"/>
+          <w:sz w:val="18"/>
+        </w:rPr>
+        <w:t xml:space="preserve">거짓말이 되는 선  </w:t>
+      </w:r>
+      <w:r>
+        <w:rPr>
+          <w:rFonts w:ascii="맑은 고딕" w:hAnsi="맑은 고딕" w:eastAsia="맑은 고딕"/>
+          <w:b w:val="0"/>
+          <w:sz w:val="20"/>
+        </w:rPr>
+        <w:t>바뀐 것이 동기일 때 거짓말. 특히 두려움을 욕심으로, 불안을 야심처럼 바꾸는 것.</w:t>
+      </w:r>
+    </w:p>
+    <w:p>
+      <w:pPr>
+        <w:spacing w:after="120" w:line="336" w:lineRule="auto"/>
+        <w:ind w:left="227"/>
+      </w:pPr>
+      <w:r>
+        <w:rPr>
+          <w:rFonts w:ascii="맑은 고딕" w:hAnsi="맑은 고딕" w:eastAsia="맑은 고딕"/>
+          <w:b/>
+          <w:color w:val="7A766C"/>
+          <w:sz w:val="18"/>
+        </w:rPr>
+        <w:t xml:space="preserve">믿으면 벌어지는 일  </w:t>
+      </w:r>
+      <w:r>
+        <w:rPr>
+          <w:rFonts w:ascii="맑은 고딕" w:hAnsi="맑은 고딕" w:eastAsia="맑은 고딕"/>
+          <w:b w:val="0"/>
+          <w:sz w:val="20"/>
+        </w:rPr>
+        <w:t>불안한 사람을 야심 있는 사람으로 본다. 결론이 맞으니 아무도 이 오해를 정정해 주지 않는다.</w:t>
+      </w:r>
+    </w:p>
+    <w:p>
+      <w:pPr>
+        <w:spacing w:after="60" w:line="336" w:lineRule="auto"/>
         <w:ind w:left="227"/>
       </w:pPr>
       <w:r>
@@ -3271,463 +4034,54 @@
           <w:color w:val="6B6A65"/>
           <w:sz w:val="18"/>
         </w:rPr>
-        <w:t>현실에서 같은 수법 — 약속을 어겼을 때 · 거절할 때 · 사과문</w:t>
-      </w:r>
-    </w:p>
-    <w:tbl>
-      <w:tblPr>
-        <w:tblStyle w:val="TableGrid"/>
-        <w:tblW w:type="auto" w:w="0"/>
-        <w:tblLook w:firstColumn="1" w:firstRow="1" w:lastColumn="0" w:lastRow="0" w:noHBand="0" w:noVBand="1" w:val="04A0"/>
-      </w:tblPr>
-      <w:tblGrid>
-        <w:gridCol w:w="4873"/>
-        <w:gridCol w:w="4873"/>
-      </w:tblGrid>
-      <w:tr>
-        <w:tc>
-          <w:tcPr>
-            <w:tcW w:type="dxa" w:w="1531"/>
-            <w:shd w:val="clear" w:fill="FBEDEA"/>
-          </w:tcPr>
-          <w:p>
-            <w:r/>
-            <w:r>
-              <w:rPr>
-                <w:rFonts w:ascii="맑은 고딕" w:hAnsi="맑은 고딕" w:eastAsia="맑은 고딕"/>
-                <w:b/>
-                <w:color w:val="B5372B"/>
-                <w:sz w:val="17"/>
-              </w:rPr>
-              <w:t>이렇게 말한다</w:t>
-            </w:r>
-          </w:p>
-        </w:tc>
-        <w:tc>
-          <w:tcPr>
-            <w:tcW w:type="dxa" w:w="8107"/>
-          </w:tcPr>
-          <w:p>
-            <w:r/>
-            <w:r>
-              <w:rPr>
-                <w:rFonts w:ascii="맑은 고딕" w:hAnsi="맑은 고딕" w:eastAsia="맑은 고딕"/>
-                <w:b/>
-                <w:sz w:val="20"/>
-              </w:rPr>
-              <w:t>네가 늦게 말해서 못 갔어</w:t>
-            </w:r>
-          </w:p>
-        </w:tc>
-      </w:tr>
-      <w:tr>
-        <w:tc>
-          <w:tcPr>
-            <w:tcW w:type="dxa" w:w="1531"/>
-            <w:shd w:val="clear" w:fill="EAF3EC"/>
-          </w:tcPr>
-          <w:p>
-            <w:r/>
-            <w:r>
-              <w:rPr>
-                <w:rFonts w:ascii="맑은 고딕" w:hAnsi="맑은 고딕" w:eastAsia="맑은 고딕"/>
-                <w:b/>
-                <w:color w:val="2F6B4F"/>
-                <w:sz w:val="17"/>
-              </w:rPr>
-              <w:t>실제로는</w:t>
-            </w:r>
-          </w:p>
-        </w:tc>
-        <w:tc>
-          <w:tcPr>
-            <w:tcW w:type="dxa" w:w="8107"/>
-          </w:tcPr>
-          <w:p>
-            <w:r/>
-            <w:r>
-              <w:rPr>
-                <w:rFonts w:ascii="맑은 고딕" w:hAnsi="맑은 고딕" w:eastAsia="맑은 고딕"/>
-                <w:b w:val="0"/>
-                <w:sz w:val="20"/>
-              </w:rPr>
-              <w:t>애초에 갈 생각이 없었다. 늦게 말한 건 사실이지만 그것 때문은 아니다</w:t>
-            </w:r>
-          </w:p>
-        </w:tc>
-      </w:tr>
-    </w:tbl>
-    <w:p>
-      <w:pPr>
-        <w:spacing w:after="120" w:line="336" w:lineRule="auto"/>
-      </w:pPr>
-    </w:p>
-    <w:p>
-      <w:pPr>
-        <w:spacing w:after="160" w:line="336" w:lineRule="auto"/>
-        <w:ind w:left="227"/>
-      </w:pPr>
-      <w:r>
-        <w:rPr>
-          <w:rFonts w:ascii="맑은 고딕" w:hAnsi="맑은 고딕" w:eastAsia="맑은 고딕"/>
-          <w:b/>
-          <w:color w:val="6B6A65"/>
-          <w:sz w:val="17"/>
-        </w:rPr>
-        <w:t xml:space="preserve">되받아치는 질문   </w:t>
-      </w:r>
-      <w:r>
-        <w:rPr>
-          <w:rFonts w:ascii="맑은 고딕" w:hAnsi="맑은 고딕" w:eastAsia="맑은 고딕"/>
-          <w:b/>
-          <w:color w:val="3B3585"/>
-          <w:sz w:val="23"/>
-        </w:rPr>
-        <w:t>“이 이유가 없어졌다면 결과가 달라졌을까?”</w:t>
+        <w:t>글 읽을 때 만나는 자리</w:t>
       </w:r>
     </w:p>
     <w:p>
       <w:pPr>
-        <w:spacing w:after="320" w:line="336" w:lineRule="auto"/>
-        <w:ind w:left="227"/>
-      </w:pPr>
-      <w:r>
-        <w:rPr>
-          <w:rFonts w:ascii="맑은 고딕" w:hAnsi="맑은 고딕" w:eastAsia="맑은 고딕"/>
-          <w:b/>
-          <w:color w:val="7A766C"/>
-          <w:sz w:val="18"/>
-        </w:rPr>
-        <w:t xml:space="preserve">헷갈리지 않기  </w:t>
-      </w:r>
+        <w:spacing w:after="60" w:line="336" w:lineRule="auto"/>
+        <w:ind w:left="397"/>
+      </w:pPr>
       <w:r>
         <w:rPr>
           <w:rFonts w:ascii="맑은 고딕" w:hAnsi="맑은 고딕" w:eastAsia="맑은 고딕"/>
           <w:b w:val="0"/>
           <w:sz w:val="20"/>
         </w:rPr>
-        <w:t>⑫ 결론 비약과 헷갈리면 — 결론이 본문에 있던 것이면 ⑨, 결론 자체가 새로 생겼으면 ⑫.</w:t>
+        <w:t>· 역사 요약 — 사건의 결과는 맞는데 원인이 통째로 다른 것으로 바뀌어 있다</w:t>
       </w:r>
     </w:p>
     <w:p>
-      <w:r>
-        <w:br w:type="page"/>
-      </w:r>
-    </w:p>
-    <w:p>
-      <w:pPr>
-        <w:spacing w:after="40" w:line="336" w:lineRule="auto"/>
-      </w:pPr>
-      <w:r>
-        <w:rPr>
-          <w:rFonts w:ascii="맑은 고딕" w:hAnsi="맑은 고딕" w:eastAsia="맑은 고딕"/>
-          <w:b/>
-          <w:color w:val="97401F"/>
-          <w:sz w:val="34"/>
-        </w:rPr>
-        <w:t>4군 · 옮기고 얹기</w:t>
-      </w:r>
-    </w:p>
-    <w:p>
-      <w:pPr>
-        <w:spacing w:after="40" w:line="336" w:lineRule="auto"/>
-      </w:pPr>
-      <w:r>
-        <w:rPr>
-          <w:rFonts w:ascii="맑은 고딕" w:hAnsi="맑은 고딕" w:eastAsia="맑은 고딕"/>
-          <w:b/>
-          <w:color w:val="6B6A65"/>
-          <w:sz w:val="22"/>
-        </w:rPr>
-        <w:t>주인을 바꾸거나 없던 말을 붙인다</w:t>
-      </w:r>
-    </w:p>
-    <w:p>
-      <w:pPr>
-        <w:spacing w:after="240" w:line="336" w:lineRule="auto"/>
-      </w:pPr>
-      <w:r>
-        <w:rPr>
-          <w:rFonts w:ascii="맑은 고딕" w:hAnsi="맑은 고딕" w:eastAsia="맑은 고딕"/>
-          <w:b w:val="0"/>
-          <w:color w:val="6B6A65"/>
-          <w:sz w:val="20"/>
-        </w:rPr>
-        <w:t>이럴 때 의심한다 — 누구 이야기인지, 누가 한 말인지가 흐릿하다</w:t>
-      </w:r>
-    </w:p>
-    <w:p>
       <w:pPr>
         <w:spacing w:after="60" w:line="336" w:lineRule="auto"/>
-      </w:pPr>
-      <w:r>
-        <w:rPr>
-          <w:rFonts w:ascii="맑은 고딕" w:hAnsi="맑은 고딕" w:eastAsia="맑은 고딕"/>
-          <w:b/>
-          <w:color w:val="97401F"/>
-          <w:sz w:val="27"/>
-        </w:rPr>
-        <w:t>⑩ 주체 바꾸기</w:t>
-      </w:r>
-    </w:p>
-    <w:p>
-      <w:pPr>
-        <w:spacing w:after="120" w:line="336" w:lineRule="auto"/>
-        <w:ind w:left="227"/>
-      </w:pPr>
-      <w:r>
-        <w:rPr>
-          <w:rFonts w:ascii="맑은 고딕" w:hAnsi="맑은 고딕" w:eastAsia="맑은 고딕"/>
-          <w:b/>
-          <w:color w:val="7A766C"/>
-          <w:sz w:val="18"/>
-        </w:rPr>
-        <w:t xml:space="preserve">정의  </w:t>
-      </w:r>
+        <w:ind w:left="397"/>
+      </w:pPr>
       <w:r>
         <w:rPr>
           <w:rFonts w:ascii="맑은 고딕" w:hAnsi="맑은 고딕" w:eastAsia="맑은 고딕"/>
           <w:b w:val="0"/>
           <w:sz w:val="20"/>
         </w:rPr>
-        <w:t>행위자나 책임의 주인을 슬쩍 다른 대상으로 옮긴다.</w:t>
+        <w:t>· 인물 평가 — 같은 행동인데 「용기 있어서」와 「이기고 싶어서」는 완전히 다른 사람이 된다</w:t>
       </w:r>
     </w:p>
     <w:p>
       <w:pPr>
-        <w:spacing w:after="120" w:line="336" w:lineRule="auto"/>
-        <w:ind w:left="227"/>
-      </w:pPr>
-      <w:r>
-        <w:rPr>
-          <w:rFonts w:ascii="맑은 고딕" w:hAnsi="맑은 고딕" w:eastAsia="맑은 고딕"/>
-          <w:b/>
-          <w:color w:val="7A766C"/>
-          <w:sz w:val="18"/>
-        </w:rPr>
-        <w:t xml:space="preserve">알아보는 법  </w:t>
-      </w:r>
+        <w:spacing w:after="60" w:line="336" w:lineRule="auto"/>
+        <w:ind w:left="397"/>
+      </w:pPr>
       <w:r>
         <w:rPr>
           <w:rFonts w:ascii="맑은 고딕" w:hAnsi="맑은 고딕" w:eastAsia="맑은 고딕"/>
           <w:b w:val="0"/>
           <w:sz w:val="20"/>
         </w:rPr>
-        <w:t>「누가」 하는 일인지를 본문과 대조한다. 내용은 같아 보여도 주어가 다르면 완전히 다른 주장이다.</w:t>
+        <w:t>· 사과문 — 잘못은 인정하는데 이유를 다른 데로 돌린다</w:t>
       </w:r>
     </w:p>
     <w:p>
       <w:pPr>
-        <w:spacing w:after="160" w:line="336" w:lineRule="auto"/>
-        <w:ind w:left="227"/>
-      </w:pPr>
-      <w:r>
-        <w:rPr>
-          <w:rFonts w:ascii="맑은 고딕" w:hAnsi="맑은 고딕" w:eastAsia="맑은 고딕"/>
-          <w:b/>
-          <w:color w:val="7A766C"/>
-          <w:sz w:val="18"/>
-        </w:rPr>
-        <w:t xml:space="preserve">왜 거짓인가  </w:t>
-      </w:r>
-      <w:r>
-        <w:rPr>
-          <w:rFonts w:ascii="맑은 고딕" w:hAnsi="맑은 고딕" w:eastAsia="맑은 고딕"/>
-          <w:b w:val="0"/>
-          <w:sz w:val="20"/>
-        </w:rPr>
-        <w:t>책임 소재가 바뀌면 해결의 방향이 통째로 달라진다.</w:t>
-      </w:r>
-    </w:p>
-    <w:tbl>
-      <w:tblPr>
-        <w:tblStyle w:val="TableGrid"/>
-        <w:tblW w:type="auto" w:w="0"/>
-        <w:tblLook w:firstColumn="1" w:firstRow="1" w:lastColumn="0" w:lastRow="0" w:noHBand="0" w:noVBand="1" w:val="04A0"/>
-      </w:tblPr>
-      <w:tblGrid>
-        <w:gridCol w:w="4873"/>
-        <w:gridCol w:w="4873"/>
-      </w:tblGrid>
-      <w:tr>
-        <w:tc>
-          <w:tcPr>
-            <w:tcW w:type="dxa" w:w="1531"/>
-            <w:shd w:val="clear" w:fill="EAF3EC"/>
-          </w:tcPr>
-          <w:p>
-            <w:r/>
-            <w:r>
-              <w:rPr>
-                <w:rFonts w:ascii="맑은 고딕" w:hAnsi="맑은 고딕" w:eastAsia="맑은 고딕"/>
-                <w:b/>
-                <w:color w:val="2F6B4F"/>
-                <w:sz w:val="17"/>
-              </w:rPr>
-              <w:t>작가</w:t>
-            </w:r>
-          </w:p>
-        </w:tc>
-        <w:tc>
-          <w:tcPr>
-            <w:tcW w:type="dxa" w:w="8107"/>
-          </w:tcPr>
-          <w:p>
-            <w:r/>
-            <w:r>
-              <w:rPr>
-                <w:rFonts w:ascii="맑은 고딕" w:hAnsi="맑은 고딕" w:eastAsia="맑은 고딕"/>
-                <w:b w:val="0"/>
-                <w:sz w:val="20"/>
-              </w:rPr>
-              <w:t>4번 유형은 상대가 자기를 알아봐 주기를 기다린다</w:t>
-            </w:r>
-          </w:p>
-        </w:tc>
-      </w:tr>
-      <w:tr>
-        <w:tc>
-          <w:tcPr>
-            <w:tcW w:type="dxa" w:w="1531"/>
-            <w:shd w:val="clear" w:fill="FBEDEA"/>
-          </w:tcPr>
-          <w:p>
-            <w:r/>
-            <w:r>
-              <w:rPr>
-                <w:rFonts w:ascii="맑은 고딕" w:hAnsi="맑은 고딕" w:eastAsia="맑은 고딕"/>
-                <w:b/>
-                <w:color w:val="B5372B"/>
-                <w:sz w:val="17"/>
-              </w:rPr>
-              <w:t>정리</w:t>
-            </w:r>
-          </w:p>
-        </w:tc>
-        <w:tc>
-          <w:tcPr>
-            <w:tcW w:type="dxa" w:w="8107"/>
-          </w:tcPr>
-          <w:p>
-            <w:r/>
-            <w:r>
-              <w:rPr>
-                <w:rFonts w:ascii="맑은 고딕" w:hAnsi="맑은 고딕" w:eastAsia="맑은 고딕"/>
-                <w:b/>
-                <w:sz w:val="20"/>
-              </w:rPr>
-              <w:t>4번 유형은 상대를 먼저 알아봐 주려고 한다</w:t>
-            </w:r>
-          </w:p>
-        </w:tc>
-      </w:tr>
-    </w:tbl>
-    <w:p>
-      <w:pPr>
-        <w:spacing w:after="120" w:line="336" w:lineRule="auto"/>
-      </w:pPr>
-    </w:p>
-    <w:p>
-      <w:pPr>
         <w:spacing w:after="80" w:line="336" w:lineRule="auto"/>
-        <w:ind w:left="227"/>
-      </w:pPr>
-      <w:r>
-        <w:rPr>
-          <w:rFonts w:ascii="맑은 고딕" w:hAnsi="맑은 고딕" w:eastAsia="맑은 고딕"/>
-          <w:b/>
-          <w:color w:val="6B6A65"/>
-          <w:sz w:val="18"/>
-        </w:rPr>
-        <w:t>현실에서 같은 수법 — 책임을 따질 때 · 뉴스 논평 · 사과문</w:t>
-      </w:r>
-    </w:p>
-    <w:tbl>
-      <w:tblPr>
-        <w:tblStyle w:val="TableGrid"/>
-        <w:tblW w:type="auto" w:w="0"/>
-        <w:tblLook w:firstColumn="1" w:firstRow="1" w:lastColumn="0" w:lastRow="0" w:noHBand="0" w:noVBand="1" w:val="04A0"/>
-      </w:tblPr>
-      <w:tblGrid>
-        <w:gridCol w:w="4873"/>
-        <w:gridCol w:w="4873"/>
-      </w:tblGrid>
-      <w:tr>
-        <w:tc>
-          <w:tcPr>
-            <w:tcW w:type="dxa" w:w="1531"/>
-            <w:shd w:val="clear" w:fill="FBEDEA"/>
-          </w:tcPr>
-          <w:p>
-            <w:r/>
-            <w:r>
-              <w:rPr>
-                <w:rFonts w:ascii="맑은 고딕" w:hAnsi="맑은 고딕" w:eastAsia="맑은 고딕"/>
-                <w:b/>
-                <w:color w:val="B5372B"/>
-                <w:sz w:val="17"/>
-              </w:rPr>
-              <w:t>이렇게 말한다</w:t>
-            </w:r>
-          </w:p>
-        </w:tc>
-        <w:tc>
-          <w:tcPr>
-            <w:tcW w:type="dxa" w:w="8107"/>
-          </w:tcPr>
-          <w:p>
-            <w:r/>
-            <w:r>
-              <w:rPr>
-                <w:rFonts w:ascii="맑은 고딕" w:hAnsi="맑은 고딕" w:eastAsia="맑은 고딕"/>
-                <w:b/>
-                <w:sz w:val="20"/>
-              </w:rPr>
-              <w:t>소비자가 정보를 꼼꼼히 확인해야 합니다</w:t>
-            </w:r>
-          </w:p>
-        </w:tc>
-      </w:tr>
-      <w:tr>
-        <w:tc>
-          <w:tcPr>
-            <w:tcW w:type="dxa" w:w="1531"/>
-            <w:shd w:val="clear" w:fill="EAF3EC"/>
-          </w:tcPr>
-          <w:p>
-            <w:r/>
-            <w:r>
-              <w:rPr>
-                <w:rFonts w:ascii="맑은 고딕" w:hAnsi="맑은 고딕" w:eastAsia="맑은 고딕"/>
-                <w:b/>
-                <w:color w:val="2F6B4F"/>
-                <w:sz w:val="17"/>
-              </w:rPr>
-              <w:t>실제로는</w:t>
-            </w:r>
-          </w:p>
-        </w:tc>
-        <w:tc>
-          <w:tcPr>
-            <w:tcW w:type="dxa" w:w="8107"/>
-          </w:tcPr>
-          <w:p>
-            <w:r/>
-            <w:r>
-              <w:rPr>
-                <w:rFonts w:ascii="맑은 고딕" w:hAnsi="맑은 고딕" w:eastAsia="맑은 고딕"/>
-                <w:b w:val="0"/>
-                <w:sz w:val="20"/>
-              </w:rPr>
-              <w:t>원래 기사는 기업이 정보를 투명하게 공개해야 한다고 했다</w:t>
-            </w:r>
-          </w:p>
-        </w:tc>
-      </w:tr>
-    </w:tbl>
-    <w:p>
-      <w:pPr>
-        <w:spacing w:after="120" w:line="336" w:lineRule="auto"/>
       </w:pPr>
     </w:p>
     <w:p>
@@ -3751,7 +4105,7 @@
           <w:color w:val="97401F"/>
           <w:sz w:val="23"/>
         </w:rPr>
-        <w:t>“이 일을 하는 사람이 누구지? 책임은 누구한테 있지?”</w:t>
+        <w:t>“이 이유가 아니었다면 결과가 달라졌을까? 작가가 댄 이유는 뭐였지?”</w:t>
       </w:r>
     </w:p>
     <w:p>
@@ -3774,7 +4128,7 @@
           <w:b w:val="0"/>
           <w:sz w:val="20"/>
         </w:rPr>
-        <w:t>⑪ 범위 이동과 헷갈리면 — 아예 다른 대상으로 옮겨 갔으면 ⑩, 같은 대상의 범위가 커졌으면 ⑪.</w:t>
+        <w:t>⑫와 헷갈리면 — 본문에 있는 결론의 이유만 바뀌었으면 ⑪, 결론 자체가 새로 생겼으면 ⑫.</w:t>
       </w:r>
     </w:p>
     <w:p>
@@ -3788,7 +4142,7 @@
           <w:color w:val="97401F"/>
           <w:sz w:val="27"/>
         </w:rPr>
-        <w:t>⑪ 범위 이동</w:t>
+        <w:t>⑫ 결론 얹기</w:t>
       </w:r>
     </w:p>
     <w:p>
@@ -3811,12 +4165,12 @@
           <w:b w:val="0"/>
           <w:sz w:val="20"/>
         </w:rPr>
-        <w:t>주장이 적용되는 대상의 범위를 옆으로 살짝 옮긴다. 넓히는 게 아니라 슬쩍 이동.</w:t>
+        <w:t>작가가 내리지 않은 결론을 작가의 결론처럼 붙인다. 대개 「그러므로 ~해야 한다」 형태다.</w:t>
       </w:r>
     </w:p>
     <w:p>
       <w:pPr>
-        <w:spacing w:after="120" w:line="336" w:lineRule="auto"/>
+        <w:spacing w:after="160" w:line="336" w:lineRule="auto"/>
         <w:ind w:left="227"/>
       </w:pPr>
       <w:r>
@@ -3834,351 +4188,7 @@
           <w:b w:val="0"/>
           <w:sz w:val="20"/>
         </w:rPr>
-        <w:t>「누구에 대한 / 무엇에 대한」 이야기인지를 본문과 대조한다. 본문은 '4번 유형'인데 정리는 '사람들', 본문은 '어린 시절'인데 정리는 '평생'.</w:t>
-      </w:r>
-    </w:p>
-    <w:p>
-      <w:pPr>
-        <w:spacing w:after="160" w:line="336" w:lineRule="auto"/>
-        <w:ind w:left="227"/>
-      </w:pPr>
-      <w:r>
-        <w:rPr>
-          <w:rFonts w:ascii="맑은 고딕" w:hAnsi="맑은 고딕" w:eastAsia="맑은 고딕"/>
-          <w:b/>
-          <w:color w:val="7A766C"/>
-          <w:sz w:val="18"/>
-        </w:rPr>
-        <w:t xml:space="preserve">왜 거짓인가  </w:t>
-      </w:r>
-      <w:r>
-        <w:rPr>
-          <w:rFonts w:ascii="맑은 고딕" w:hAnsi="맑은 고딕" w:eastAsia="맑은 고딕"/>
-          <w:b w:val="0"/>
-          <w:sz w:val="20"/>
-        </w:rPr>
-        <w:t>검증된 범위 밖으로 주장이 슬그머니 확장된다.</w:t>
-      </w:r>
-    </w:p>
-    <w:tbl>
-      <w:tblPr>
-        <w:tblStyle w:val="TableGrid"/>
-        <w:tblW w:type="auto" w:w="0"/>
-        <w:tblLook w:firstColumn="1" w:firstRow="1" w:lastColumn="0" w:lastRow="0" w:noHBand="0" w:noVBand="1" w:val="04A0"/>
-      </w:tblPr>
-      <w:tblGrid>
-        <w:gridCol w:w="4873"/>
-        <w:gridCol w:w="4873"/>
-      </w:tblGrid>
-      <w:tr>
-        <w:tc>
-          <w:tcPr>
-            <w:tcW w:type="dxa" w:w="1531"/>
-            <w:shd w:val="clear" w:fill="EAF3EC"/>
-          </w:tcPr>
-          <w:p>
-            <w:r/>
-            <w:r>
-              <w:rPr>
-                <w:rFonts w:ascii="맑은 고딕" w:hAnsi="맑은 고딕" w:eastAsia="맑은 고딕"/>
-                <w:b/>
-                <w:color w:val="2F6B4F"/>
-                <w:sz w:val="17"/>
-              </w:rPr>
-              <w:t>작가</w:t>
-            </w:r>
-          </w:p>
-        </w:tc>
-        <w:tc>
-          <w:tcPr>
-            <w:tcW w:type="dxa" w:w="8107"/>
-          </w:tcPr>
-          <w:p>
-            <w:r/>
-            <w:r>
-              <w:rPr>
-                <w:rFonts w:ascii="맑은 고딕" w:hAnsi="맑은 고딕" w:eastAsia="맑은 고딕"/>
-                <w:b w:val="0"/>
-                <w:sz w:val="20"/>
-              </w:rPr>
-              <w:t>4번 유형은 남과 다르다는 감각에서 자기를 확인한다</w:t>
-            </w:r>
-          </w:p>
-        </w:tc>
-      </w:tr>
-      <w:tr>
-        <w:tc>
-          <w:tcPr>
-            <w:tcW w:type="dxa" w:w="1531"/>
-            <w:shd w:val="clear" w:fill="FBEDEA"/>
-          </w:tcPr>
-          <w:p>
-            <w:r/>
-            <w:r>
-              <w:rPr>
-                <w:rFonts w:ascii="맑은 고딕" w:hAnsi="맑은 고딕" w:eastAsia="맑은 고딕"/>
-                <w:b/>
-                <w:color w:val="B5372B"/>
-                <w:sz w:val="17"/>
-              </w:rPr>
-              <w:t>정리</w:t>
-            </w:r>
-          </w:p>
-        </w:tc>
-        <w:tc>
-          <w:tcPr>
-            <w:tcW w:type="dxa" w:w="8107"/>
-          </w:tcPr>
-          <w:p>
-            <w:r/>
-            <w:r>
-              <w:rPr>
-                <w:rFonts w:ascii="맑은 고딕" w:hAnsi="맑은 고딕" w:eastAsia="맑은 고딕"/>
-                <w:b/>
-                <w:sz w:val="20"/>
-              </w:rPr>
-              <w:t>사람은 남과 다르다는 감각에서 자기를 확인한다</w:t>
-            </w:r>
-          </w:p>
-        </w:tc>
-      </w:tr>
-    </w:tbl>
-    <w:p>
-      <w:pPr>
-        <w:spacing w:after="120" w:line="336" w:lineRule="auto"/>
-      </w:pPr>
-    </w:p>
-    <w:p>
-      <w:pPr>
-        <w:spacing w:after="80" w:line="336" w:lineRule="auto"/>
-        <w:ind w:left="227"/>
-      </w:pPr>
-      <w:r>
-        <w:rPr>
-          <w:rFonts w:ascii="맑은 고딕" w:hAnsi="맑은 고딕" w:eastAsia="맑은 고딕"/>
-          <w:b/>
-          <w:color w:val="6B6A65"/>
-          <w:sz w:val="18"/>
-        </w:rPr>
-        <w:t>현실에서 같은 수법 — 연구 인용 기사 · 일반화하는 말 · 단톡방 소문</w:t>
-      </w:r>
-    </w:p>
-    <w:tbl>
-      <w:tblPr>
-        <w:tblStyle w:val="TableGrid"/>
-        <w:tblW w:type="auto" w:w="0"/>
-        <w:tblLook w:firstColumn="1" w:firstRow="1" w:lastColumn="0" w:lastRow="0" w:noHBand="0" w:noVBand="1" w:val="04A0"/>
-      </w:tblPr>
-      <w:tblGrid>
-        <w:gridCol w:w="4873"/>
-        <w:gridCol w:w="4873"/>
-      </w:tblGrid>
-      <w:tr>
-        <w:tc>
-          <w:tcPr>
-            <w:tcW w:type="dxa" w:w="1531"/>
-            <w:shd w:val="clear" w:fill="FBEDEA"/>
-          </w:tcPr>
-          <w:p>
-            <w:r/>
-            <w:r>
-              <w:rPr>
-                <w:rFonts w:ascii="맑은 고딕" w:hAnsi="맑은 고딕" w:eastAsia="맑은 고딕"/>
-                <w:b/>
-                <w:color w:val="B5372B"/>
-                <w:sz w:val="17"/>
-              </w:rPr>
-              <w:t>이렇게 말한다</w:t>
-            </w:r>
-          </w:p>
-        </w:tc>
-        <w:tc>
-          <w:tcPr>
-            <w:tcW w:type="dxa" w:w="8107"/>
-          </w:tcPr>
-          <w:p>
-            <w:r/>
-            <w:r>
-              <w:rPr>
-                <w:rFonts w:ascii="맑은 고딕" w:hAnsi="맑은 고딕" w:eastAsia="맑은 고딕"/>
-                <w:b/>
-                <w:sz w:val="20"/>
-              </w:rPr>
-              <w:t>이 방법은 효과가 확인되었습니다</w:t>
-            </w:r>
-          </w:p>
-        </w:tc>
-      </w:tr>
-      <w:tr>
-        <w:tc>
-          <w:tcPr>
-            <w:tcW w:type="dxa" w:w="1531"/>
-            <w:shd w:val="clear" w:fill="EAF3EC"/>
-          </w:tcPr>
-          <w:p>
-            <w:r/>
-            <w:r>
-              <w:rPr>
-                <w:rFonts w:ascii="맑은 고딕" w:hAnsi="맑은 고딕" w:eastAsia="맑은 고딕"/>
-                <w:b/>
-                <w:color w:val="2F6B4F"/>
-                <w:sz w:val="17"/>
-              </w:rPr>
-              <w:t>실제로는</w:t>
-            </w:r>
-          </w:p>
-        </w:tc>
-        <w:tc>
-          <w:tcPr>
-            <w:tcW w:type="dxa" w:w="8107"/>
-          </w:tcPr>
-          <w:p>
-            <w:r/>
-            <w:r>
-              <w:rPr>
-                <w:rFonts w:ascii="맑은 고딕" w:hAnsi="맑은 고딕" w:eastAsia="맑은 고딕"/>
-                <w:b w:val="0"/>
-                <w:sz w:val="20"/>
-              </w:rPr>
-              <w:t>원래 논문은 쥐에게서 효과를 확인했다고 적었다</w:t>
-            </w:r>
-          </w:p>
-        </w:tc>
-      </w:tr>
-    </w:tbl>
-    <w:p>
-      <w:pPr>
-        <w:spacing w:after="120" w:line="336" w:lineRule="auto"/>
-      </w:pPr>
-    </w:p>
-    <w:p>
-      <w:pPr>
-        <w:spacing w:after="160" w:line="336" w:lineRule="auto"/>
-        <w:ind w:left="227"/>
-      </w:pPr>
-      <w:r>
-        <w:rPr>
-          <w:rFonts w:ascii="맑은 고딕" w:hAnsi="맑은 고딕" w:eastAsia="맑은 고딕"/>
-          <w:b/>
-          <w:color w:val="6B6A65"/>
-          <w:sz w:val="17"/>
-        </w:rPr>
-        <w:t xml:space="preserve">되받아치는 질문   </w:t>
-      </w:r>
-      <w:r>
-        <w:rPr>
-          <w:rFonts w:ascii="맑은 고딕" w:hAnsi="맑은 고딕" w:eastAsia="맑은 고딕"/>
-          <w:b/>
-          <w:color w:val="97401F"/>
-          <w:sz w:val="23"/>
-        </w:rPr>
-        <w:t>“이건 원래 누구에 대한 이야기였지?”</w:t>
-      </w:r>
-    </w:p>
-    <w:p>
-      <w:pPr>
-        <w:spacing w:after="320" w:line="336" w:lineRule="auto"/>
-        <w:ind w:left="227"/>
-      </w:pPr>
-      <w:r>
-        <w:rPr>
-          <w:rFonts w:ascii="맑은 고딕" w:hAnsi="맑은 고딕" w:eastAsia="맑은 고딕"/>
-          <w:b/>
-          <w:color w:val="7A766C"/>
-          <w:sz w:val="18"/>
-        </w:rPr>
-        <w:t xml:space="preserve">헷갈리지 않기  </w:t>
-      </w:r>
-      <w:r>
-        <w:rPr>
-          <w:rFonts w:ascii="맑은 고딕" w:hAnsi="맑은 고딕" w:eastAsia="맑은 고딕"/>
-          <w:b w:val="0"/>
-          <w:sz w:val="20"/>
-        </w:rPr>
-        <w:t>⑩ 주체 바꾸기와 헷갈리면 — 같은 대상이 커진 것이면 ⑪, 다른 대상으로 옮겨 갔으면 ⑩.</w:t>
-      </w:r>
-    </w:p>
-    <w:p>
-      <w:pPr>
-        <w:spacing w:after="60" w:line="336" w:lineRule="auto"/>
-      </w:pPr>
-      <w:r>
-        <w:rPr>
-          <w:rFonts w:ascii="맑은 고딕" w:hAnsi="맑은 고딕" w:eastAsia="맑은 고딕"/>
-          <w:b/>
-          <w:color w:val="97401F"/>
-          <w:sz w:val="27"/>
-        </w:rPr>
-        <w:t>⑫ 결론 비약</w:t>
-      </w:r>
-    </w:p>
-    <w:p>
-      <w:pPr>
-        <w:spacing w:after="120" w:line="336" w:lineRule="auto"/>
-        <w:ind w:left="227"/>
-      </w:pPr>
-      <w:r>
-        <w:rPr>
-          <w:rFonts w:ascii="맑은 고딕" w:hAnsi="맑은 고딕" w:eastAsia="맑은 고딕"/>
-          <w:b/>
-          <w:color w:val="7A766C"/>
-          <w:sz w:val="18"/>
-        </w:rPr>
-        <w:t xml:space="preserve">정의  </w:t>
-      </w:r>
-      <w:r>
-        <w:rPr>
-          <w:rFonts w:ascii="맑은 고딕" w:hAnsi="맑은 고딕" w:eastAsia="맑은 고딕"/>
-          <w:b w:val="0"/>
-          <w:sz w:val="20"/>
-        </w:rPr>
-        <w:t>작가가 직접 내리지 않은 결론을 작가의 결론처럼 정리에 넣는다.</w:t>
-      </w:r>
-    </w:p>
-    <w:p>
-      <w:pPr>
-        <w:spacing w:after="120" w:line="336" w:lineRule="auto"/>
-        <w:ind w:left="227"/>
-      </w:pPr>
-      <w:r>
-        <w:rPr>
-          <w:rFonts w:ascii="맑은 고딕" w:hAnsi="맑은 고딕" w:eastAsia="맑은 고딕"/>
-          <w:b/>
-          <w:color w:val="7A766C"/>
-          <w:sz w:val="18"/>
-        </w:rPr>
-        <w:t xml:space="preserve">알아보는 법  </w:t>
-      </w:r>
-      <w:r>
-        <w:rPr>
-          <w:rFonts w:ascii="맑은 고딕" w:hAnsi="맑은 고딕" w:eastAsia="맑은 고딕"/>
-          <w:b w:val="0"/>
-          <w:sz w:val="20"/>
-        </w:rPr>
-        <w:t>정리의 결론 문장이 본문 어디에 명시돼 있는지 찾아본다. 못 찾으면 비약이다. 「그러므로 ~해야 한다 / 결국 ~이다」를 특히 의심한다.</w:t>
-      </w:r>
-    </w:p>
-    <w:p>
-      <w:pPr>
-        <w:spacing w:after="160" w:line="336" w:lineRule="auto"/>
-        <w:ind w:left="227"/>
-      </w:pPr>
-      <w:r>
-        <w:rPr>
-          <w:rFonts w:ascii="맑은 고딕" w:hAnsi="맑은 고딕" w:eastAsia="맑은 고딕"/>
-          <w:b/>
-          <w:color w:val="7A766C"/>
-          <w:sz w:val="18"/>
-        </w:rPr>
-        <w:t xml:space="preserve">왜 거짓인가  </w:t>
-      </w:r>
-      <w:r>
-        <w:rPr>
-          <w:rFonts w:ascii="맑은 고딕" w:hAnsi="맑은 고딕" w:eastAsia="맑은 고딕"/>
-          <w:b w:val="0"/>
-          <w:sz w:val="20"/>
-        </w:rPr>
-        <w:t>작가가 신중하게 멈춘 지점을 넘어가서, 작가에게 하지 않은 말을 시킨다. 그럴듯할수록 위험하다.</w:t>
+        <w:t>정리의 마지막 문장이 본문 어디에 적혀 있는지 찾는다. 못 찾으면 얹은 것이다.</w:t>
       </w:r>
     </w:p>
     <w:tbl>
@@ -4271,7 +4281,53 @@
     </w:p>
     <w:p>
       <w:pPr>
-        <w:spacing w:after="80" w:line="336" w:lineRule="auto"/>
+        <w:spacing w:after="120" w:line="336" w:lineRule="auto"/>
+        <w:ind w:left="227"/>
+      </w:pPr>
+      <w:r>
+        <w:rPr>
+          <w:rFonts w:ascii="맑은 고딕" w:hAnsi="맑은 고딕" w:eastAsia="맑은 고딕"/>
+          <w:b/>
+          <w:color w:val="7A766C"/>
+          <w:sz w:val="18"/>
+        </w:rPr>
+        <w:t xml:space="preserve">거짓말이 되는 선  </w:t>
+      </w:r>
+      <w:r>
+        <w:rPr>
+          <w:rFonts w:ascii="맑은 고딕" w:hAnsi="맑은 고딕" w:eastAsia="맑은 고딕"/>
+          <w:b w:val="0"/>
+          <w:sz w:val="20"/>
+        </w:rPr>
+        <w:t>새로 붙은 결론이 행동 지시일 때 거짓말. 내용 요약 한 줄이면 요약.</w:t>
+      </w:r>
+    </w:p>
+    <w:p>
+      <w:pPr>
+        <w:spacing w:after="120" w:line="336" w:lineRule="auto"/>
+        <w:ind w:left="227"/>
+      </w:pPr>
+      <w:r>
+        <w:rPr>
+          <w:rFonts w:ascii="맑은 고딕" w:hAnsi="맑은 고딕" w:eastAsia="맑은 고딕"/>
+          <w:b/>
+          <w:color w:val="7A766C"/>
+          <w:sz w:val="18"/>
+        </w:rPr>
+        <w:t xml:space="preserve">믿으면 벌어지는 일  </w:t>
+      </w:r>
+      <w:r>
+        <w:rPr>
+          <w:rFonts w:ascii="맑은 고딕" w:hAnsi="맑은 고딕" w:eastAsia="맑은 고딕"/>
+          <w:b w:val="0"/>
+          <w:sz w:val="20"/>
+        </w:rPr>
+        <w:t>자기 성격을 고쳐야 할 결함으로 취급한다. 책은 이해하라고 했지 고치라고 하지 않았다.</w:t>
+      </w:r>
+    </w:p>
+    <w:p>
+      <w:pPr>
+        <w:spacing w:after="60" w:line="336" w:lineRule="auto"/>
         <w:ind w:left="227"/>
       </w:pPr>
       <w:r>
@@ -4281,95 +4337,54 @@
           <w:color w:val="6B6A65"/>
           <w:sz w:val="18"/>
         </w:rPr>
-        <w:t>현실에서 같은 수법 — 기사 공유하며 덧붙일 때 · 훈계 · 독후감</w:t>
+        <w:t>글 읽을 때 만나는 자리</w:t>
       </w:r>
     </w:p>
-    <w:tbl>
-      <w:tblPr>
-        <w:tblStyle w:val="TableGrid"/>
-        <w:tblW w:type="auto" w:w="0"/>
-        <w:tblLook w:firstColumn="1" w:firstRow="1" w:lastColumn="0" w:lastRow="0" w:noHBand="0" w:noVBand="1" w:val="04A0"/>
-      </w:tblPr>
-      <w:tblGrid>
-        <w:gridCol w:w="4873"/>
-        <w:gridCol w:w="4873"/>
-      </w:tblGrid>
-      <w:tr>
-        <w:tc>
-          <w:tcPr>
-            <w:tcW w:type="dxa" w:w="1531"/>
-            <w:shd w:val="clear" w:fill="FBEDEA"/>
-          </w:tcPr>
-          <w:p>
-            <w:r/>
-            <w:r>
-              <w:rPr>
-                <w:rFonts w:ascii="맑은 고딕" w:hAnsi="맑은 고딕" w:eastAsia="맑은 고딕"/>
-                <w:b/>
-                <w:color w:val="B5372B"/>
-                <w:sz w:val="17"/>
-              </w:rPr>
-              <w:t>이렇게 말한다</w:t>
-            </w:r>
-          </w:p>
-        </w:tc>
-        <w:tc>
-          <w:tcPr>
-            <w:tcW w:type="dxa" w:w="8107"/>
-          </w:tcPr>
-          <w:p>
-            <w:r/>
-            <w:r>
-              <w:rPr>
-                <w:rFonts w:ascii="맑은 고딕" w:hAnsi="맑은 고딕" w:eastAsia="맑은 고딕"/>
-                <w:b/>
-                <w:sz w:val="20"/>
-              </w:rPr>
-              <w:t>라면 소비가 늘었대. 그러니까 요즘 애들이 건강을 안 챙기는 거지</w:t>
-            </w:r>
-          </w:p>
-        </w:tc>
-      </w:tr>
-      <w:tr>
-        <w:tc>
-          <w:tcPr>
-            <w:tcW w:type="dxa" w:w="1531"/>
-            <w:shd w:val="clear" w:fill="EAF3EC"/>
-          </w:tcPr>
-          <w:p>
-            <w:r/>
-            <w:r>
-              <w:rPr>
-                <w:rFonts w:ascii="맑은 고딕" w:hAnsi="맑은 고딕" w:eastAsia="맑은 고딕"/>
-                <w:b/>
-                <w:color w:val="2F6B4F"/>
-                <w:sz w:val="17"/>
-              </w:rPr>
-              <w:t>실제로는</w:t>
-            </w:r>
-          </w:p>
-        </w:tc>
-        <w:tc>
-          <w:tcPr>
-            <w:tcW w:type="dxa" w:w="8107"/>
-          </w:tcPr>
-          <w:p>
-            <w:r/>
-            <w:r>
-              <w:rPr>
-                <w:rFonts w:ascii="맑은 고딕" w:hAnsi="맑은 고딕" w:eastAsia="맑은 고딕"/>
-                <w:b w:val="0"/>
-                <w:sz w:val="20"/>
-              </w:rPr>
-              <w:t>기사는 소비가 늘었다는 데까지만 말했다. 뒷문장은 공유한 사람이 붙였다</w:t>
-            </w:r>
-          </w:p>
-        </w:tc>
-      </w:tr>
-    </w:tbl>
     <w:p>
       <w:pPr>
-        <w:spacing w:after="120" w:line="336" w:lineRule="auto"/>
+        <w:spacing w:after="60" w:line="336" w:lineRule="auto"/>
+        <w:ind w:left="397"/>
+      </w:pPr>
+      <w:r>
+        <w:rPr>
+          <w:rFonts w:ascii="맑은 고딕" w:hAnsi="맑은 고딕" w:eastAsia="맑은 고딕"/>
+          <w:b w:val="0"/>
+          <w:sz w:val="20"/>
+        </w:rPr>
+        <w:t>· 기사를 공유하며 덧붙이는 한 줄 — 기사는 사실까지만 말하고 판단은 공유한 사람이 붙였다</w:t>
+      </w:r>
+    </w:p>
+    <w:p>
+      <w:pPr>
+        <w:spacing w:after="60" w:line="336" w:lineRule="auto"/>
+        <w:ind w:left="397"/>
+      </w:pPr>
+      <w:r>
+        <w:rPr>
+          <w:rFonts w:ascii="맑은 고딕" w:hAnsi="맑은 고딕" w:eastAsia="맑은 고딕"/>
+          <w:b w:val="0"/>
+          <w:sz w:val="20"/>
+        </w:rPr>
+        <w:t>· 독후감의 마지막 문단 — 「그러므로 우리는 ~해야 한다」는 대개 책에 없는 문장이다</w:t>
+      </w:r>
+    </w:p>
+    <w:p>
+      <w:pPr>
+        <w:spacing w:after="60" w:line="336" w:lineRule="auto"/>
+        <w:ind w:left="397"/>
+      </w:pPr>
+      <w:r>
+        <w:rPr>
+          <w:rFonts w:ascii="맑은 고딕" w:hAnsi="맑은 고딕" w:eastAsia="맑은 고딕"/>
+          <w:b w:val="0"/>
+          <w:sz w:val="20"/>
+        </w:rPr>
+        <w:t>· 명언 카드 — 원래 맥락에 없던 교훈이 붙어서 돌아다닌다</w:t>
+      </w:r>
+    </w:p>
+    <w:p>
+      <w:pPr>
+        <w:spacing w:after="80" w:line="336" w:lineRule="auto"/>
       </w:pPr>
     </w:p>
     <w:p>
@@ -4393,7 +4408,7 @@
           <w:color w:val="97401F"/>
           <w:sz w:val="23"/>
         </w:rPr>
-        <w:t>“이 결론을 원래 말한 사람이 진짜로 말했나?”</w:t>
+        <w:t>“이 결론을 작가가 진짜로 말했나? 아니면 옮긴 사람이 붙였나?”</w:t>
       </w:r>
     </w:p>
     <w:p>
@@ -4416,7 +4431,7 @@
           <w:b w:val="0"/>
           <w:sz w:val="20"/>
         </w:rPr>
-        <w:t>⑨ 근거 바꿔치기와 헷갈리면 — 본문에 있던 결론의 이유만 바뀌었으면 ⑨, 결론 자체가 새로 생겼으면 ⑫.</w:t>
+        <w:t>⑪과 헷갈리면 — 본문에 있는 결론의 이유만 바뀌었으면 ⑪, 결론 자체가 새로 생겼으면 ⑫.</w:t>
       </w:r>
     </w:p>
     <w:p>
@@ -4426,7 +4441,7 @@
     </w:p>
     <w:p>
       <w:pPr>
-        <w:spacing w:after="80" w:line="336" w:lineRule="auto"/>
+        <w:spacing w:after="120" w:line="336" w:lineRule="auto"/>
       </w:pPr>
       <w:r>
         <w:rPr>
@@ -4434,21 +4449,107 @@
           <w:b/>
           <w:sz w:val="34"/>
         </w:rPr>
-        <w:t>거짓말을 만들 때의 규칙</w:t>
+        <w:t>문제를 만드는 규칙</w:t>
       </w:r>
     </w:p>
     <w:p>
       <w:pPr>
-        <w:spacing w:after="200" w:line="336" w:lineRule="auto"/>
-      </w:pPr>
+        <w:spacing w:after="100" w:line="336" w:lineRule="auto"/>
+      </w:pPr>
+      <w:r>
+        <w:rPr>
+          <w:rFonts w:ascii="맑은 고딕" w:hAnsi="맑은 고딕" w:eastAsia="맑은 고딕"/>
+          <w:b/>
+          <w:sz w:val="24"/>
+        </w:rPr>
+        <w:t>통과 기준 — 거짓 문장 하나 만들 때마다 검사한다.</w:t>
+      </w:r>
+    </w:p>
+    <w:p>
+      <w:pPr>
+        <w:spacing w:after="120" w:line="336" w:lineRule="auto"/>
+        <w:ind w:left="227"/>
+      </w:pPr>
+      <w:r>
+        <w:rPr>
+          <w:rFonts w:ascii="맑은 고딕" w:hAnsi="맑은 고딕" w:eastAsia="맑은 고딕"/>
+          <w:b/>
+          <w:color w:val="7A766C"/>
+          <w:sz w:val="18"/>
+        </w:rPr>
+        <w:t xml:space="preserve">행동 테스트  </w:t>
+      </w:r>
       <w:r>
         <w:rPr>
           <w:rFonts w:ascii="맑은 고딕" w:hAnsi="맑은 고딕" w:eastAsia="맑은 고딕"/>
           <w:b w:val="0"/>
-          <w:color w:val="6B6A65"/>
           <w:sz w:val="20"/>
         </w:rPr>
-        <w:t>AI가 요약문에 거짓말을 심을 때 지키는 규칙입니다. 사람이 직접 문제를 낼 때도 같습니다.</w:t>
+        <w:t>「이 문장을 믿은 사람이 ○○하는 장면」을 한 줄로 써 본다. 안 써지면 거짓말이 아니라 요약이다.</w:t>
+      </w:r>
+    </w:p>
+    <w:p>
+      <w:pPr>
+        <w:spacing w:after="120" w:line="336" w:lineRule="auto"/>
+        <w:ind w:left="227"/>
+      </w:pPr>
+      <w:r>
+        <w:rPr>
+          <w:rFonts w:ascii="맑은 고딕" w:hAnsi="맑은 고딕" w:eastAsia="맑은 고딕"/>
+          <w:b/>
+          <w:color w:val="7A766C"/>
+          <w:sz w:val="18"/>
+        </w:rPr>
+        <w:t xml:space="preserve">방향 테스트  </w:t>
+      </w:r>
+      <w:r>
+        <w:rPr>
+          <w:rFonts w:ascii="맑은 고딕" w:hAnsi="맑은 고딕" w:eastAsia="맑은 고딕"/>
+          <w:b w:val="0"/>
+          <w:sz w:val="20"/>
+        </w:rPr>
+        <w:t>이 거짓말로 누가 좋아 보이거나, 누가 오해받거나, 무언가를 하게 되는가. 방향 없는 왜곡은 훈련용 거짓말이 아니다.</w:t>
+      </w:r>
+    </w:p>
+    <w:p>
+      <w:pPr>
+        <w:spacing w:after="120" w:line="336" w:lineRule="auto"/>
+        <w:ind w:left="227"/>
+      </w:pPr>
+      <w:r>
+        <w:rPr>
+          <w:rFonts w:ascii="맑은 고딕" w:hAnsi="맑은 고딕" w:eastAsia="맑은 고딕"/>
+          <w:b/>
+          <w:color w:val="7A766C"/>
+          <w:sz w:val="18"/>
+        </w:rPr>
+        <w:t xml:space="preserve">빠져나가기 테스트  </w:t>
+      </w:r>
+      <w:r>
+        <w:rPr>
+          <w:rFonts w:ascii="맑은 고딕" w:hAnsi="맑은 고딕" w:eastAsia="맑은 고딕"/>
+          <w:b w:val="0"/>
+          <w:sz w:val="20"/>
+        </w:rPr>
+        <w:t>걸렸을 때 「나는 거짓말한 적 없는데?」라고 우길 수 있어야 한다. 못 우기면 너무 큰 덩어리 문제다.</w:t>
+      </w:r>
+    </w:p>
+    <w:p>
+      <w:pPr>
+        <w:spacing w:after="120" w:line="336" w:lineRule="auto"/>
+      </w:pPr>
+    </w:p>
+    <w:p>
+      <w:pPr>
+        <w:spacing w:after="100" w:line="336" w:lineRule="auto"/>
+      </w:pPr>
+      <w:r>
+        <w:rPr>
+          <w:rFonts w:ascii="맑은 고딕" w:hAnsi="맑은 고딕" w:eastAsia="맑은 고딕"/>
+          <w:b/>
+          <w:sz w:val="24"/>
+        </w:rPr>
+        <w:t>출제 규칙</w:t>
       </w:r>
     </w:p>
     <w:p>
@@ -4490,7 +4591,7 @@
           <w:b w:val="0"/>
           <w:sz w:val="21"/>
         </w:rPr>
-        <w:t>3. 바꾸지 않은 부분은 본문에 나온 표현 그대로. 새 단어·새 개념 등장 금지.</w:t>
+        <w:t>3. 손대지 않은 부분은 본문 표현 그대로. 새 단어·새 개념 등장 금지.</w:t>
       </w:r>
     </w:p>
     <w:p>
@@ -4504,7 +4605,7 @@
           <w:b w:val="0"/>
           <w:sz w:val="21"/>
         </w:rPr>
-        <w:t>4. 극단 단어(모든/항상/절대/전혀) 금지. ② 수량 부풀리기도 “대체로/자주/흔히”까지만.</w:t>
+        <w:t>4. 극단 단어(모든·항상·절대·전혀) 금지. ②도 「대체로/자주/흔히」까지만.</w:t>
       </w:r>
     </w:p>
     <w:p>
@@ -4532,7 +4633,7 @@
           <w:b w:val="0"/>
           <w:sz w:val="21"/>
         </w:rPr>
-        <w:t>6. 참 문장 최소 2개에 “~일 수 있다”, “~할 때”, “~보다”를 미끼로 남긴다. 이게 없으면 학생이 “조심스러운 표현이 없는 문장이 거짓말”이라는 요령만으로 다 찍는다.</w:t>
+        <w:t>6. 참 문장 최소 2개에 「~일 수 있다」 「~할 때」 「~보다」를 미끼로 남긴다. 이게 없으면 「조심스러운 표현이 없는 문장이 거짓말」이라는 요령만으로 다 찍힌다.</w:t>
       </w:r>
     </w:p>
     <w:p>
@@ -4560,13 +4661,210 @@
           <w:b w:val="0"/>
           <w:sz w:val="21"/>
         </w:rPr>
-        <w:t>8. 힌트는 정답을 알려주지 않는다. 1단계는 무엇을 대조할지, 2단계는 위치 범위, 3단계는 스스로 던질 질문.</w:t>
+        <w:t>8. 거짓말은 정의문이 아니라 아래 세 종류에만 심는다. 반전문(「A처럼 보이지만 실제 B다」) · 예측문(「이러면 이렇게 된다」) · 라벨문(학생이 자기나 친구에게 붙일 문장). 정의문·설명문에 심으면 학생이 「그건 거짓말 아닌데요」라고 한다.</w:t>
       </w:r>
     </w:p>
     <w:p>
       <w:pPr>
+        <w:spacing w:after="120" w:line="336" w:lineRule="auto"/>
+      </w:pPr>
+    </w:p>
+    <w:p>
+      <w:pPr>
         <w:spacing w:after="100" w:line="336" w:lineRule="auto"/>
+      </w:pPr>
+      <w:r>
+        <w:rPr>
+          <w:rFonts w:ascii="맑은 고딕" w:hAnsi="맑은 고딕" w:eastAsia="맑은 고딕"/>
+          <w:b/>
+          <w:sz w:val="24"/>
+        </w:rPr>
+        <w:t>힌트 3단계</w:t>
+      </w:r>
+    </w:p>
+    <w:p>
+      <w:pPr>
+        <w:spacing w:after="120" w:line="336" w:lineRule="auto"/>
         <w:ind w:left="227"/>
+      </w:pPr>
+      <w:r>
+        <w:rPr>
+          <w:rFonts w:ascii="맑은 고딕" w:hAnsi="맑은 고딕" w:eastAsia="맑은 고딕"/>
+          <w:b/>
+          <w:color w:val="7A766C"/>
+          <w:sz w:val="18"/>
+        </w:rPr>
+        <w:t xml:space="preserve">1단계  </w:t>
+      </w:r>
+      <w:r>
+        <w:rPr>
+          <w:rFonts w:ascii="맑은 고딕" w:hAnsi="맑은 고딕" w:eastAsia="맑은 고딕"/>
+          <w:b w:val="0"/>
+          <w:sz w:val="20"/>
+        </w:rPr>
+        <w:t>네 질문 중 어느 것이 걸리는지만 알려 준다 (군까지)</w:t>
+      </w:r>
+    </w:p>
+    <w:p>
+      <w:pPr>
+        <w:spacing w:after="120" w:line="336" w:lineRule="auto"/>
+        <w:ind w:left="227"/>
+      </w:pPr>
+      <w:r>
+        <w:rPr>
+          <w:rFonts w:ascii="맑은 고딕" w:hAnsi="맑은 고딕" w:eastAsia="맑은 고딕"/>
+          <w:b/>
+          <w:color w:val="7A766C"/>
+          <w:sz w:val="18"/>
+        </w:rPr>
+        <w:t xml:space="preserve">2단계  </w:t>
+      </w:r>
+      <w:r>
+        <w:rPr>
+          <w:rFonts w:ascii="맑은 고딕" w:hAnsi="맑은 고딕" w:eastAsia="맑은 고딕"/>
+          <w:b w:val="0"/>
+          <w:sz w:val="20"/>
+        </w:rPr>
+        <w:t>위치 범위 (몇 번째 문장 근처)</w:t>
+      </w:r>
+    </w:p>
+    <w:p>
+      <w:pPr>
+        <w:spacing w:after="120" w:line="336" w:lineRule="auto"/>
+        <w:ind w:left="227"/>
+      </w:pPr>
+      <w:r>
+        <w:rPr>
+          <w:rFonts w:ascii="맑은 고딕" w:hAnsi="맑은 고딕" w:eastAsia="맑은 고딕"/>
+          <w:b/>
+          <w:color w:val="7A766C"/>
+          <w:sz w:val="18"/>
+        </w:rPr>
+        <w:t xml:space="preserve">3단계  </w:t>
+      </w:r>
+      <w:r>
+        <w:rPr>
+          <w:rFonts w:ascii="맑은 고딕" w:hAnsi="맑은 고딕" w:eastAsia="맑은 고딕"/>
+          <w:b w:val="0"/>
+          <w:sz w:val="20"/>
+        </w:rPr>
+        <w:t>해당 유형의 되받아치는 질문</w:t>
+      </w:r>
+    </w:p>
+    <w:p>
+      <w:pPr>
+        <w:spacing w:after="120" w:line="336" w:lineRule="auto"/>
+      </w:pPr>
+    </w:p>
+    <w:p>
+      <w:pPr>
+        <w:spacing w:after="100" w:line="336" w:lineRule="auto"/>
+      </w:pPr>
+      <w:r>
+        <w:rPr>
+          <w:rFonts w:ascii="맑은 고딕" w:hAnsi="맑은 고딕" w:eastAsia="맑은 고딕"/>
+          <w:b/>
+          <w:sz w:val="24"/>
+        </w:rPr>
+        <w:t>정답 카드에 반드시 넣을 두 줄</w:t>
+      </w:r>
+    </w:p>
+    <w:p>
+      <w:pPr>
+        <w:spacing w:after="120" w:line="336" w:lineRule="auto"/>
+        <w:ind w:left="227"/>
+      </w:pPr>
+      <w:r>
+        <w:rPr>
+          <w:rFonts w:ascii="맑은 고딕" w:hAnsi="맑은 고딕" w:eastAsia="맑은 고딕"/>
+          <w:b/>
+          <w:color w:val="7A766C"/>
+          <w:sz w:val="18"/>
+        </w:rPr>
+        <w:t xml:space="preserve">믿으면 벌어지는 일  </w:t>
+      </w:r>
+      <w:r>
+        <w:rPr>
+          <w:rFonts w:ascii="맑은 고딕" w:hAnsi="맑은 고딕" w:eastAsia="맑은 고딕"/>
+          <w:b w:val="0"/>
+          <w:sz w:val="20"/>
+        </w:rPr>
+        <w:t>이게 있어야 「이게 왜 거짓말이냐」는 반발이 사라진다</w:t>
+      </w:r>
+    </w:p>
+    <w:p>
+      <w:pPr>
+        <w:spacing w:after="120" w:line="336" w:lineRule="auto"/>
+        <w:ind w:left="227"/>
+      </w:pPr>
+      <w:r>
+        <w:rPr>
+          <w:rFonts w:ascii="맑은 고딕" w:hAnsi="맑은 고딕" w:eastAsia="맑은 고딕"/>
+          <w:b/>
+          <w:color w:val="7A766C"/>
+          <w:sz w:val="18"/>
+        </w:rPr>
+        <w:t xml:space="preserve">글 읽을 때 만나는 자리  </w:t>
+      </w:r>
+      <w:r>
+        <w:rPr>
+          <w:rFonts w:ascii="맑은 고딕" w:hAnsi="맑은 고딕" w:eastAsia="맑은 고딕"/>
+          <w:b w:val="0"/>
+          <w:sz w:val="20"/>
+        </w:rPr>
+        <w:t>책 안에서 끝나면 훈련이 되지 않는다</w:t>
+      </w:r>
+    </w:p>
+    <w:p>
+      <w:pPr>
+        <w:spacing w:after="200" w:line="336" w:lineRule="auto"/>
+      </w:pPr>
+    </w:p>
+    <w:p>
+      <w:pPr>
+        <w:spacing w:after="80" w:line="336" w:lineRule="auto"/>
+      </w:pPr>
+      <w:r>
+        <w:rPr>
+          <w:rFonts w:ascii="맑은 고딕" w:hAnsi="맑은 고딕" w:eastAsia="맑은 고딕"/>
+          <w:b/>
+          <w:sz w:val="28"/>
+        </w:rPr>
+        <w:t>마지막 질문</w:t>
+      </w:r>
+    </w:p>
+    <w:p>
+      <w:pPr>
+        <w:spacing w:after="80" w:line="336" w:lineRule="auto"/>
+      </w:pPr>
+      <w:r>
+        <w:rPr>
+          <w:rFonts w:ascii="맑은 고딕" w:hAnsi="맑은 고딕" w:eastAsia="맑은 고딕"/>
+          <w:b w:val="0"/>
+          <w:color w:val="6B6A65"/>
+          <w:sz w:val="21"/>
+        </w:rPr>
+        <w:t>정답을 공개한 뒤 항상 이것을 묻습니다.</w:t>
+      </w:r>
+    </w:p>
+    <w:p>
+      <w:pPr>
+        <w:spacing w:after="120" w:line="336" w:lineRule="auto"/>
+        <w:ind w:left="227"/>
+      </w:pPr>
+      <w:r>
+        <w:rPr>
+          <w:rFonts w:ascii="맑은 고딕" w:hAnsi="맑은 고딕" w:eastAsia="맑은 고딕"/>
+          <w:b/>
+          <w:color w:val="1B1A17"/>
+          <w:sz w:val="26"/>
+        </w:rPr>
+        <w:t>“네가 이 책을 요약한다면, 어느 자리에서 똑같이 실수할 것 같니?”</w:t>
+      </w:r>
+    </w:p>
+    <w:p>
+      <w:pPr>
+        <w:spacing w:after="120" w:line="336" w:lineRule="auto"/>
       </w:pPr>
       <w:r>
         <w:rPr>
@@ -4574,7 +4872,7 @@
           <w:b w:val="0"/>
           <w:sz w:val="21"/>
         </w:rPr>
-        <w:t>9. 정답 카드에는 같은 수법을 현실에서 마주치는 장면을 한 줄 함께 적는다. 책 안에서만 끝나면 훈련이 되지 않는다.</w:t>
+        <w:t>거짓말을 찾아내는 것보다 중요한 건, 자기가 쓰는 요약에도 같은 일이 일어난다는 걸 아는 것입니다.</w:t>
       </w:r>
     </w:p>
     <w:sectPr>
